--- a/PROJECT_REPORT_SIT_NAGPUR.docx
+++ b/PROJECT_REPORT_SIT_NAGPUR.docx
@@ -4,132 +4,125 @@
   <w:body>
     <w:p>
       <w:pPr>
-        <w:spacing w:before="600" w:after="80"/>
+        <w:spacing w:before="720" w:after="120"/>
         <w:jc w:val="center"/>
       </w:pPr>
       <w:r>
         <w:rPr>
           <w:b/>
+          <w:color w:val="C00000"/>
           <w:sz w:val="32"/>
         </w:rPr>
-        <w:t>SYMBIOSIS INSTITUTE OF TECHNOLOGY, NAGPUR</w:t>
+        <w:t>Symbiosis Institute of Technology, Nagpur</w:t>
         <w:br/>
       </w:r>
-      <w:r>
-        <w:rPr>
-          <w:color w:val="475569"/>
-          <w:sz w:val="26"/>
-        </w:rPr>
-        <w:t>Symbiosis International (Deemed University), Pune</w:t>
+    </w:p>
+    <w:p>
+      <w:pPr>
+        <w:spacing w:after="800"/>
+        <w:jc w:val="center"/>
+      </w:pPr>
+      <w:r>
+        <w:rPr>
+          <w:color w:val="0F172A"/>
+          <w:sz w:val="24"/>
+        </w:rPr>
+        <w:t>Bachelor of Technology</w:t>
+        <w:br/>
+        <w:t>in</w:t>
+        <w:br/>
+        <w:t>Computer Science and Engineering</w:t>
+      </w:r>
+    </w:p>
+    <w:p>
+      <w:pPr>
+        <w:spacing w:after="900"/>
+        <w:jc w:val="center"/>
+      </w:pPr>
+      <w:r>
+        <w:rPr>
+          <w:b/>
+          <w:color w:val="0F172A"/>
+          <w:sz w:val="30"/>
+        </w:rPr>
+        <w:t>“Explainable Machine Learning Approaches for State of Health</w:t>
+        <w:br/>
+        <w:t>Estimation of Lithium-Ion Batteries”</w:t>
+      </w:r>
+    </w:p>
+    <w:p>
+      <w:pPr>
+        <w:spacing w:after="120"/>
+        <w:jc w:val="center"/>
+      </w:pPr>
+      <w:r>
+        <w:rPr>
+          <w:i w:val="0"/>
+          <w:sz w:val="22"/>
+        </w:rPr>
+        <w:t>Submitted by</w:t>
+        <w:br/>
+      </w:r>
+    </w:p>
+    <w:p>
+      <w:pPr>
+        <w:spacing w:after="480"/>
+        <w:jc w:val="center"/>
+      </w:pPr>
+      <w:r>
+        <w:rPr>
+          <w:color w:val="0F172A"/>
+          <w:sz w:val="23"/>
+        </w:rPr>
+        <w:t>SHLOK VIJ</w:t>
+        <w:br/>
+        <w:t>PRN: 230705211143</w:t>
         <w:br/>
         <w:br/>
+        <w:t>Semester: VII Section: B</w:t>
+        <w:br/>
+        <w:br/>
+        <w:t>Course: Data Science Group A (CA-3)</w:t>
       </w:r>
     </w:p>
     <w:p>
       <w:pPr>
-        <w:spacing w:after="240"/>
+        <w:spacing w:after="80"/>
         <w:jc w:val="center"/>
       </w:pPr>
       <w:r>
         <w:rPr>
-          <w:b/>
-          <w:color w:val="1E293B"/>
-          <w:sz w:val="28"/>
-        </w:rPr>
-        <w:t>DATA SCIENCE</w:t>
-        <w:br/>
-        <w:t>CONTINUOUS ASSESSMENT - 3 (CA-3)</w:t>
-        <w:br/>
-        <w:t>MINI PROJECT REPORT</w:t>
-        <w:br/>
+          <w:sz w:val="22"/>
+        </w:rPr>
+        <w:t>Guide</w:t>
         <w:br/>
       </w:r>
     </w:p>
     <w:p>
       <w:pPr>
-        <w:spacing w:after="600"/>
+        <w:spacing w:after="800"/>
         <w:jc w:val="center"/>
       </w:pPr>
       <w:r>
         <w:rPr>
-          <w:b/>
           <w:color w:val="0F172A"/>
-          <w:sz w:val="32"/>
-        </w:rPr>
-        <w:t>“EXPLAINABLE MACHINE LEARNING APPROACHES FOR STATE OF HEALTH ESTIMATION OF LITHIUM-ION BATTERIES”</w:t>
-        <w:br/>
-      </w:r>
-    </w:p>
-    <w:p>
-      <w:pPr>
-        <w:spacing w:after="80"/>
-        <w:jc w:val="center"/>
-      </w:pPr>
-      <w:r>
-        <w:rPr>
-          <w:i/>
-          <w:sz w:val="22"/>
-        </w:rPr>
-        <w:t>Submitted by</w:t>
-        <w:br/>
-      </w:r>
-    </w:p>
-    <w:p>
-      <w:pPr>
-        <w:spacing w:after="400"/>
-        <w:jc w:val="center"/>
-      </w:pPr>
-      <w:r>
-        <w:rPr>
-          <w:b/>
-          <w:sz w:val="26"/>
-        </w:rPr>
-        <w:t>SHLOK VIJ</w:t>
-        <w:br/>
-      </w:r>
-      <w:r>
-        <w:rPr>
           <w:sz w:val="23"/>
-        </w:rPr>
-        <w:t>PRN: 230705211143</w:t>
-        <w:br/>
-        <w:t>Semester: VII | Section: B</w:t>
-        <w:br/>
-        <w:t>Course: Data Science Group A</w:t>
-        <w:br/>
-      </w:r>
-    </w:p>
-    <w:p>
-      <w:pPr>
-        <w:spacing w:after="80"/>
-        <w:jc w:val="center"/>
-      </w:pPr>
-      <w:r>
-        <w:rPr>
-          <w:i/>
-          <w:sz w:val="22"/>
-        </w:rPr>
-        <w:t>Submitted to</w:t>
-        <w:br/>
-      </w:r>
-    </w:p>
-    <w:p>
-      <w:pPr>
-        <w:spacing w:after="600"/>
-        <w:jc w:val="center"/>
-      </w:pPr>
-      <w:r>
-        <w:rPr>
-          <w:b/>
-          <w:sz w:val="24"/>
         </w:rPr>
         <w:t>Dr. Smita Singh, PhD</w:t>
         <w:br/>
         <w:t>Associate Professor</w:t>
-        <w:br/>
-        <w:t>Department of Computer Science and Engineering</w:t>
-        <w:br/>
-        <w:t>Symbiosis Institute of Technology, Nagpur</w:t>
+      </w:r>
+    </w:p>
+    <w:p>
+      <w:pPr>
+        <w:spacing w:after="240"/>
+        <w:jc w:val="center"/>
+      </w:pPr>
+      <w:r>
+        <w:rPr>
+          <w:sz w:val="22"/>
+        </w:rPr>
+        <w:t>September 2026</w:t>
         <w:br/>
         <w:br/>
       </w:r>
@@ -141,12 +134,11 @@
       </w:pPr>
       <w:r>
         <w:rPr>
-          <w:color w:val="475569"/>
-          <w:sz w:val="22"/>
-        </w:rPr>
-        <w:t>Date of Submission: 26 September 2026</w:t>
-        <w:br/>
-        <w:t>Academic Year: 2026–2027</w:t>
+          <w:b/>
+          <w:color w:val="C00000"/>
+          <w:sz w:val="26"/>
+        </w:rPr>
+        <w:t>Symbiosis International (Deemed University), Pune</w:t>
       </w:r>
     </w:p>
     <w:p>
@@ -156,14 +148,1642 @@
     </w:p>
     <w:p>
       <w:pPr>
+        <w:spacing w:before="240" w:after="360"/>
+        <w:jc w:val="center"/>
+      </w:pPr>
+      <w:r>
+        <w:rPr>
+          <w:b/>
+          <w:sz w:val="32"/>
+        </w:rPr>
+        <w:t>CONTENTS</w:t>
+      </w:r>
+    </w:p>
+    <w:p>
+      <w:pPr>
+        <w:spacing w:after="40" w:line="276" w:lineRule="auto"/>
+      </w:pPr>
+      <w:r>
+        <w:rPr>
+          <w:b/>
+          <w:sz w:val="21"/>
+        </w:rPr>
+        <w:t>1. Title Page</w:t>
+      </w:r>
+      <w:r>
+        <w:rPr>
+          <w:color w:val="94A3B8"/>
+          <w:sz w:val="20"/>
+        </w:rPr>
+        <w:t xml:space="preserve"> ............................................................. </w:t>
+      </w:r>
+      <w:r>
+        <w:rPr>
+          <w:b/>
+          <w:sz w:val="21"/>
+        </w:rPr>
+        <w:t>1</w:t>
+      </w:r>
+    </w:p>
+    <w:p>
+      <w:pPr>
+        <w:spacing w:after="40" w:line="276" w:lineRule="auto"/>
+      </w:pPr>
+      <w:r>
+        <w:rPr>
+          <w:b/>
+          <w:sz w:val="21"/>
+        </w:rPr>
+        <w:t>2. Abstract</w:t>
+      </w:r>
+      <w:r>
+        <w:rPr>
+          <w:color w:val="94A3B8"/>
+          <w:sz w:val="20"/>
+        </w:rPr>
+        <w:t xml:space="preserve"> ............................................................... </w:t>
+      </w:r>
+      <w:r>
+        <w:rPr>
+          <w:b/>
+          <w:sz w:val="21"/>
+        </w:rPr>
+        <w:t>3</w:t>
+      </w:r>
+    </w:p>
+    <w:p>
+      <w:pPr>
+        <w:spacing w:after="40" w:line="276" w:lineRule="auto"/>
+      </w:pPr>
+      <w:r>
+        <w:rPr>
+          <w:b/>
+          <w:sz w:val="21"/>
+        </w:rPr>
+        <w:t>3. Keywords</w:t>
+      </w:r>
+      <w:r>
+        <w:rPr>
+          <w:color w:val="94A3B8"/>
+          <w:sz w:val="20"/>
+        </w:rPr>
+        <w:t xml:space="preserve"> ............................................................... </w:t>
+      </w:r>
+      <w:r>
+        <w:rPr>
+          <w:b/>
+          <w:sz w:val="21"/>
+        </w:rPr>
+        <w:t>3</w:t>
+      </w:r>
+    </w:p>
+    <w:p>
+      <w:pPr>
+        <w:spacing w:after="40" w:line="276" w:lineRule="auto"/>
+      </w:pPr>
+      <w:r>
+        <w:rPr>
+          <w:b/>
+          <w:sz w:val="21"/>
+        </w:rPr>
+        <w:t>4. Introduction</w:t>
+      </w:r>
+      <w:r>
+        <w:rPr>
+          <w:color w:val="94A3B8"/>
+          <w:sz w:val="20"/>
+        </w:rPr>
+        <w:t xml:space="preserve"> ........................................................... </w:t>
+      </w:r>
+      <w:r>
+        <w:rPr>
+          <w:b/>
+          <w:sz w:val="21"/>
+        </w:rPr>
+        <w:t>4</w:t>
+      </w:r>
+    </w:p>
+    <w:p>
+      <w:pPr>
+        <w:spacing w:after="40" w:line="276" w:lineRule="auto"/>
+      </w:pPr>
+      <w:r>
+        <w:rPr>
+          <w:sz w:val="21"/>
+        </w:rPr>
+        <w:t xml:space="preserve">    4.1 Background</w:t>
+      </w:r>
+      <w:r>
+        <w:rPr>
+          <w:color w:val="94A3B8"/>
+          <w:sz w:val="20"/>
+        </w:rPr>
+        <w:t xml:space="preserve"> ........................................................ </w:t>
+      </w:r>
+      <w:r>
+        <w:rPr>
+          <w:b/>
+          <w:sz w:val="21"/>
+        </w:rPr>
+        <w:t>4</w:t>
+      </w:r>
+    </w:p>
+    <w:p>
+      <w:pPr>
+        <w:spacing w:after="40" w:line="276" w:lineRule="auto"/>
+      </w:pPr>
+      <w:r>
+        <w:rPr>
+          <w:sz w:val="21"/>
+        </w:rPr>
+        <w:t xml:space="preserve">    4.2 Battery State of Health</w:t>
+      </w:r>
+      <w:r>
+        <w:rPr>
+          <w:color w:val="94A3B8"/>
+          <w:sz w:val="20"/>
+        </w:rPr>
+        <w:t xml:space="preserve"> ........................................... </w:t>
+      </w:r>
+      <w:r>
+        <w:rPr>
+          <w:b/>
+          <w:sz w:val="21"/>
+        </w:rPr>
+        <w:t>4</w:t>
+      </w:r>
+    </w:p>
+    <w:p>
+      <w:pPr>
+        <w:spacing w:after="40" w:line="276" w:lineRule="auto"/>
+      </w:pPr>
+      <w:r>
+        <w:rPr>
+          <w:sz w:val="21"/>
+        </w:rPr>
+        <w:t xml:space="preserve">    4.3 Randomized Battery Usage</w:t>
+      </w:r>
+      <w:r>
+        <w:rPr>
+          <w:color w:val="94A3B8"/>
+          <w:sz w:val="20"/>
+        </w:rPr>
+        <w:t xml:space="preserve"> .......................................... </w:t>
+      </w:r>
+      <w:r>
+        <w:rPr>
+          <w:b/>
+          <w:sz w:val="21"/>
+        </w:rPr>
+        <w:t>5</w:t>
+      </w:r>
+    </w:p>
+    <w:p>
+      <w:pPr>
+        <w:spacing w:after="40" w:line="276" w:lineRule="auto"/>
+      </w:pPr>
+      <w:r>
+        <w:rPr>
+          <w:sz w:val="21"/>
+        </w:rPr>
+        <w:t xml:space="preserve">    4.4 Motivation</w:t>
+      </w:r>
+      <w:r>
+        <w:rPr>
+          <w:color w:val="94A3B8"/>
+          <w:sz w:val="20"/>
+        </w:rPr>
+        <w:t xml:space="preserve"> ........................................................ </w:t>
+      </w:r>
+      <w:r>
+        <w:rPr>
+          <w:b/>
+          <w:sz w:val="21"/>
+        </w:rPr>
+        <w:t>5</w:t>
+      </w:r>
+    </w:p>
+    <w:p>
+      <w:pPr>
+        <w:spacing w:after="40" w:line="276" w:lineRule="auto"/>
+      </w:pPr>
+      <w:r>
+        <w:rPr>
+          <w:sz w:val="21"/>
+        </w:rPr>
+        <w:t xml:space="preserve">    4.5 Problem Statement</w:t>
+      </w:r>
+      <w:r>
+        <w:rPr>
+          <w:color w:val="94A3B8"/>
+          <w:sz w:val="20"/>
+        </w:rPr>
+        <w:t xml:space="preserve"> ................................................. </w:t>
+      </w:r>
+      <w:r>
+        <w:rPr>
+          <w:b/>
+          <w:sz w:val="21"/>
+        </w:rPr>
+        <w:t>5</w:t>
+      </w:r>
+    </w:p>
+    <w:p>
+      <w:pPr>
+        <w:spacing w:after="40" w:line="276" w:lineRule="auto"/>
+      </w:pPr>
+      <w:r>
+        <w:rPr>
+          <w:sz w:val="21"/>
+        </w:rPr>
+        <w:t xml:space="preserve">    4.6 Objectives of the Project</w:t>
+      </w:r>
+      <w:r>
+        <w:rPr>
+          <w:color w:val="94A3B8"/>
+          <w:sz w:val="20"/>
+        </w:rPr>
+        <w:t xml:space="preserve"> ......................................... </w:t>
+      </w:r>
+      <w:r>
+        <w:rPr>
+          <w:b/>
+          <w:sz w:val="21"/>
+        </w:rPr>
+        <w:t>6</w:t>
+      </w:r>
+    </w:p>
+    <w:p>
+      <w:pPr>
+        <w:spacing w:after="40" w:line="276" w:lineRule="auto"/>
+      </w:pPr>
+      <w:r>
+        <w:rPr>
+          <w:sz w:val="21"/>
+        </w:rPr>
+        <w:t xml:space="preserve">    4.7 Research Question</w:t>
+      </w:r>
+      <w:r>
+        <w:rPr>
+          <w:color w:val="94A3B8"/>
+          <w:sz w:val="20"/>
+        </w:rPr>
+        <w:t xml:space="preserve"> ................................................. </w:t>
+      </w:r>
+      <w:r>
+        <w:rPr>
+          <w:b/>
+          <w:sz w:val="21"/>
+        </w:rPr>
+        <w:t>6</w:t>
+      </w:r>
+    </w:p>
+    <w:p>
+      <w:pPr>
+        <w:spacing w:after="40" w:line="276" w:lineRule="auto"/>
+      </w:pPr>
+      <w:r>
+        <w:rPr>
+          <w:sz w:val="21"/>
+        </w:rPr>
+        <w:t xml:space="preserve">    4.8 Research Hypothesis</w:t>
+      </w:r>
+      <w:r>
+        <w:rPr>
+          <w:color w:val="94A3B8"/>
+          <w:sz w:val="20"/>
+        </w:rPr>
+        <w:t xml:space="preserve"> ............................................... </w:t>
+      </w:r>
+      <w:r>
+        <w:rPr>
+          <w:b/>
+          <w:sz w:val="21"/>
+        </w:rPr>
+        <w:t>6</w:t>
+      </w:r>
+    </w:p>
+    <w:p>
+      <w:pPr>
+        <w:spacing w:after="40" w:line="276" w:lineRule="auto"/>
+      </w:pPr>
+      <w:r>
+        <w:rPr>
+          <w:sz w:val="21"/>
+        </w:rPr>
+        <w:t xml:space="preserve">    4.9 Scope of the Project</w:t>
+      </w:r>
+      <w:r>
+        <w:rPr>
+          <w:color w:val="94A3B8"/>
+          <w:sz w:val="20"/>
+        </w:rPr>
+        <w:t xml:space="preserve"> .............................................. </w:t>
+      </w:r>
+      <w:r>
+        <w:rPr>
+          <w:b/>
+          <w:sz w:val="21"/>
+        </w:rPr>
+        <w:t>7</w:t>
+      </w:r>
+    </w:p>
+    <w:p>
+      <w:pPr>
+        <w:spacing w:after="40" w:line="276" w:lineRule="auto"/>
+      </w:pPr>
+      <w:r>
+        <w:rPr>
+          <w:sz w:val="21"/>
+        </w:rPr>
+        <w:t xml:space="preserve">    4.10 Novelty and Contribution of the Project</w:t>
+      </w:r>
+      <w:r>
+        <w:rPr>
+          <w:color w:val="94A3B8"/>
+          <w:sz w:val="20"/>
+        </w:rPr>
+        <w:t xml:space="preserve"> .......................... </w:t>
+      </w:r>
+      <w:r>
+        <w:rPr>
+          <w:b/>
+          <w:sz w:val="21"/>
+        </w:rPr>
+        <w:t>7</w:t>
+      </w:r>
+    </w:p>
+    <w:p>
+      <w:pPr>
+        <w:spacing w:after="40" w:line="276" w:lineRule="auto"/>
+      </w:pPr>
+      <w:r>
+        <w:rPr>
+          <w:sz w:val="21"/>
+        </w:rPr>
+        <w:t xml:space="preserve">    4.11 Organization of the Report</w:t>
+      </w:r>
+      <w:r>
+        <w:rPr>
+          <w:color w:val="94A3B8"/>
+          <w:sz w:val="20"/>
+        </w:rPr>
+        <w:t xml:space="preserve"> ....................................... </w:t>
+      </w:r>
+      <w:r>
+        <w:rPr>
+          <w:b/>
+          <w:sz w:val="21"/>
+        </w:rPr>
+        <w:t>7</w:t>
+      </w:r>
+    </w:p>
+    <w:p>
+      <w:pPr>
+        <w:spacing w:after="40" w:line="276" w:lineRule="auto"/>
+      </w:pPr>
+      <w:r>
+        <w:rPr>
+          <w:sz w:val="21"/>
+        </w:rPr>
+        <w:t xml:space="preserve">    4.12 Expected Research Outcome</w:t>
+      </w:r>
+      <w:r>
+        <w:rPr>
+          <w:color w:val="94A3B8"/>
+          <w:sz w:val="20"/>
+        </w:rPr>
+        <w:t xml:space="preserve"> ........................................ </w:t>
+      </w:r>
+      <w:r>
+        <w:rPr>
+          <w:b/>
+          <w:sz w:val="21"/>
+        </w:rPr>
+        <w:t>8</w:t>
+      </w:r>
+    </w:p>
+    <w:p>
+      <w:pPr>
+        <w:spacing w:after="40" w:line="276" w:lineRule="auto"/>
+      </w:pPr>
+      <w:r>
+        <w:rPr>
+          <w:b/>
+          <w:sz w:val="21"/>
+        </w:rPr>
+        <w:t>5. Literature Review / Related Work</w:t>
+      </w:r>
+      <w:r>
+        <w:rPr>
+          <w:color w:val="94A3B8"/>
+          <w:sz w:val="20"/>
+        </w:rPr>
+        <w:t xml:space="preserve"> ....................................... </w:t>
+      </w:r>
+      <w:r>
+        <w:rPr>
+          <w:b/>
+          <w:sz w:val="21"/>
+        </w:rPr>
+        <w:t>9</w:t>
+      </w:r>
+    </w:p>
+    <w:p>
+      <w:pPr>
+        <w:spacing w:after="40" w:line="276" w:lineRule="auto"/>
+      </w:pPr>
+      <w:r>
+        <w:rPr>
+          <w:sz w:val="21"/>
+        </w:rPr>
+        <w:t xml:space="preserve">    5.1 Traditional Approaches to Battery SoH Estimation</w:t>
+      </w:r>
+      <w:r>
+        <w:rPr>
+          <w:color w:val="94A3B8"/>
+          <w:sz w:val="20"/>
+        </w:rPr>
+        <w:t xml:space="preserve"> .................. </w:t>
+      </w:r>
+      <w:r>
+        <w:rPr>
+          <w:b/>
+          <w:sz w:val="21"/>
+        </w:rPr>
+        <w:t>9</w:t>
+      </w:r>
+    </w:p>
+    <w:p>
+      <w:pPr>
+        <w:spacing w:after="40" w:line="276" w:lineRule="auto"/>
+      </w:pPr>
+      <w:r>
+        <w:rPr>
+          <w:sz w:val="21"/>
+        </w:rPr>
+        <w:t xml:space="preserve">    5.2 Machine Learning-Based SoH Estimation</w:t>
+      </w:r>
+      <w:r>
+        <w:rPr>
+          <w:color w:val="94A3B8"/>
+          <w:sz w:val="20"/>
+        </w:rPr>
+        <w:t xml:space="preserve"> ............................. </w:t>
+      </w:r>
+      <w:r>
+        <w:rPr>
+          <w:b/>
+          <w:sz w:val="21"/>
+        </w:rPr>
+        <w:t>9</w:t>
+      </w:r>
+    </w:p>
+    <w:p>
+      <w:pPr>
+        <w:spacing w:after="40" w:line="276" w:lineRule="auto"/>
+      </w:pPr>
+      <w:r>
+        <w:rPr>
+          <w:sz w:val="21"/>
+        </w:rPr>
+        <w:t xml:space="preserve">    5.3 Feature Engineering for SoH Estimation</w:t>
+      </w:r>
+      <w:r>
+        <w:rPr>
+          <w:color w:val="94A3B8"/>
+          <w:sz w:val="20"/>
+        </w:rPr>
+        <w:t xml:space="preserve"> ............................ </w:t>
+      </w:r>
+      <w:r>
+        <w:rPr>
+          <w:b/>
+          <w:sz w:val="21"/>
+        </w:rPr>
+        <w:t>9</w:t>
+      </w:r>
+    </w:p>
+    <w:p>
+      <w:pPr>
+        <w:spacing w:after="40" w:line="276" w:lineRule="auto"/>
+      </w:pPr>
+      <w:r>
+        <w:rPr>
+          <w:sz w:val="21"/>
+        </w:rPr>
+        <w:t xml:space="preserve">    5.4 Deep Learning for Battery SoH Estimation</w:t>
+      </w:r>
+      <w:r>
+        <w:rPr>
+          <w:color w:val="94A3B8"/>
+          <w:sz w:val="20"/>
+        </w:rPr>
+        <w:t xml:space="preserve"> ......................... </w:t>
+      </w:r>
+      <w:r>
+        <w:rPr>
+          <w:b/>
+          <w:sz w:val="21"/>
+        </w:rPr>
+        <w:t>10</w:t>
+      </w:r>
+    </w:p>
+    <w:p>
+      <w:pPr>
+        <w:spacing w:after="40" w:line="276" w:lineRule="auto"/>
+      </w:pPr>
+      <w:r>
+        <w:rPr>
+          <w:sz w:val="21"/>
+        </w:rPr>
+        <w:t xml:space="preserve">    5.5 Explainable Artificial Intelligence</w:t>
+      </w:r>
+      <w:r>
+        <w:rPr>
+          <w:color w:val="94A3B8"/>
+          <w:sz w:val="20"/>
+        </w:rPr>
+        <w:t xml:space="preserve"> .............................. </w:t>
+      </w:r>
+      <w:r>
+        <w:rPr>
+          <w:b/>
+          <w:sz w:val="21"/>
+        </w:rPr>
+        <w:t>10</w:t>
+      </w:r>
+    </w:p>
+    <w:p>
+      <w:pPr>
+        <w:spacing w:after="40" w:line="276" w:lineRule="auto"/>
+      </w:pPr>
+      <w:r>
+        <w:rPr>
+          <w:sz w:val="21"/>
+        </w:rPr>
+        <w:t xml:space="preserve">    5.6 Recent Explainable ML Research</w:t>
+      </w:r>
+      <w:r>
+        <w:rPr>
+          <w:color w:val="94A3B8"/>
+          <w:sz w:val="20"/>
+        </w:rPr>
+        <w:t xml:space="preserve"> ................................... </w:t>
+      </w:r>
+      <w:r>
+        <w:rPr>
+          <w:b/>
+          <w:sz w:val="21"/>
+        </w:rPr>
+        <w:t>10</w:t>
+      </w:r>
+    </w:p>
+    <w:p>
+      <w:pPr>
+        <w:spacing w:after="40" w:line="276" w:lineRule="auto"/>
+      </w:pPr>
+      <w:r>
+        <w:rPr>
+          <w:sz w:val="21"/>
+        </w:rPr>
+        <w:t xml:space="preserve">    5.7 Randomized Battery Usage in Existing Research</w:t>
+      </w:r>
+      <w:r>
+        <w:rPr>
+          <w:color w:val="94A3B8"/>
+          <w:sz w:val="20"/>
+        </w:rPr>
+        <w:t xml:space="preserve"> .................... </w:t>
+      </w:r>
+      <w:r>
+        <w:rPr>
+          <w:b/>
+          <w:sz w:val="21"/>
+        </w:rPr>
+        <w:t>10</w:t>
+      </w:r>
+    </w:p>
+    <w:p>
+      <w:pPr>
+        <w:spacing w:after="40" w:line="276" w:lineRule="auto"/>
+      </w:pPr>
+      <w:r>
+        <w:rPr>
+          <w:sz w:val="21"/>
+        </w:rPr>
+        <w:t xml:space="preserve">    5.8 Comparison of Existing Research (Table 1)</w:t>
+      </w:r>
+      <w:r>
+        <w:rPr>
+          <w:color w:val="94A3B8"/>
+          <w:sz w:val="20"/>
+        </w:rPr>
+        <w:t xml:space="preserve"> ........................ </w:t>
+      </w:r>
+      <w:r>
+        <w:rPr>
+          <w:b/>
+          <w:sz w:val="21"/>
+        </w:rPr>
+        <w:t>11</w:t>
+      </w:r>
+    </w:p>
+    <w:p>
+      <w:pPr>
+        <w:spacing w:after="40" w:line="276" w:lineRule="auto"/>
+      </w:pPr>
+      <w:r>
+        <w:rPr>
+          <w:sz w:val="21"/>
+        </w:rPr>
+        <w:t xml:space="preserve">    5.9 Discussion of Existing Work</w:t>
+      </w:r>
+      <w:r>
+        <w:rPr>
+          <w:color w:val="94A3B8"/>
+          <w:sz w:val="20"/>
+        </w:rPr>
+        <w:t xml:space="preserve"> ...................................... </w:t>
+      </w:r>
+      <w:r>
+        <w:rPr>
+          <w:b/>
+          <w:sz w:val="21"/>
+        </w:rPr>
+        <w:t>11</w:t>
+      </w:r>
+    </w:p>
+    <w:p>
+      <w:pPr>
+        <w:spacing w:after="40" w:line="276" w:lineRule="auto"/>
+      </w:pPr>
+      <w:r>
+        <w:rPr>
+          <w:sz w:val="21"/>
+        </w:rPr>
+        <w:t xml:space="preserve">    5.10 Limitations Identified in Existing Research</w:t>
+      </w:r>
+      <w:r>
+        <w:rPr>
+          <w:color w:val="94A3B8"/>
+          <w:sz w:val="20"/>
+        </w:rPr>
+        <w:t xml:space="preserve"> ..................... </w:t>
+      </w:r>
+      <w:r>
+        <w:rPr>
+          <w:b/>
+          <w:sz w:val="21"/>
+        </w:rPr>
+        <w:t>12</w:t>
+      </w:r>
+    </w:p>
+    <w:p>
+      <w:pPr>
+        <w:spacing w:after="40" w:line="276" w:lineRule="auto"/>
+      </w:pPr>
+      <w:r>
+        <w:rPr>
+          <w:sz w:val="21"/>
+        </w:rPr>
+        <w:t xml:space="preserve">    5.11 Research Gap</w:t>
+      </w:r>
+      <w:r>
+        <w:rPr>
+          <w:color w:val="94A3B8"/>
+          <w:sz w:val="20"/>
+        </w:rPr>
+        <w:t xml:space="preserve"> .................................................... </w:t>
+      </w:r>
+      <w:r>
+        <w:rPr>
+          <w:b/>
+          <w:sz w:val="21"/>
+        </w:rPr>
+        <w:t>12</w:t>
+      </w:r>
+    </w:p>
+    <w:p>
+      <w:pPr>
+        <w:spacing w:after="40" w:line="276" w:lineRule="auto"/>
+      </w:pPr>
+      <w:r>
+        <w:rPr>
+          <w:sz w:val="21"/>
+        </w:rPr>
+        <w:t xml:space="preserve">    5.12 Research Gap Addressed by the Present Project</w:t>
+      </w:r>
+      <w:r>
+        <w:rPr>
+          <w:color w:val="94A3B8"/>
+          <w:sz w:val="20"/>
+        </w:rPr>
+        <w:t xml:space="preserve"> ................... </w:t>
+      </w:r>
+      <w:r>
+        <w:rPr>
+          <w:b/>
+          <w:sz w:val="21"/>
+        </w:rPr>
+        <w:t>12</w:t>
+      </w:r>
+    </w:p>
+    <w:p>
+      <w:pPr>
+        <w:spacing w:after="40" w:line="276" w:lineRule="auto"/>
+      </w:pPr>
+      <w:r>
+        <w:rPr>
+          <w:sz w:val="21"/>
+        </w:rPr>
+        <w:t xml:space="preserve">    5.13 Positioning of the Present Work</w:t>
+      </w:r>
+      <w:r>
+        <w:rPr>
+          <w:color w:val="94A3B8"/>
+          <w:sz w:val="20"/>
+        </w:rPr>
+        <w:t xml:space="preserve"> ................................. </w:t>
+      </w:r>
+      <w:r>
+        <w:rPr>
+          <w:b/>
+          <w:sz w:val="21"/>
+        </w:rPr>
+        <w:t>13</w:t>
+      </w:r>
+    </w:p>
+    <w:p>
+      <w:pPr>
+        <w:spacing w:after="40" w:line="276" w:lineRule="auto"/>
+      </w:pPr>
+      <w:r>
+        <w:rPr>
+          <w:sz w:val="21"/>
+        </w:rPr>
+        <w:t xml:space="preserve">    5.14 Summary of Literature Review</w:t>
+      </w:r>
+      <w:r>
+        <w:rPr>
+          <w:color w:val="94A3B8"/>
+          <w:sz w:val="20"/>
+        </w:rPr>
+        <w:t xml:space="preserve"> .................................... </w:t>
+      </w:r>
+      <w:r>
+        <w:rPr>
+          <w:b/>
+          <w:sz w:val="21"/>
+        </w:rPr>
+        <w:t>13</w:t>
+      </w:r>
+    </w:p>
+    <w:p>
+      <w:pPr>
+        <w:spacing w:after="40" w:line="276" w:lineRule="auto"/>
+      </w:pPr>
+      <w:r>
+        <w:rPr>
+          <w:b/>
+          <w:sz w:val="21"/>
+        </w:rPr>
+        <w:t>6. Methodology / Proposed System</w:t>
+      </w:r>
+      <w:r>
+        <w:rPr>
+          <w:color w:val="94A3B8"/>
+          <w:sz w:val="20"/>
+        </w:rPr>
+        <w:t xml:space="preserve"> ......................................... </w:t>
+      </w:r>
+      <w:r>
+        <w:rPr>
+          <w:b/>
+          <w:sz w:val="21"/>
+        </w:rPr>
+        <w:t>14</w:t>
+      </w:r>
+    </w:p>
+    <w:p>
+      <w:pPr>
+        <w:spacing w:after="40" w:line="276" w:lineRule="auto"/>
+      </w:pPr>
+      <w:r>
+        <w:rPr>
+          <w:sz w:val="21"/>
+        </w:rPr>
+        <w:t xml:space="preserve">    6.1 Proposed Methodology (Figure 1)</w:t>
+      </w:r>
+      <w:r>
+        <w:rPr>
+          <w:color w:val="94A3B8"/>
+          <w:sz w:val="20"/>
+        </w:rPr>
+        <w:t xml:space="preserve"> .................................. </w:t>
+      </w:r>
+      <w:r>
+        <w:rPr>
+          <w:b/>
+          <w:sz w:val="21"/>
+        </w:rPr>
+        <w:t>14</w:t>
+      </w:r>
+    </w:p>
+    <w:p>
+      <w:pPr>
+        <w:spacing w:after="40" w:line="276" w:lineRule="auto"/>
+      </w:pPr>
+      <w:r>
+        <w:rPr>
+          <w:sz w:val="21"/>
+        </w:rPr>
+        <w:t xml:space="preserve">    6.2 Data Collection and Preparation</w:t>
+      </w:r>
+      <w:r>
+        <w:rPr>
+          <w:color w:val="94A3B8"/>
+          <w:sz w:val="20"/>
+        </w:rPr>
+        <w:t xml:space="preserve"> .................................. </w:t>
+      </w:r>
+      <w:r>
+        <w:rPr>
+          <w:b/>
+          <w:sz w:val="21"/>
+        </w:rPr>
+        <w:t>14</w:t>
+      </w:r>
+    </w:p>
+    <w:p>
+      <w:pPr>
+        <w:spacing w:after="40" w:line="276" w:lineRule="auto"/>
+      </w:pPr>
+      <w:r>
+        <w:rPr>
+          <w:sz w:val="21"/>
+        </w:rPr>
+        <w:t xml:space="preserve">    6.3 State of Health Calculation</w:t>
+      </w:r>
+      <w:r>
+        <w:rPr>
+          <w:color w:val="94A3B8"/>
+          <w:sz w:val="20"/>
+        </w:rPr>
+        <w:t xml:space="preserve"> ...................................... </w:t>
+      </w:r>
+      <w:r>
+        <w:rPr>
+          <w:b/>
+          <w:sz w:val="21"/>
+        </w:rPr>
+        <w:t>15</w:t>
+      </w:r>
+    </w:p>
+    <w:p>
+      <w:pPr>
+        <w:spacing w:after="40" w:line="276" w:lineRule="auto"/>
+      </w:pPr>
+      <w:r>
+        <w:rPr>
+          <w:sz w:val="21"/>
+        </w:rPr>
+        <w:t xml:space="preserve">    6.4 Feature Engineering (Table of Features)</w:t>
+      </w:r>
+      <w:r>
+        <w:rPr>
+          <w:color w:val="94A3B8"/>
+          <w:sz w:val="20"/>
+        </w:rPr>
+        <w:t xml:space="preserve"> .......................... </w:t>
+      </w:r>
+      <w:r>
+        <w:rPr>
+          <w:b/>
+          <w:sz w:val="21"/>
+        </w:rPr>
+        <w:t>15</w:t>
+      </w:r>
+    </w:p>
+    <w:p>
+      <w:pPr>
+        <w:spacing w:after="40" w:line="276" w:lineRule="auto"/>
+      </w:pPr>
+      <w:r>
+        <w:rPr>
+          <w:sz w:val="21"/>
+        </w:rPr>
+        <w:t xml:space="preserve">    6.5 Data Cleaning and Preprocessing</w:t>
+      </w:r>
+      <w:r>
+        <w:rPr>
+          <w:color w:val="94A3B8"/>
+          <w:sz w:val="20"/>
+        </w:rPr>
+        <w:t xml:space="preserve"> .................................. </w:t>
+      </w:r>
+      <w:r>
+        <w:rPr>
+          <w:b/>
+          <w:sz w:val="21"/>
+        </w:rPr>
+        <w:t>15</w:t>
+      </w:r>
+    </w:p>
+    <w:p>
+      <w:pPr>
+        <w:spacing w:after="40" w:line="276" w:lineRule="auto"/>
+      </w:pPr>
+      <w:r>
+        <w:rPr>
+          <w:sz w:val="21"/>
+        </w:rPr>
+        <w:t xml:space="preserve">    6.6 Model Design (Figure 2 &amp; Figure 3)</w:t>
+      </w:r>
+      <w:r>
+        <w:rPr>
+          <w:color w:val="94A3B8"/>
+          <w:sz w:val="20"/>
+        </w:rPr>
+        <w:t xml:space="preserve"> ............................... </w:t>
+      </w:r>
+      <w:r>
+        <w:rPr>
+          <w:b/>
+          <w:sz w:val="21"/>
+        </w:rPr>
+        <w:t>16</w:t>
+      </w:r>
+    </w:p>
+    <w:p>
+      <w:pPr>
+        <w:spacing w:after="40" w:line="276" w:lineRule="auto"/>
+      </w:pPr>
+      <w:r>
+        <w:rPr>
+          <w:sz w:val="21"/>
+        </w:rPr>
+        <w:t xml:space="preserve">    6.7 Training and Evaluation</w:t>
+      </w:r>
+      <w:r>
+        <w:rPr>
+          <w:color w:val="94A3B8"/>
+          <w:sz w:val="20"/>
+        </w:rPr>
+        <w:t xml:space="preserve"> .......................................... </w:t>
+      </w:r>
+      <w:r>
+        <w:rPr>
+          <w:b/>
+          <w:sz w:val="21"/>
+        </w:rPr>
+        <w:t>16</w:t>
+      </w:r>
+    </w:p>
+    <w:p>
+      <w:pPr>
+        <w:spacing w:after="40" w:line="276" w:lineRule="auto"/>
+      </w:pPr>
+      <w:r>
+        <w:rPr>
+          <w:sz w:val="21"/>
+        </w:rPr>
+        <w:t xml:space="preserve">    6.8 Explainability</w:t>
+      </w:r>
+      <w:r>
+        <w:rPr>
+          <w:color w:val="94A3B8"/>
+          <w:sz w:val="20"/>
+        </w:rPr>
+        <w:t xml:space="preserve"> ................................................... </w:t>
+      </w:r>
+      <w:r>
+        <w:rPr>
+          <w:b/>
+          <w:sz w:val="21"/>
+        </w:rPr>
+        <w:t>17</w:t>
+      </w:r>
+    </w:p>
+    <w:p>
+      <w:pPr>
+        <w:spacing w:after="40" w:line="276" w:lineRule="auto"/>
+      </w:pPr>
+      <w:r>
+        <w:rPr>
+          <w:sz w:val="21"/>
+        </w:rPr>
+        <w:t xml:space="preserve">    6.9 Methodology Summary</w:t>
+      </w:r>
+      <w:r>
+        <w:rPr>
+          <w:color w:val="94A3B8"/>
+          <w:sz w:val="20"/>
+        </w:rPr>
+        <w:t xml:space="preserve"> .............................................. </w:t>
+      </w:r>
+      <w:r>
+        <w:rPr>
+          <w:b/>
+          <w:sz w:val="21"/>
+        </w:rPr>
+        <w:t>17</w:t>
+      </w:r>
+    </w:p>
+    <w:p>
+      <w:pPr>
+        <w:spacing w:after="40" w:line="276" w:lineRule="auto"/>
+      </w:pPr>
+      <w:r>
+        <w:rPr>
+          <w:b/>
+          <w:sz w:val="21"/>
+        </w:rPr>
+        <w:t>7. Implementation</w:t>
+      </w:r>
+      <w:r>
+        <w:rPr>
+          <w:color w:val="94A3B8"/>
+          <w:sz w:val="20"/>
+        </w:rPr>
+        <w:t xml:space="preserve"> ........................................................ </w:t>
+      </w:r>
+      <w:r>
+        <w:rPr>
+          <w:b/>
+          <w:sz w:val="21"/>
+        </w:rPr>
+        <w:t>18</w:t>
+      </w:r>
+    </w:p>
+    <w:p>
+      <w:pPr>
+        <w:spacing w:after="40" w:line="276" w:lineRule="auto"/>
+      </w:pPr>
+      <w:r>
+        <w:rPr>
+          <w:b/>
+          <w:sz w:val="21"/>
+        </w:rPr>
+        <w:t>8. Results and Discussion</w:t>
+      </w:r>
+      <w:r>
+        <w:rPr>
+          <w:color w:val="94A3B8"/>
+          <w:sz w:val="20"/>
+        </w:rPr>
+        <w:t xml:space="preserve"> ................................................ </w:t>
+      </w:r>
+      <w:r>
+        <w:rPr>
+          <w:b/>
+          <w:sz w:val="21"/>
+        </w:rPr>
+        <w:t>19</w:t>
+      </w:r>
+    </w:p>
+    <w:p>
+      <w:pPr>
+        <w:spacing w:after="40" w:line="276" w:lineRule="auto"/>
+      </w:pPr>
+      <w:r>
+        <w:rPr>
+          <w:sz w:val="21"/>
+        </w:rPr>
+        <w:t xml:space="preserve">    8.1 Experimental Results (Figure 8.1, Figure 8.2, Table 8.1, Table 8.2)</w:t>
+      </w:r>
+      <w:r>
+        <w:rPr>
+          <w:color w:val="94A3B8"/>
+          <w:sz w:val="20"/>
+        </w:rPr>
+        <w:t xml:space="preserve"> ..... </w:t>
+      </w:r>
+      <w:r>
+        <w:rPr>
+          <w:b/>
+          <w:sz w:val="21"/>
+        </w:rPr>
+        <w:t>19</w:t>
+      </w:r>
+    </w:p>
+    <w:p>
+      <w:pPr>
+        <w:spacing w:after="40" w:line="276" w:lineRule="auto"/>
+      </w:pPr>
+      <w:r>
+        <w:rPr>
+          <w:sz w:val="21"/>
+        </w:rPr>
+        <w:t xml:space="preserve">    8.2 Battery-Wise Generalization (Table 8.3)</w:t>
+      </w:r>
+      <w:r>
+        <w:rPr>
+          <w:color w:val="94A3B8"/>
+          <w:sz w:val="20"/>
+        </w:rPr>
+        <w:t xml:space="preserve"> .......................... </w:t>
+      </w:r>
+      <w:r>
+        <w:rPr>
+          <w:b/>
+          <w:sz w:val="21"/>
+        </w:rPr>
+        <w:t>20</w:t>
+      </w:r>
+    </w:p>
+    <w:p>
+      <w:pPr>
+        <w:spacing w:after="40" w:line="276" w:lineRule="auto"/>
+      </w:pPr>
+      <w:r>
+        <w:rPr>
+          <w:sz w:val="21"/>
+        </w:rPr>
+        <w:t xml:space="preserve">    8.3 Explainability Results (Table 8.4, Figure 8.3, Figure 8.4)</w:t>
+      </w:r>
+      <w:r>
+        <w:rPr>
+          <w:color w:val="94A3B8"/>
+          <w:sz w:val="20"/>
+        </w:rPr>
+        <w:t xml:space="preserve"> ....... </w:t>
+      </w:r>
+      <w:r>
+        <w:rPr>
+          <w:b/>
+          <w:sz w:val="21"/>
+        </w:rPr>
+        <w:t>21</w:t>
+      </w:r>
+    </w:p>
+    <w:p>
+      <w:pPr>
+        <w:spacing w:after="40" w:line="276" w:lineRule="auto"/>
+      </w:pPr>
+      <w:r>
+        <w:rPr>
+          <w:sz w:val="21"/>
+        </w:rPr>
+        <w:t xml:space="preserve">    8.4 Discussion</w:t>
+      </w:r>
+      <w:r>
+        <w:rPr>
+          <w:color w:val="94A3B8"/>
+          <w:sz w:val="20"/>
+        </w:rPr>
+        <w:t xml:space="preserve"> ....................................................... </w:t>
+      </w:r>
+      <w:r>
+        <w:rPr>
+          <w:b/>
+          <w:sz w:val="21"/>
+        </w:rPr>
+        <w:t>21</w:t>
+      </w:r>
+    </w:p>
+    <w:p>
+      <w:pPr>
+        <w:spacing w:after="40" w:line="276" w:lineRule="auto"/>
+      </w:pPr>
+      <w:r>
+        <w:rPr>
+          <w:b/>
+          <w:sz w:val="21"/>
+        </w:rPr>
+        <w:t>9. Conclusion and Future Work</w:t>
+      </w:r>
+      <w:r>
+        <w:rPr>
+          <w:color w:val="94A3B8"/>
+          <w:sz w:val="20"/>
+        </w:rPr>
+        <w:t xml:space="preserve"> ............................................ </w:t>
+      </w:r>
+      <w:r>
+        <w:rPr>
+          <w:b/>
+          <w:sz w:val="21"/>
+        </w:rPr>
+        <w:t>22</w:t>
+      </w:r>
+    </w:p>
+    <w:p>
+      <w:pPr>
+        <w:spacing w:after="40" w:line="276" w:lineRule="auto"/>
+      </w:pPr>
+      <w:r>
+        <w:rPr>
+          <w:sz w:val="21"/>
+        </w:rPr>
+        <w:t xml:space="preserve">    9.1 Conclusion</w:t>
+      </w:r>
+      <w:r>
+        <w:rPr>
+          <w:color w:val="94A3B8"/>
+          <w:sz w:val="20"/>
+        </w:rPr>
+        <w:t xml:space="preserve"> ....................................................... </w:t>
+      </w:r>
+      <w:r>
+        <w:rPr>
+          <w:b/>
+          <w:sz w:val="21"/>
+        </w:rPr>
+        <w:t>22</w:t>
+      </w:r>
+    </w:p>
+    <w:p>
+      <w:pPr>
+        <w:spacing w:after="40" w:line="276" w:lineRule="auto"/>
+      </w:pPr>
+      <w:r>
+        <w:rPr>
+          <w:sz w:val="21"/>
+        </w:rPr>
+        <w:t xml:space="preserve">    9.2 Limitations and Future Work</w:t>
+      </w:r>
+      <w:r>
+        <w:rPr>
+          <w:color w:val="94A3B8"/>
+          <w:sz w:val="20"/>
+        </w:rPr>
+        <w:t xml:space="preserve"> ...................................... </w:t>
+      </w:r>
+      <w:r>
+        <w:rPr>
+          <w:b/>
+          <w:sz w:val="21"/>
+        </w:rPr>
+        <w:t>22</w:t>
+      </w:r>
+    </w:p>
+    <w:p>
+      <w:pPr>
+        <w:spacing w:after="40" w:line="276" w:lineRule="auto"/>
+      </w:pPr>
+      <w:r>
+        <w:rPr>
+          <w:b/>
+          <w:sz w:val="21"/>
+        </w:rPr>
+        <w:t>10. References</w:t>
+      </w:r>
+      <w:r>
+        <w:rPr>
+          <w:color w:val="94A3B8"/>
+          <w:sz w:val="20"/>
+        </w:rPr>
+        <w:t xml:space="preserve"> ........................................................... </w:t>
+      </w:r>
+      <w:r>
+        <w:rPr>
+          <w:b/>
+          <w:sz w:val="21"/>
+        </w:rPr>
+        <w:t>23</w:t>
+      </w:r>
+    </w:p>
+    <w:p>
+      <w:pPr>
+        <w:spacing w:before="320" w:after="120"/>
+      </w:pPr>
+      <w:r>
+        <w:rPr>
+          <w:b/>
+          <w:sz w:val="24"/>
+        </w:rPr>
+        <w:t>LIST OF TABLES</w:t>
+      </w:r>
+    </w:p>
+    <w:p>
+      <w:pPr>
+        <w:spacing w:after="40"/>
+      </w:pPr>
+      <w:r>
+        <w:rPr>
+          <w:sz w:val="20"/>
+        </w:rPr>
+        <w:t>Table 1. Comparison of Existing Approaches for Lithium-Ion Battery SoH Estimation</w:t>
+      </w:r>
+      <w:r>
+        <w:rPr>
+          <w:color w:val="94A3B8"/>
+          <w:sz w:val="19"/>
+        </w:rPr>
+        <w:t xml:space="preserve"> ..... </w:t>
+      </w:r>
+      <w:r>
+        <w:rPr>
+          <w:b/>
+          <w:sz w:val="20"/>
+        </w:rPr>
+        <w:t>11</w:t>
+      </w:r>
+    </w:p>
+    <w:p>
+      <w:pPr>
+        <w:spacing w:after="40"/>
+      </w:pPr>
+      <w:r>
+        <w:rPr>
+          <w:sz w:val="20"/>
+        </w:rPr>
+        <w:t>Table 8.1. Model Performance under Random Train-Test Split</w:t>
+      </w:r>
+      <w:r>
+        <w:rPr>
+          <w:color w:val="94A3B8"/>
+          <w:sz w:val="19"/>
+        </w:rPr>
+        <w:t xml:space="preserve"> ............ </w:t>
+      </w:r>
+      <w:r>
+        <w:rPr>
+          <w:b/>
+          <w:sz w:val="20"/>
+        </w:rPr>
+        <w:t>19</w:t>
+      </w:r>
+    </w:p>
+    <w:p>
+      <w:pPr>
+        <w:spacing w:after="40"/>
+      </w:pPr>
+      <w:r>
+        <w:rPr>
+          <w:sz w:val="20"/>
+        </w:rPr>
+        <w:t>Table 8.2. Machine-Learning Improvement over Baseline</w:t>
+      </w:r>
+      <w:r>
+        <w:rPr>
+          <w:color w:val="94A3B8"/>
+          <w:sz w:val="19"/>
+        </w:rPr>
+        <w:t xml:space="preserve"> ................. </w:t>
+      </w:r>
+      <w:r>
+        <w:rPr>
+          <w:b/>
+          <w:sz w:val="20"/>
+        </w:rPr>
+        <w:t>20</w:t>
+      </w:r>
+    </w:p>
+    <w:p>
+      <w:pPr>
+        <w:spacing w:after="40"/>
+      </w:pPr>
+      <w:r>
+        <w:rPr>
+          <w:sz w:val="20"/>
+        </w:rPr>
+        <w:t>Table 8.3. Random-Split versus Unseen-Battery Performance</w:t>
+      </w:r>
+      <w:r>
+        <w:rPr>
+          <w:color w:val="94A3B8"/>
+          <w:sz w:val="19"/>
+        </w:rPr>
+        <w:t xml:space="preserve"> ............. </w:t>
+      </w:r>
+      <w:r>
+        <w:rPr>
+          <w:b/>
+          <w:sz w:val="20"/>
+        </w:rPr>
+        <w:t>20</w:t>
+      </w:r>
+    </w:p>
+    <w:p>
+      <w:pPr>
+        <w:spacing w:after="40"/>
+      </w:pPr>
+      <w:r>
+        <w:rPr>
+          <w:sz w:val="20"/>
+        </w:rPr>
+        <w:t>Table 8.4. Top Features from Permutation Importance</w:t>
+      </w:r>
+      <w:r>
+        <w:rPr>
+          <w:color w:val="94A3B8"/>
+          <w:sz w:val="19"/>
+        </w:rPr>
+        <w:t xml:space="preserve"> ................... </w:t>
+      </w:r>
+      <w:r>
+        <w:rPr>
+          <w:b/>
+          <w:sz w:val="20"/>
+        </w:rPr>
+        <w:t>21</w:t>
+      </w:r>
+    </w:p>
+    <w:p>
+      <w:pPr>
+        <w:spacing w:before="280" w:after="120"/>
+      </w:pPr>
+      <w:r>
+        <w:rPr>
+          <w:b/>
+          <w:sz w:val="24"/>
+        </w:rPr>
+        <w:t>LIST OF FIGURES</w:t>
+      </w:r>
+    </w:p>
+    <w:p>
+      <w:pPr>
+        <w:spacing w:after="40"/>
+      </w:pPr>
+      <w:r>
+        <w:rPr>
+          <w:sz w:val="20"/>
+        </w:rPr>
+        <w:t>Figure 1. Overall methodology for SOH prediction using Random Forest with Bayesian Optimization</w:t>
+      </w:r>
+      <w:r>
+        <w:rPr>
+          <w:color w:val="94A3B8"/>
+          <w:sz w:val="19"/>
+        </w:rPr>
+        <w:t xml:space="preserve"> ..... </w:t>
+      </w:r>
+      <w:r>
+        <w:rPr>
+          <w:b/>
+          <w:sz w:val="20"/>
+        </w:rPr>
+        <w:t>14</w:t>
+      </w:r>
+    </w:p>
+    <w:p>
+      <w:pPr>
+        <w:spacing w:after="40"/>
+      </w:pPr>
+      <w:r>
+        <w:rPr>
+          <w:sz w:val="20"/>
+        </w:rPr>
+        <w:t>Figure 2. Random Forest regression process</w:t>
+      </w:r>
+      <w:r>
+        <w:rPr>
+          <w:color w:val="94A3B8"/>
+          <w:sz w:val="19"/>
+        </w:rPr>
+        <w:t xml:space="preserve"> ............................ </w:t>
+      </w:r>
+      <w:r>
+        <w:rPr>
+          <w:b/>
+          <w:sz w:val="20"/>
+        </w:rPr>
+        <w:t>16</w:t>
+      </w:r>
+    </w:p>
+    <w:p>
+      <w:pPr>
+        <w:spacing w:after="40"/>
+      </w:pPr>
+      <w:r>
+        <w:rPr>
+          <w:sz w:val="20"/>
+        </w:rPr>
+        <w:t>Figure 3. Bayesian optimization process for hyperparameter tuning</w:t>
+      </w:r>
+      <w:r>
+        <w:rPr>
+          <w:color w:val="94A3B8"/>
+          <w:sz w:val="19"/>
+        </w:rPr>
+        <w:t xml:space="preserve"> ..... </w:t>
+      </w:r>
+      <w:r>
+        <w:rPr>
+          <w:b/>
+          <w:sz w:val="20"/>
+        </w:rPr>
+        <w:t>16</w:t>
+      </w:r>
+    </w:p>
+    <w:p>
+      <w:pPr>
+        <w:spacing w:after="40"/>
+      </w:pPr>
+      <w:r>
+        <w:rPr>
+          <w:sz w:val="20"/>
+        </w:rPr>
+        <w:t>Figure 8.1. Battery degradation under randomized usage</w:t>
+      </w:r>
+      <w:r>
+        <w:rPr>
+          <w:color w:val="94A3B8"/>
+          <w:sz w:val="19"/>
+        </w:rPr>
+        <w:t xml:space="preserve"> ................ </w:t>
+      </w:r>
+      <w:r>
+        <w:rPr>
+          <w:b/>
+          <w:sz w:val="20"/>
+        </w:rPr>
+        <w:t>19</w:t>
+      </w:r>
+    </w:p>
+    <w:p>
+      <w:pPr>
+        <w:spacing w:after="40"/>
+      </w:pPr>
+      <w:r>
+        <w:rPr>
+          <w:sz w:val="20"/>
+        </w:rPr>
+        <w:t>Figure 8.2. Actual versus predicted SoH</w:t>
+      </w:r>
+      <w:r>
+        <w:rPr>
+          <w:color w:val="94A3B8"/>
+          <w:sz w:val="19"/>
+        </w:rPr>
+        <w:t xml:space="preserve"> ............................... </w:t>
+      </w:r>
+      <w:r>
+        <w:rPr>
+          <w:b/>
+          <w:sz w:val="20"/>
+        </w:rPr>
+        <w:t>19</w:t>
+      </w:r>
+    </w:p>
+    <w:p>
+      <w:pPr>
+        <w:spacing w:after="40"/>
+      </w:pPr>
+      <w:r>
+        <w:rPr>
+          <w:sz w:val="20"/>
+        </w:rPr>
+        <w:t>Figure 8.3. Permutation importance of operating-history features</w:t>
+      </w:r>
+      <w:r>
+        <w:rPr>
+          <w:color w:val="94A3B8"/>
+          <w:sz w:val="19"/>
+        </w:rPr>
+        <w:t xml:space="preserve"> ...... </w:t>
+      </w:r>
+      <w:r>
+        <w:rPr>
+          <w:b/>
+          <w:sz w:val="20"/>
+        </w:rPr>
+        <w:t>21</w:t>
+      </w:r>
+    </w:p>
+    <w:p>
+      <w:pPr>
+        <w:spacing w:after="40"/>
+      </w:pPr>
+      <w:r>
+        <w:rPr>
+          <w:sz w:val="20"/>
+        </w:rPr>
+        <w:t>Figure 8.4. SHAP explanation of SoH predictions</w:t>
+      </w:r>
+      <w:r>
+        <w:rPr>
+          <w:color w:val="94A3B8"/>
+          <w:sz w:val="19"/>
+        </w:rPr>
+        <w:t xml:space="preserve"> ....................... </w:t>
+      </w:r>
+      <w:r>
+        <w:rPr>
+          <w:b/>
+          <w:sz w:val="20"/>
+        </w:rPr>
+        <w:t>21</w:t>
+      </w:r>
+    </w:p>
+    <w:p>
+      <w:r>
+        <w:br w:type="page"/>
+      </w:r>
+    </w:p>
+    <w:p>
+      <w:pPr>
         <w:keepNext/>
         <w:spacing w:before="360" w:after="120"/>
+        <w:jc w:val="both"/>
       </w:pPr>
       <w:r>
         <w:rPr>
           <w:b/>
           <w:color w:val="0F172A"/>
-          <w:sz w:val="28"/>
+          <w:sz w:val="27"/>
         </w:rPr>
         <w:t>2. ABSTRACT</w:t>
       </w:r>
@@ -171,6 +1791,7 @@
     <w:p>
       <w:pPr>
         <w:spacing w:after="120" w:line="276" w:lineRule="auto"/>
+        <w:jc w:val="both"/>
       </w:pPr>
       <w:r>
         <w:rPr>
@@ -182,6 +1803,7 @@
     <w:p>
       <w:pPr>
         <w:spacing w:after="120" w:line="276" w:lineRule="auto"/>
+        <w:jc w:val="both"/>
       </w:pPr>
       <w:r>
         <w:rPr>
@@ -193,6 +1815,7 @@
     <w:p>
       <w:pPr>
         <w:spacing w:after="120" w:line="276" w:lineRule="auto"/>
+        <w:jc w:val="both"/>
       </w:pPr>
       <w:r>
         <w:rPr>
@@ -205,12 +1828,13 @@
       <w:pPr>
         <w:keepNext/>
         <w:spacing w:before="360" w:after="120"/>
+        <w:jc w:val="both"/>
       </w:pPr>
       <w:r>
         <w:rPr>
           <w:b/>
           <w:color w:val="0F172A"/>
-          <w:sz w:val="28"/>
+          <w:sz w:val="27"/>
         </w:rPr>
         <w:t>3. KEYWORDS</w:t>
       </w:r>
@@ -218,6 +1842,7 @@
     <w:p>
       <w:pPr>
         <w:spacing w:after="120" w:line="276" w:lineRule="auto"/>
+        <w:jc w:val="both"/>
       </w:pPr>
       <w:r>
         <w:rPr>
@@ -230,12 +1855,13 @@
       <w:pPr>
         <w:keepNext/>
         <w:spacing w:before="360" w:after="120"/>
+        <w:jc w:val="both"/>
       </w:pPr>
       <w:r>
         <w:rPr>
           <w:b/>
           <w:color w:val="0F172A"/>
-          <w:sz w:val="28"/>
+          <w:sz w:val="27"/>
         </w:rPr>
         <w:t>4. INTRODUCTION</w:t>
       </w:r>
@@ -244,12 +1870,13 @@
       <w:pPr>
         <w:keepNext/>
         <w:spacing w:before="280" w:after="80"/>
+        <w:jc w:val="both"/>
       </w:pPr>
       <w:r>
         <w:rPr>
           <w:b/>
           <w:color w:val="1E293B"/>
-          <w:sz w:val="25"/>
+          <w:sz w:val="24"/>
         </w:rPr>
         <w:t>4.1 Background</w:t>
       </w:r>
@@ -257,6 +1884,7 @@
     <w:p>
       <w:pPr>
         <w:spacing w:after="120" w:line="276" w:lineRule="auto"/>
+        <w:jc w:val="both"/>
       </w:pPr>
       <w:r>
         <w:rPr>
@@ -268,6 +1896,7 @@
     <w:p>
       <w:pPr>
         <w:spacing w:after="120" w:line="276" w:lineRule="auto"/>
+        <w:jc w:val="both"/>
       </w:pPr>
       <w:r>
         <w:rPr>
@@ -279,6 +1908,7 @@
     <w:p>
       <w:pPr>
         <w:spacing w:after="120" w:line="276" w:lineRule="auto"/>
+        <w:jc w:val="both"/>
       </w:pPr>
       <w:r>
         <w:rPr>
@@ -302,6 +1932,7 @@
     <w:p>
       <w:pPr>
         <w:spacing w:after="120" w:line="276" w:lineRule="auto"/>
+        <w:jc w:val="both"/>
       </w:pPr>
       <w:r>
         <w:rPr>
@@ -316,6 +1947,7 @@
     <w:p>
       <w:pPr>
         <w:spacing w:after="120" w:line="276" w:lineRule="auto"/>
+        <w:jc w:val="both"/>
       </w:pPr>
       <w:r>
         <w:rPr>
@@ -327,6 +1959,7 @@
     <w:p>
       <w:pPr>
         <w:spacing w:after="120" w:line="276" w:lineRule="auto"/>
+        <w:jc w:val="both"/>
       </w:pPr>
       <w:r>
         <w:rPr>
@@ -338,6 +1971,7 @@
     <w:p>
       <w:pPr>
         <w:spacing w:after="120" w:line="276" w:lineRule="auto"/>
+        <w:jc w:val="both"/>
       </w:pPr>
       <w:r>
         <w:rPr>
@@ -349,6 +1983,7 @@
     <w:p>
       <w:pPr>
         <w:spacing w:after="120" w:line="276" w:lineRule="auto"/>
+        <w:jc w:val="both"/>
       </w:pPr>
       <w:r>
         <w:rPr>
@@ -361,12 +1996,13 @@
       <w:pPr>
         <w:keepNext/>
         <w:spacing w:before="280" w:after="80"/>
+        <w:jc w:val="both"/>
       </w:pPr>
       <w:r>
         <w:rPr>
           <w:b/>
           <w:color w:val="1E293B"/>
-          <w:sz w:val="25"/>
+          <w:sz w:val="24"/>
         </w:rPr>
         <w:t>4.2 Battery State of Health</w:t>
       </w:r>
@@ -374,6 +2010,7 @@
     <w:p>
       <w:pPr>
         <w:spacing w:after="120" w:line="276" w:lineRule="auto"/>
+        <w:jc w:val="both"/>
       </w:pPr>
       <w:r>
         <w:rPr>
@@ -399,15 +2036,16 @@
     <w:p>
       <w:pPr>
         <w:spacing w:after="120" w:line="276" w:lineRule="auto"/>
+        <w:jc w:val="both"/>
       </w:pPr>
       <w:r>
         <w:rPr>
           <w:sz w:val="23"/>
         </w:rPr>
-        <w:t>where SoH_i = State of Health at observation i, Q_i = measured reference discharge capacity, and Q_0 = initial reference capacity. The resulting value expresses the available capacity as a percentage of the initial capacity.</w:t>
+        <w:t>where SoH_i = State of Health at observation i, Q_i = measured reference discharge capacity, and Q_0 = initial reference capacity.</w:t>
         <w:br/>
         <w:br/>
-        <w:t>For example, if a battery initially provides a reference capacity of 2.0 Ah and a later reference discharge measures 1.8 Ah, the corresponding capacity-based SoH would be:</w:t>
+        <w:t>The resulting value expresses the available capacity as a percentage of the initial capacity. For example, if a battery initially provides a reference capacity of 2.0 Ah and a later reference discharge measures 1.8 Ah, the corresponding capacity-based SoH would be:</w:t>
         <w:br/>
         <w:t>SoH = (1.8 / 2.0) × 100 = 90%</w:t>
         <w:br/>
@@ -419,12 +2057,13 @@
       <w:pPr>
         <w:keepNext/>
         <w:spacing w:before="280" w:after="80"/>
+        <w:jc w:val="both"/>
       </w:pPr>
       <w:r>
         <w:rPr>
           <w:b/>
           <w:color w:val="1E293B"/>
-          <w:sz w:val="25"/>
+          <w:sz w:val="24"/>
         </w:rPr>
         <w:t>4.3 Randomized Battery Usage</w:t>
       </w:r>
@@ -432,6 +2071,7 @@
     <w:p>
       <w:pPr>
         <w:spacing w:after="120" w:line="276" w:lineRule="auto"/>
+        <w:jc w:val="both"/>
       </w:pPr>
       <w:r>
         <w:rPr>
@@ -443,7 +2083,7 @@
         <w:t>NASA's Randomized Battery Usage dataset consists of lithium-ion batteries continuously operated using randomly generated current profiles. Periodic reference charging and discharging cycles are conducted after intervals of randomized operation so that battery health can be benchmarked.</w:t>
         <w:br/>
         <w:br/>
-        <w:t>For example, NASA's Randomized Battery Usage 1 dataset contains four 18650 lithium-ion batteries identified as RW9, RW10, RW11, and RW12. The batteries were operated using charging and discharging currents between approximately -4.5 A and 4.5 A, with randomized loading periods followed by reference cycles. Other parts of the collection investigate different operating conditions such as room temperature and elevated 40°C temperatures.</w:t>
+        <w:t>For example, NASA's Randomized Battery Usage 1 dataset contains four 18650 lithium-ion batteries identified as RW9, RW10, RW11, and RW12. The batteries were operated using charging and discharging currents between approximately -4.5 A and 4.5 A, with randomized loading periods followed by reference cycles. Other parts of the randomized-use collection investigate different operating conditions, such as room temperature and 40°C.</w:t>
         <w:br/>
         <w:br/>
         <w:t>This structure is useful for a data science study because it creates a relationship between:</w:t>
@@ -455,12 +2095,13 @@
       <w:pPr>
         <w:keepNext/>
         <w:spacing w:before="280" w:after="80"/>
+        <w:jc w:val="both"/>
       </w:pPr>
       <w:r>
         <w:rPr>
           <w:b/>
           <w:color w:val="1E293B"/>
-          <w:sz w:val="25"/>
+          <w:sz w:val="24"/>
         </w:rPr>
         <w:t>4.4 Motivation</w:t>
       </w:r>
@@ -468,27 +2109,29 @@
     <w:p>
       <w:pPr>
         <w:spacing w:after="120" w:line="276" w:lineRule="auto"/>
+        <w:jc w:val="both"/>
       </w:pPr>
       <w:r>
         <w:rPr>
           <w:sz w:val="23"/>
         </w:rPr>
-        <w:t>Accurate battery health estimation is important for both technical and practical reasons. In electric vehicles, battery condition influences usable driving range, charging behaviour, power availability, maintenance requirements, and warranty management. In stationary energy storage, reliable health estimation assists asset management and maintenance scheduling.</w:t>
+        <w:t>Accurate battery health estimation is important for both technical and practical reasons. In electric vehicles, battery condition can influence usable driving range, charging behaviour, power availability, maintenance requirements, and battery replacement decisions. In stationary energy storage, reliable health estimation can assist with asset management, performance monitoring, and maintenance scheduling. In battery management systems, health information can also complement measurements such as voltage, current, and temperature.</w:t>
         <w:br/>
         <w:br/>
-        <w:t>However, battery health estimation presents several challenges: degradation is gradual and non-instantaneous; it involves multiple interacting physical and thermal variables; different cells exhibit varied degradation trajectories; row-level random splits can overestimate cross-battery generalization; and high-performing models can become uninterpretable black boxes. These challenges motivate combining feature engineering, regression modelling, battery-wise evaluation, and explainability.</w:t>
+        <w:t>However, battery health estimation presents several challenges: degradation is gradual rather than instantaneous; multiple interacting variables are involved; different batteries exhibit distinct degradation slopes; random row-level splits risk overly optimistic evaluation; and complex models can become uninterpretable black boxes. These challenges motivate a project that combines feature engineering, regression modelling, battery-wise evaluation, and explainability.</w:t>
       </w:r>
     </w:p>
     <w:p>
       <w:pPr>
         <w:keepNext/>
         <w:spacing w:before="280" w:after="80"/>
+        <w:jc w:val="both"/>
       </w:pPr>
       <w:r>
         <w:rPr>
           <w:b/>
           <w:color w:val="1E293B"/>
-          <w:sz w:val="25"/>
+          <w:sz w:val="24"/>
         </w:rPr>
         <w:t>4.5 Problem Statement</w:t>
       </w:r>
@@ -496,6 +2139,7 @@
     <w:p>
       <w:pPr>
         <w:spacing w:after="120" w:line="276" w:lineRule="auto"/>
+        <w:jc w:val="both"/>
       </w:pPr>
       <w:r>
         <w:rPr>
@@ -513,12 +2157,13 @@
       <w:pPr>
         <w:keepNext/>
         <w:spacing w:before="280" w:after="80"/>
+        <w:jc w:val="both"/>
       </w:pPr>
       <w:r>
         <w:rPr>
           <w:b/>
           <w:color w:val="1E293B"/>
-          <w:sz w:val="25"/>
+          <w:sz w:val="24"/>
         </w:rPr>
         <w:t>4.6 Objectives of the Project</w:t>
       </w:r>
@@ -527,18 +2172,20 @@
       <w:pPr>
         <w:pStyle w:val="ListBullet"/>
         <w:spacing w:after="60" w:line="276" w:lineRule="auto"/>
+        <w:jc w:val="both"/>
       </w:pPr>
       <w:r>
         <w:rPr>
           <w:sz w:val="22"/>
         </w:rPr>
-        <w:t>Objective 1: Study the NASA Randomized Battery Usage Dataset (MATLAB structures, experimental intervals).</w:t>
+        <w:t>Objective 1: Study the NASA Randomized Battery Usage Dataset.</w:t>
       </w:r>
     </w:p>
     <w:p>
       <w:pPr>
         <w:pStyle w:val="ListBullet"/>
         <w:spacing w:after="60" w:line="276" w:lineRule="auto"/>
+        <w:jc w:val="both"/>
       </w:pPr>
       <w:r>
         <w:rPr>
@@ -551,108 +2198,117 @@
       <w:pPr>
         <w:pStyle w:val="ListBullet"/>
         <w:spacing w:after="60" w:line="276" w:lineRule="auto"/>
+        <w:jc w:val="both"/>
       </w:pPr>
       <w:r>
         <w:rPr>
           <w:sz w:val="22"/>
         </w:rPr>
-        <w:t>Objective 3: Perform data preprocessing (imputation, audit, leakage-free scaling).</w:t>
+        <w:t>Objective 3: Perform data preprocessing to handle missing values, duplicates, and physical limits.</w:t>
       </w:r>
     </w:p>
     <w:p>
       <w:pPr>
         <w:pStyle w:val="ListBullet"/>
         <w:spacing w:after="60" w:line="276" w:lineRule="auto"/>
+        <w:jc w:val="both"/>
       </w:pPr>
       <w:r>
         <w:rPr>
           <w:sz w:val="22"/>
         </w:rPr>
-        <w:t>Objective 4: Develop meaningful statistical features (current, voltage, temperature moments, throughput).</w:t>
+        <w:t>Objective 4: Develop 23 meaningful statistical features from current, voltage, temperature, and throughput.</w:t>
       </w:r>
     </w:p>
     <w:p>
       <w:pPr>
         <w:pStyle w:val="ListBullet"/>
         <w:spacing w:after="60" w:line="276" w:lineRule="auto"/>
+        <w:jc w:val="both"/>
       </w:pPr>
       <w:r>
         <w:rPr>
           <w:sz w:val="22"/>
         </w:rPr>
-        <w:t>Objective 5: Calculate the SoH target relative to each battery's initial reference capacity.</w:t>
+        <w:t>Objective 5: Calculate the capacity-based State of Health target.</w:t>
       </w:r>
     </w:p>
     <w:p>
       <w:pPr>
         <w:pStyle w:val="ListBullet"/>
         <w:spacing w:after="60" w:line="276" w:lineRule="auto"/>
+        <w:jc w:val="both"/>
       </w:pPr>
       <w:r>
         <w:rPr>
           <w:sz w:val="22"/>
         </w:rPr>
-        <w:t>Objective 6: Develop machine learning regression models (Linear, Ridge, Elastic Net, Random Forest, Extra Trees, Gradient Boosting).</w:t>
+        <w:t>Objective 6: Develop and compare multiple machine learning regression models (Linear, Ridge, Elastic Net, Random Forest, Extra Trees, Gradient Boosting).</w:t>
       </w:r>
     </w:p>
     <w:p>
       <w:pPr>
         <w:pStyle w:val="ListBullet"/>
         <w:spacing w:after="60" w:line="276" w:lineRule="auto"/>
+        <w:jc w:val="both"/>
       </w:pPr>
       <w:r>
         <w:rPr>
           <w:sz w:val="22"/>
         </w:rPr>
-        <w:t>Objective 7: Evaluate model performance using MAE, RMSE, and R² against a dummy baseline.</w:t>
+        <w:t>Objective 7: Evaluate model performance using MAE, RMSE, and R² against a mean-SoH baseline.</w:t>
       </w:r>
     </w:p>
     <w:p>
       <w:pPr>
         <w:pStyle w:val="ListBullet"/>
         <w:spacing w:after="60" w:line="276" w:lineRule="auto"/>
+        <w:jc w:val="both"/>
       </w:pPr>
       <w:r>
         <w:rPr>
           <w:sz w:val="22"/>
         </w:rPr>
-        <w:t>Objective 8: Investigate generalization to unseen batteries (battery-wise holdout validation).</w:t>
+        <w:t>Objective 8: Investigate generalization to unseen batteries using group-based holdout validation.</w:t>
       </w:r>
     </w:p>
     <w:p>
       <w:pPr>
         <w:pStyle w:val="ListBullet"/>
         <w:spacing w:after="60" w:line="276" w:lineRule="auto"/>
+        <w:jc w:val="both"/>
       </w:pPr>
       <w:r>
         <w:rPr>
           <w:sz w:val="22"/>
         </w:rPr>
-        <w:t>Objective 9: Apply explainable machine learning (Permutation Importance and SHAP feature attribution).</w:t>
+        <w:t>Objective 9: Apply model-agnostic explainable machine learning (Permutation Importance and SHAP).</w:t>
       </w:r>
     </w:p>
     <w:p>
       <w:pPr>
         <w:pStyle w:val="ListBullet"/>
         <w:spacing w:after="60" w:line="276" w:lineRule="auto"/>
+        <w:jc w:val="both"/>
       </w:pPr>
       <w:r>
         <w:rPr>
           <w:sz w:val="22"/>
         </w:rPr>
-        <w:t>Objective 10: Develop a reproducible research workflow and interactive intelligence interface.</w:t>
+        <w:t>Objective 10: Develop a reproducible research workflow and interactive web intelligence application.</w:t>
       </w:r>
     </w:p>
     <w:p>
       <w:pPr>
         <w:keepNext/>
         <w:spacing w:before="280" w:after="80"/>
+        <w:jc w:val="both"/>
       </w:pPr>
       <w:r>
         <w:rPr>
           <w:b/>
           <w:color w:val="1E293B"/>
-          <w:sz w:val="25"/>
+          <w:sz w:val="24"/>
         </w:rPr>
         <w:t>4.7 Research Question</w:t>
       </w:r>
@@ -660,6 +2316,7 @@
     <w:p>
       <w:pPr>
         <w:spacing w:after="120" w:line="276" w:lineRule="auto"/>
+        <w:jc w:val="both"/>
       </w:pPr>
       <w:r>
         <w:rPr>
@@ -672,12 +2329,13 @@
       <w:pPr>
         <w:keepNext/>
         <w:spacing w:before="280" w:after="80"/>
+        <w:jc w:val="both"/>
       </w:pPr>
       <w:r>
         <w:rPr>
           <w:b/>
           <w:color w:val="1E293B"/>
-          <w:sz w:val="25"/>
+          <w:sz w:val="24"/>
         </w:rPr>
         <w:t>4.8 Research Hypothesis</w:t>
       </w:r>
@@ -685,6 +2343,7 @@
     <w:p>
       <w:pPr>
         <w:spacing w:after="120" w:line="276" w:lineRule="auto"/>
+        <w:jc w:val="both"/>
       </w:pPr>
       <w:r>
         <w:rPr>
@@ -700,12 +2359,13 @@
       <w:pPr>
         <w:keepNext/>
         <w:spacing w:before="280" w:after="80"/>
+        <w:jc w:val="both"/>
       </w:pPr>
       <w:r>
         <w:rPr>
           <w:b/>
           <w:color w:val="1E293B"/>
-          <w:sz w:val="25"/>
+          <w:sz w:val="24"/>
         </w:rPr>
         <w:t>4.9 Scope of the Project</w:t>
       </w:r>
@@ -713,24 +2373,26 @@
     <w:p>
       <w:pPr>
         <w:spacing w:after="120" w:line="276" w:lineRule="auto"/>
+        <w:jc w:val="both"/>
       </w:pPr>
       <w:r>
         <w:rPr>
           <w:sz w:val="23"/>
         </w:rPr>
-        <w:t>The scope encompasses publicly available NASA randomized battery data, MATLAB parsing, reference-cycle identification, statistical feature engineering, data cleaning, regression modelling, random and battery-wise evaluation, and model-agnostic explainability. It does not attempt to construct a full PDE electrochemical simulation or claim a new deep-learning architecture.</w:t>
+        <w:t>The scope of this project is focused on data-driven estimation of battery State of Health using operational characteristics extracted from randomized lithium-ion battery usage. The project includes publicly available NASA battery data, MATLAB parsing, reference-cycle identification, operating-history extraction, statistical feature engineering, data cleaning, regression-based machine learning, performance evaluation, battery-wise generalization testing, model-agnostic explainability, and research-oriented interpretation. It does not attempt to construct a complete physical electrochemical model or replace a production-grade BMS.</w:t>
       </w:r>
     </w:p>
     <w:p>
       <w:pPr>
         <w:keepNext/>
         <w:spacing w:before="280" w:after="80"/>
+        <w:jc w:val="both"/>
       </w:pPr>
       <w:r>
         <w:rPr>
           <w:b/>
           <w:color w:val="1E293B"/>
-          <w:sz w:val="25"/>
+          <w:sz w:val="24"/>
         </w:rPr>
         <w:t>4.10 Novelty and Contribution of the Project</w:t>
       </w:r>
@@ -738,6 +2400,7 @@
     <w:p>
       <w:pPr>
         <w:spacing w:after="120" w:line="276" w:lineRule="auto"/>
+        <w:jc w:val="both"/>
       </w:pPr>
       <w:r>
         <w:rPr>
@@ -750,12 +2413,13 @@
       <w:pPr>
         <w:keepNext/>
         <w:spacing w:before="280" w:after="80"/>
+        <w:jc w:val="both"/>
       </w:pPr>
       <w:r>
         <w:rPr>
           <w:b/>
           <w:color w:val="1E293B"/>
-          <w:sz w:val="25"/>
+          <w:sz w:val="24"/>
         </w:rPr>
         <w:t>4.11 Organization of the Report</w:t>
       </w:r>
@@ -763,24 +2427,26 @@
     <w:p>
       <w:pPr>
         <w:spacing w:after="120" w:line="276" w:lineRule="auto"/>
+        <w:jc w:val="both"/>
       </w:pPr>
       <w:r>
         <w:rPr>
           <w:sz w:val="23"/>
         </w:rPr>
-        <w:t>Section 5 reviews related literature; Section 6 presents the methodology and system architecture; Section 7 describes the Python implementation; Section 8 provides experimental results, figures, tables, and discussions; Section 9 concludes the study with limitations and future work; Section 10 provides IEEE references.</w:t>
+        <w:t>The report is organized as follows: Section 5 presents the literature review; Section 6 describes the methodology and proposed system; Section 7 outlines the Python implementation; Section 8 discusses experimental results and figures; Section 9 concludes with limitations and future work; Section 10 provides IEEE references.</w:t>
       </w:r>
     </w:p>
     <w:p>
       <w:pPr>
         <w:keepNext/>
         <w:spacing w:before="280" w:after="80"/>
+        <w:jc w:val="both"/>
       </w:pPr>
       <w:r>
         <w:rPr>
           <w:b/>
           <w:color w:val="1E293B"/>
-          <w:sz w:val="25"/>
+          <w:sz w:val="24"/>
         </w:rPr>
         <w:t>4.12 Expected Research Outcome</w:t>
       </w:r>
@@ -788,24 +2454,26 @@
     <w:p>
       <w:pPr>
         <w:spacing w:after="120" w:line="276" w:lineRule="auto"/>
+        <w:jc w:val="both"/>
       </w:pPr>
       <w:r>
         <w:rPr>
           <w:sz w:val="23"/>
         </w:rPr>
-        <w:t>The expected outcome provides evidence across three dimensions: predictive performance (accuracy vs baseline), generalization (transferability to unseen battery cells), and interpretability (identification of the physical drivers of degradation).</w:t>
+        <w:t>The intended outcome produces evidence across three dimensions: predictive performance, generalization to unseen cells, and physical interpretability of degradation contributors.</w:t>
       </w:r>
     </w:p>
     <w:p>
       <w:pPr>
         <w:keepNext/>
         <w:spacing w:before="360" w:after="120"/>
+        <w:jc w:val="both"/>
       </w:pPr>
       <w:r>
         <w:rPr>
           <w:b/>
           <w:color w:val="0F172A"/>
-          <w:sz w:val="28"/>
+          <w:sz w:val="27"/>
         </w:rPr>
         <w:t>5. LITERATURE REVIEW / RELATED WORK</w:t>
       </w:r>
@@ -813,6 +2481,7 @@
     <w:p>
       <w:pPr>
         <w:spacing w:after="120" w:line="276" w:lineRule="auto"/>
+        <w:jc w:val="both"/>
       </w:pPr>
       <w:r>
         <w:rPr>
@@ -821,36 +2490,13 @@
         <w:t>Lithium-ion battery State of Health (SoH) estimation has developed from direct capacity measurements and physics-based models toward data-driven Machine Learning (ML), Deep Learning (DL), and Explainable Artificial Intelligence (XAI). This transition has been driven by the nonlinear nature of battery degradation and the increasing availability of voltage, current, temperature, capacity, and operational-history data.</w:t>
         <w:br/>
         <w:br/>
-        <w:t>5.1 Traditional Approaches to Battery SoH Estimation: Capacity-based and electrochemical equivalent-circuit models [1], [2].</w:t>
-        <w:br/>
-        <w:t>5.2 Machine Learning-Based SoH Estimation: Regression, Random Forest, Support Vector Regression, GPR [3], [4].</w:t>
-        <w:br/>
-        <w:t>5.3 Feature Engineering for SoH Estimation: Energy-based features, statistical moments, incremental capacity analysis [5], [6].</w:t>
-        <w:br/>
-        <w:t>5.4 Deep Learning for Battery SoH Estimation: GRU-CNN [7], Bayesian CNN-LSTM [8].</w:t>
-        <w:br/>
-        <w:t>5.5 Explainable Artificial Intelligence: SHAP, Permutation Importance, LIME, Partial Dependence [9], [10], [11].</w:t>
-        <w:br/>
-        <w:t>5.6 Recent Explainable ML Research: Dual-level interpretability, lightweight feature engineering [9], [10], [11], [12].</w:t>
-        <w:br/>
-        <w:t>5.7 Randomized Battery Usage in Existing Research: NASA PCoE Dataset #11 randomized loading protocols [7], [8].</w:t>
-        <w:br/>
-        <w:t>5.8 Comparison of Existing Research: Summary of peer-reviewed benchmarks.</w:t>
-        <w:br/>
-        <w:t>5.9 Discussion of Existing Work: Analysis of strengths and requirements.</w:t>
-        <w:br/>
-        <w:t>5.10 Limitations Identified in Existing Research: Black-box nature, lack of unseen-cell generalization testing.</w:t>
-        <w:br/>
-        <w:t>5.11 &amp; 5.12 Research Gap Addressed by the Present Project: Compact statistical representation + strict cross-battery validation + SHAP.</w:t>
-        <w:br/>
-        <w:t>5.13 Positioning of the Present Work: Lightweight, interpretable, reproducible.</w:t>
-        <w:br/>
-        <w:t>5.14 Summary: Justification for the proposed data science pipeline.</w:t>
+        <w:t>The literature relevant to this project covers four primary domains: traditional capacity models, feature-based machine learning, deep learning for battery time-series, and explainable AI techniques.</w:t>
       </w:r>
     </w:p>
     <w:p>
       <w:pPr>
         <w:spacing w:before="160"/>
+        <w:jc w:val="both"/>
       </w:pPr>
       <w:r>
         <w:rPr>
@@ -884,6 +2530,7 @@
           <w:p>
             <w:pPr>
               <w:spacing w:before="60" w:after="60"/>
+              <w:jc w:val="both"/>
             </w:pPr>
             <w:r>
               <w:rPr>
@@ -902,6 +2549,7 @@
           <w:p>
             <w:pPr>
               <w:spacing w:before="60" w:after="60"/>
+              <w:jc w:val="both"/>
             </w:pPr>
             <w:r>
               <w:rPr>
@@ -920,6 +2568,7 @@
           <w:p>
             <w:pPr>
               <w:spacing w:before="60" w:after="60"/>
+              <w:jc w:val="both"/>
             </w:pPr>
             <w:r>
               <w:rPr>
@@ -938,13 +2587,14 @@
           <w:p>
             <w:pPr>
               <w:spacing w:before="60" w:after="60"/>
+              <w:jc w:val="both"/>
             </w:pPr>
             <w:r>
               <w:rPr>
                 <w:b/>
                 <w:sz w:val="20"/>
               </w:rPr>
-              <w:t>Main Inputs</w:t>
+              <w:t>Main Inputs / Features</w:t>
             </w:r>
           </w:p>
         </w:tc>
@@ -956,6 +2606,7 @@
           <w:p>
             <w:pPr>
               <w:spacing w:before="60" w:after="60"/>
+              <w:jc w:val="both"/>
             </w:pPr>
             <w:r>
               <w:rPr>
@@ -974,6 +2625,7 @@
           <w:p>
             <w:pPr>
               <w:spacing w:before="60" w:after="60"/>
+              <w:jc w:val="both"/>
             </w:pPr>
             <w:r>
               <w:rPr>
@@ -992,6 +2644,7 @@
           <w:p>
             <w:pPr>
               <w:spacing w:before="60" w:after="60"/>
+              <w:jc w:val="both"/>
             </w:pPr>
             <w:r>
               <w:rPr>
@@ -1011,6 +2664,7 @@
           <w:p>
             <w:pPr>
               <w:spacing w:before="60" w:after="60"/>
+              <w:jc w:val="both"/>
             </w:pPr>
             <w:r>
               <w:rPr>
@@ -1027,6 +2681,7 @@
           <w:p>
             <w:pPr>
               <w:spacing w:before="60" w:after="60"/>
+              <w:jc w:val="both"/>
             </w:pPr>
             <w:r>
               <w:rPr>
@@ -1043,12 +2698,13 @@
           <w:p>
             <w:pPr>
               <w:spacing w:before="60" w:after="60"/>
+              <w:jc w:val="both"/>
             </w:pPr>
             <w:r>
               <w:rPr>
                 <w:sz w:val="19"/>
               </w:rPr>
-              <w:t>MIT, CALCE, NASA</w:t>
+              <w:t>MIT, CALCE, NASA, Oxford</w:t>
             </w:r>
           </w:p>
         </w:tc>
@@ -1059,12 +2715,13 @@
           <w:p>
             <w:pPr>
               <w:spacing w:before="60" w:after="60"/>
+              <w:jc w:val="both"/>
             </w:pPr>
             <w:r>
               <w:rPr>
                 <w:sz w:val="19"/>
               </w:rPr>
-              <w:t>CC/CV Energy</w:t>
+              <w:t>CC energy, CV energy, EDVI energy</w:t>
             </w:r>
           </w:p>
         </w:tc>
@@ -1075,12 +2732,13 @@
           <w:p>
             <w:pPr>
               <w:spacing w:before="60" w:after="60"/>
+              <w:jc w:val="both"/>
             </w:pPr>
             <w:r>
               <w:rPr>
                 <w:sz w:val="19"/>
               </w:rPr>
-              <w:t>Gaussian Process Reg.</w:t>
+              <w:t>Gaussian Process Regression</w:t>
             </w:r>
           </w:p>
         </w:tc>
@@ -1091,12 +2749,13 @@
           <w:p>
             <w:pPr>
               <w:spacing w:before="60" w:after="60"/>
+              <w:jc w:val="both"/>
             </w:pPr>
             <w:r>
               <w:rPr>
                 <w:sz w:val="19"/>
               </w:rPr>
-              <w:t>Errors &lt;0.5%, R²&gt;97%</w:t>
+              <w:t>Errors &lt;0.5%; R²&gt;97%</w:t>
             </w:r>
           </w:p>
         </w:tc>
@@ -1107,12 +2766,13 @@
           <w:p>
             <w:pPr>
               <w:spacing w:before="60" w:after="60"/>
+              <w:jc w:val="both"/>
             </w:pPr>
             <w:r>
               <w:rPr>
                 <w:sz w:val="19"/>
               </w:rPr>
-              <w:t>Relies on fixed charging curves</w:t>
+              <w:t>Relies on specifically designed energy indicators</w:t>
             </w:r>
           </w:p>
         </w:tc>
@@ -1125,6 +2785,7 @@
           <w:p>
             <w:pPr>
               <w:spacing w:before="60" w:after="60"/>
+              <w:jc w:val="both"/>
             </w:pPr>
             <w:r>
               <w:rPr>
@@ -1141,6 +2802,7 @@
           <w:p>
             <w:pPr>
               <w:spacing w:before="60" w:after="60"/>
+              <w:jc w:val="both"/>
             </w:pPr>
             <w:r>
               <w:rPr>
@@ -1157,12 +2819,13 @@
           <w:p>
             <w:pPr>
               <w:spacing w:before="60" w:after="60"/>
+              <w:jc w:val="both"/>
             </w:pPr>
             <w:r>
               <w:rPr>
                 <w:sz w:val="19"/>
               </w:rPr>
-              <w:t>NASA Public</w:t>
+              <w:t>NASA and other public datasets</w:t>
             </w:r>
           </w:p>
         </w:tc>
@@ -1173,12 +2836,13 @@
           <w:p>
             <w:pPr>
               <w:spacing w:before="60" w:after="60"/>
+              <w:jc w:val="both"/>
             </w:pPr>
             <w:r>
               <w:rPr>
                 <w:sz w:val="19"/>
               </w:rPr>
-              <w:t>Energy Features</w:t>
+              <w:t>Energy-based features</w:t>
             </w:r>
           </w:p>
         </w:tc>
@@ -1189,6 +2853,7 @@
           <w:p>
             <w:pPr>
               <w:spacing w:before="60" w:after="60"/>
+              <w:jc w:val="both"/>
             </w:pPr>
             <w:r>
               <w:rPr>
@@ -1205,12 +2870,13 @@
           <w:p>
             <w:pPr>
               <w:spacing w:before="60" w:after="60"/>
+              <w:jc w:val="both"/>
             </w:pPr>
             <w:r>
               <w:rPr>
                 <w:sz w:val="19"/>
               </w:rPr>
-              <w:t>Errors &lt;0.5%</w:t>
+              <w:t>Errors &lt;0.5% under reported settings</w:t>
             </w:r>
           </w:p>
         </w:tc>
@@ -1221,12 +2887,13 @@
           <w:p>
             <w:pPr>
               <w:spacing w:before="60" w:after="60"/>
+              <w:jc w:val="both"/>
             </w:pPr>
             <w:r>
               <w:rPr>
                 <w:sz w:val="19"/>
               </w:rPr>
-              <w:t>Requires specialized features</w:t>
+              <w:t>Requires carefully engineered energy features</w:t>
             </w:r>
           </w:p>
         </w:tc>
@@ -1239,6 +2906,7 @@
           <w:p>
             <w:pPr>
               <w:spacing w:before="60" w:after="60"/>
+              <w:jc w:val="both"/>
             </w:pPr>
             <w:r>
               <w:rPr>
@@ -1255,6 +2923,7 @@
           <w:p>
             <w:pPr>
               <w:spacing w:before="60" w:after="60"/>
+              <w:jc w:val="both"/>
             </w:pPr>
             <w:r>
               <w:rPr>
@@ -1271,6 +2940,7 @@
           <w:p>
             <w:pPr>
               <w:spacing w:before="60" w:after="60"/>
+              <w:jc w:val="both"/>
             </w:pPr>
             <w:r>
               <w:rPr>
@@ -1287,12 +2957,13 @@
           <w:p>
             <w:pPr>
               <w:spacing w:before="60" w:after="60"/>
+              <w:jc w:val="both"/>
             </w:pPr>
             <w:r>
               <w:rPr>
                 <w:sz w:val="19"/>
               </w:rPr>
-              <w:t>V, I, T Curves</w:t>
+              <w:t>Charging voltage, current, temp</w:t>
             </w:r>
           </w:p>
         </w:tc>
@@ -1303,6 +2974,7 @@
           <w:p>
             <w:pPr>
               <w:spacing w:before="60" w:after="60"/>
+              <w:jc w:val="both"/>
             </w:pPr>
             <w:r>
               <w:rPr>
@@ -1319,12 +2991,13 @@
           <w:p>
             <w:pPr>
               <w:spacing w:before="60" w:after="60"/>
+              <w:jc w:val="both"/>
             </w:pPr>
             <w:r>
               <w:rPr>
                 <w:sz w:val="19"/>
               </w:rPr>
-              <w:t>Max Error &lt; 4.3%</w:t>
+              <w:t>Maximum error within 4.3%</w:t>
             </w:r>
           </w:p>
         </w:tc>
@@ -1335,6 +3008,7 @@
           <w:p>
             <w:pPr>
               <w:spacing w:before="60" w:after="60"/>
+              <w:jc w:val="both"/>
             </w:pPr>
             <w:r>
               <w:rPr>
@@ -1353,6 +3027,7 @@
           <w:p>
             <w:pPr>
               <w:spacing w:before="60" w:after="60"/>
+              <w:jc w:val="both"/>
             </w:pPr>
             <w:r>
               <w:rPr>
@@ -1369,12 +3044,13 @@
           <w:p>
             <w:pPr>
               <w:spacing w:before="60" w:after="60"/>
+              <w:jc w:val="both"/>
             </w:pPr>
             <w:r>
               <w:rPr>
                 <w:sz w:val="19"/>
               </w:rPr>
-              <w:t>Ren &amp; Du, 2023</w:t>
+              <w:t>Ren and Du, 2023</w:t>
             </w:r>
           </w:p>
         </w:tc>
@@ -1385,12 +3061,13 @@
           <w:p>
             <w:pPr>
               <w:spacing w:before="60" w:after="60"/>
+              <w:jc w:val="both"/>
             </w:pPr>
             <w:r>
               <w:rPr>
                 <w:sz w:val="19"/>
               </w:rPr>
-              <w:t>Multiple Datasets</w:t>
+              <w:t>Multiple battery datasets</w:t>
             </w:r>
           </w:p>
         </w:tc>
@@ -1401,12 +3078,13 @@
           <w:p>
             <w:pPr>
               <w:spacing w:before="60" w:after="60"/>
+              <w:jc w:val="both"/>
             </w:pPr>
             <w:r>
               <w:rPr>
                 <w:sz w:val="19"/>
               </w:rPr>
-              <w:t>Capacity, V, I, T</w:t>
+              <w:t>Capacity, V, I, T indicators</w:t>
             </w:r>
           </w:p>
         </w:tc>
@@ -1417,12 +3095,13 @@
           <w:p>
             <w:pPr>
               <w:spacing w:before="60" w:after="60"/>
+              <w:jc w:val="both"/>
             </w:pPr>
             <w:r>
               <w:rPr>
                 <w:sz w:val="19"/>
               </w:rPr>
-              <w:t>Review of ML/DL</w:t>
+              <w:t>Review of ML/DL/SVM/GPR</w:t>
             </w:r>
           </w:p>
         </w:tc>
@@ -1433,6 +3112,7 @@
           <w:p>
             <w:pPr>
               <w:spacing w:before="60" w:after="60"/>
+              <w:jc w:val="both"/>
             </w:pPr>
             <w:r>
               <w:rPr>
@@ -1449,12 +3129,13 @@
           <w:p>
             <w:pPr>
               <w:spacing w:before="60" w:after="60"/>
+              <w:jc w:val="both"/>
             </w:pPr>
             <w:r>
               <w:rPr>
                 <w:sz w:val="19"/>
               </w:rPr>
-              <w:t>Cross-dataset variance</w:t>
+              <w:t>Dataset and feature differences affect performance</w:t>
             </w:r>
           </w:p>
         </w:tc>
@@ -1467,6 +3148,7 @@
           <w:p>
             <w:pPr>
               <w:spacing w:before="60" w:after="60"/>
+              <w:jc w:val="both"/>
             </w:pPr>
             <w:r>
               <w:rPr>
@@ -1483,6 +3165,7 @@
           <w:p>
             <w:pPr>
               <w:spacing w:before="60" w:after="60"/>
+              <w:jc w:val="both"/>
             </w:pPr>
             <w:r>
               <w:rPr>
@@ -1499,12 +3182,13 @@
           <w:p>
             <w:pPr>
               <w:spacing w:before="60" w:after="60"/>
+              <w:jc w:val="both"/>
             </w:pPr>
             <w:r>
               <w:rPr>
                 <w:sz w:val="19"/>
               </w:rPr>
-              <w:t>Multiple Datasets</w:t>
+              <w:t>Multiple battery datasets</w:t>
             </w:r>
           </w:p>
         </w:tc>
@@ -1515,12 +3199,13 @@
           <w:p>
             <w:pPr>
               <w:spacing w:before="60" w:after="60"/>
+              <w:jc w:val="both"/>
             </w:pPr>
             <w:r>
               <w:rPr>
                 <w:sz w:val="19"/>
               </w:rPr>
-              <w:t>Health Indicators</w:t>
+              <w:t>Engineered health indicators</w:t>
             </w:r>
           </w:p>
         </w:tc>
@@ -1531,12 +3216,13 @@
           <w:p>
             <w:pPr>
               <w:spacing w:before="60" w:after="60"/>
+              <w:jc w:val="both"/>
             </w:pPr>
             <w:r>
               <w:rPr>
                 <w:sz w:val="19"/>
               </w:rPr>
-              <w:t>Review of Data-Driven</w:t>
+              <w:t>Review of data-driven methods</w:t>
             </w:r>
           </w:p>
         </w:tc>
@@ -1547,12 +3233,13 @@
           <w:p>
             <w:pPr>
               <w:spacing w:before="60" w:after="60"/>
+              <w:jc w:val="both"/>
             </w:pPr>
             <w:r>
               <w:rPr>
                 <w:sz w:val="19"/>
               </w:rPr>
-              <w:t>Comprehensive</w:t>
+              <w:t>Comprehensive comparison</w:t>
             </w:r>
           </w:p>
         </w:tc>
@@ -1563,12 +3250,13 @@
           <w:p>
             <w:pPr>
               <w:spacing w:before="60" w:after="60"/>
+              <w:jc w:val="both"/>
             </w:pPr>
             <w:r>
               <w:rPr>
                 <w:sz w:val="19"/>
               </w:rPr>
-              <w:t>Generalization challenges</w:t>
+              <w:t>Highlights continuing generalization challenges</w:t>
             </w:r>
           </w:p>
         </w:tc>
@@ -1581,6 +3269,7 @@
           <w:p>
             <w:pPr>
               <w:spacing w:before="60" w:after="60"/>
+              <w:jc w:val="both"/>
             </w:pPr>
             <w:r>
               <w:rPr>
@@ -1597,6 +3286,7 @@
           <w:p>
             <w:pPr>
               <w:spacing w:before="60" w:after="60"/>
+              <w:jc w:val="both"/>
             </w:pPr>
             <w:r>
               <w:rPr>
@@ -1613,12 +3303,13 @@
           <w:p>
             <w:pPr>
               <w:spacing w:before="60" w:after="60"/>
+              <w:jc w:val="both"/>
             </w:pPr>
             <w:r>
               <w:rPr>
                 <w:sz w:val="19"/>
               </w:rPr>
-              <w:t>Public Li-ion</w:t>
+              <w:t>Public Li-ion datasets</w:t>
             </w:r>
           </w:p>
         </w:tc>
@@ -1629,12 +3320,13 @@
           <w:p>
             <w:pPr>
               <w:spacing w:before="60" w:after="60"/>
+              <w:jc w:val="both"/>
             </w:pPr>
             <w:r>
               <w:rPr>
                 <w:sz w:val="19"/>
               </w:rPr>
-              <w:t>Raw &amp; Derived</w:t>
+              <w:t>Raw, derived and smoothed features</w:t>
             </w:r>
           </w:p>
         </w:tc>
@@ -1645,6 +3337,7 @@
           <w:p>
             <w:pPr>
               <w:spacing w:before="60" w:after="60"/>
+              <w:jc w:val="both"/>
             </w:pPr>
             <w:r>
               <w:rPr>
@@ -1661,12 +3354,13 @@
           <w:p>
             <w:pPr>
               <w:spacing w:before="60" w:after="60"/>
+              <w:jc w:val="both"/>
             </w:pPr>
             <w:r>
               <w:rPr>
                 <w:sz w:val="19"/>
               </w:rPr>
-              <w:t>Short-time SoH</w:t>
+              <w:t>Lightweight short-time estimation</w:t>
             </w:r>
           </w:p>
         </w:tc>
@@ -1677,12 +3371,13 @@
           <w:p>
             <w:pPr>
               <w:spacing w:before="60" w:after="60"/>
+              <w:jc w:val="both"/>
             </w:pPr>
             <w:r>
               <w:rPr>
                 <w:sz w:val="19"/>
               </w:rPr>
-              <w:t>Phase-dependent efficacy</w:t>
+              <w:t>Feature effectiveness varies by operating phase</w:t>
             </w:r>
           </w:p>
         </w:tc>
@@ -1695,6 +3390,7 @@
           <w:p>
             <w:pPr>
               <w:spacing w:before="60" w:after="60"/>
+              <w:jc w:val="both"/>
             </w:pPr>
             <w:r>
               <w:rPr>
@@ -1711,12 +3407,13 @@
           <w:p>
             <w:pPr>
               <w:spacing w:before="60" w:after="60"/>
+              <w:jc w:val="both"/>
             </w:pPr>
             <w:r>
               <w:rPr>
                 <w:sz w:val="19"/>
               </w:rPr>
-              <w:t>2026 XAI Study</w:t>
+              <w:t>2026 XAI study</w:t>
             </w:r>
           </w:p>
         </w:tc>
@@ -1727,6 +3424,7 @@
           <w:p>
             <w:pPr>
               <w:spacing w:before="60" w:after="60"/>
+              <w:jc w:val="both"/>
             </w:pPr>
             <w:r>
               <w:rPr>
@@ -1743,12 +3441,13 @@
           <w:p>
             <w:pPr>
               <w:spacing w:before="60" w:after="60"/>
+              <w:jc w:val="both"/>
             </w:pPr>
             <w:r>
               <w:rPr>
                 <w:sz w:val="19"/>
               </w:rPr>
-              <w:t>Charge Indicators</w:t>
+              <w:t>Engineered charge indicators</w:t>
             </w:r>
           </w:p>
         </w:tc>
@@ -1759,6 +3458,7 @@
           <w:p>
             <w:pPr>
               <w:spacing w:before="60" w:after="60"/>
+              <w:jc w:val="both"/>
             </w:pPr>
             <w:r>
               <w:rPr>
@@ -1775,12 +3475,13 @@
           <w:p>
             <w:pPr>
               <w:spacing w:before="60" w:after="60"/>
+              <w:jc w:val="both"/>
             </w:pPr>
             <w:r>
               <w:rPr>
                 <w:sz w:val="19"/>
               </w:rPr>
-              <w:t>R² = 0.992</w:t>
+              <w:t>R² = 0.992 reported</w:t>
             </w:r>
           </w:p>
         </w:tc>
@@ -1791,12 +3492,13 @@
           <w:p>
             <w:pPr>
               <w:spacing w:before="60" w:after="60"/>
+              <w:jc w:val="both"/>
             </w:pPr>
             <w:r>
               <w:rPr>
                 <w:sz w:val="19"/>
               </w:rPr>
-              <w:t>Not randomized usage</w:t>
+              <w:t>Uses conventional NASA degradation data, not randomized usage</w:t>
             </w:r>
           </w:p>
         </w:tc>
@@ -1809,6 +3511,7 @@
           <w:p>
             <w:pPr>
               <w:spacing w:before="60" w:after="60"/>
+              <w:jc w:val="both"/>
             </w:pPr>
             <w:r>
               <w:rPr>
@@ -1825,12 +3528,13 @@
           <w:p>
             <w:pPr>
               <w:spacing w:before="60" w:after="60"/>
+              <w:jc w:val="both"/>
             </w:pPr>
             <w:r>
               <w:rPr>
                 <w:sz w:val="19"/>
               </w:rPr>
-              <w:t>2026 Study</w:t>
+              <w:t>2026 study</w:t>
             </w:r>
           </w:p>
         </w:tc>
@@ -1841,12 +3545,13 @@
           <w:p>
             <w:pPr>
               <w:spacing w:before="60" w:after="60"/>
+              <w:jc w:val="both"/>
             </w:pPr>
             <w:r>
               <w:rPr>
                 <w:sz w:val="19"/>
               </w:rPr>
-              <w:t>NASA &amp; CALCE</w:t>
+              <w:t>NASA and CALCE</w:t>
             </w:r>
           </w:p>
         </w:tc>
@@ -1857,12 +3562,13 @@
           <w:p>
             <w:pPr>
               <w:spacing w:before="60" w:after="60"/>
+              <w:jc w:val="both"/>
             </w:pPr>
             <w:r>
               <w:rPr>
                 <w:sz w:val="19"/>
               </w:rPr>
-              <w:t>Base, IC, IE</w:t>
+              <w:t>Base, IC and IE features</w:t>
             </w:r>
           </w:p>
         </w:tc>
@@ -1873,12 +3579,13 @@
           <w:p>
             <w:pPr>
               <w:spacing w:before="60" w:after="60"/>
+              <w:jc w:val="both"/>
             </w:pPr>
             <w:r>
               <w:rPr>
                 <w:sz w:val="19"/>
               </w:rPr>
-              <w:t>TCN-SENet-BiLSTM + SHAP</w:t>
+              <w:t>TCN-SENet-BiLSTM + Deep SHAP</w:t>
             </w:r>
           </w:p>
         </w:tc>
@@ -1889,12 +3596,13 @@
           <w:p>
             <w:pPr>
               <w:spacing w:before="60" w:after="60"/>
+              <w:jc w:val="both"/>
             </w:pPr>
             <w:r>
               <w:rPr>
                 <w:sz w:val="19"/>
               </w:rPr>
-              <w:t>MAE, RMSE &lt; 1.5%</w:t>
+              <w:t>MAE and RMSE &lt;1.5%</w:t>
             </w:r>
           </w:p>
         </w:tc>
@@ -1905,6 +3613,7 @@
           <w:p>
             <w:pPr>
               <w:spacing w:before="60" w:after="60"/>
+              <w:jc w:val="both"/>
             </w:pPr>
             <w:r>
               <w:rPr>
@@ -1923,6 +3632,7 @@
           <w:p>
             <w:pPr>
               <w:spacing w:before="60" w:after="60"/>
+              <w:jc w:val="both"/>
             </w:pPr>
             <w:r>
               <w:rPr>
@@ -1939,6 +3649,7 @@
           <w:p>
             <w:pPr>
               <w:spacing w:before="60" w:after="60"/>
+              <w:jc w:val="both"/>
             </w:pPr>
             <w:r>
               <w:rPr>
@@ -1955,12 +3666,13 @@
           <w:p>
             <w:pPr>
               <w:spacing w:before="60" w:after="60"/>
+              <w:jc w:val="both"/>
             </w:pPr>
             <w:r>
               <w:rPr>
                 <w:sz w:val="19"/>
               </w:rPr>
-              <w:t>NASA Randomized</w:t>
+              <w:t>NASA Randomized Battery Usage</w:t>
             </w:r>
           </w:p>
         </w:tc>
@@ -1971,12 +3683,13 @@
           <w:p>
             <w:pPr>
               <w:spacing w:before="60" w:after="60"/>
+              <w:jc w:val="both"/>
             </w:pPr>
             <w:r>
               <w:rPr>
                 <w:sz w:val="19"/>
               </w:rPr>
-              <w:t>Sequential V, I</w:t>
+              <w:t>Sequential charge-discharge profiles</w:t>
             </w:r>
           </w:p>
         </w:tc>
@@ -1987,6 +3700,7 @@
           <w:p>
             <w:pPr>
               <w:spacing w:before="60" w:after="60"/>
+              <w:jc w:val="both"/>
             </w:pPr>
             <w:r>
               <w:rPr>
@@ -2003,12 +3717,13 @@
           <w:p>
             <w:pPr>
               <w:spacing w:before="60" w:after="60"/>
+              <w:jc w:val="both"/>
             </w:pPr>
             <w:r>
               <w:rPr>
                 <w:sz w:val="19"/>
               </w:rPr>
-              <w:t>R² = 0.932, RMSE=0.022</w:t>
+              <w:t>R² = 0.932, RMSE = 0.022</w:t>
             </w:r>
           </w:p>
         </w:tc>
@@ -2019,12 +3734,13 @@
           <w:p>
             <w:pPr>
               <w:spacing w:before="60" w:after="60"/>
+              <w:jc w:val="both"/>
             </w:pPr>
             <w:r>
               <w:rPr>
                 <w:sz w:val="19"/>
               </w:rPr>
-              <w:t>Heavy computational cost</w:t>
+              <w:t>Computationally complex; sequential model</w:t>
             </w:r>
           </w:p>
         </w:tc>
@@ -2032,14 +3748,27 @@
     </w:tbl>
     <w:p>
       <w:pPr>
+        <w:spacing w:after="120" w:line="276" w:lineRule="auto"/>
+        <w:jc w:val="both"/>
+      </w:pPr>
+      <w:r>
+        <w:rPr>
+          <w:sz w:val="23"/>
+        </w:rPr>
+        <w:t>5.11 &amp; 5.12 Research Gap Addressed: The present study bridges the gap between computationally heavy sequence models and conventional lookup tables by proving that compact statistical summaries of randomized operational history provide strong, generalizable predictive signals when evaluated on previously unseen battery cells.</w:t>
+      </w:r>
+    </w:p>
+    <w:p>
+      <w:pPr>
         <w:keepNext/>
         <w:spacing w:before="360" w:after="120"/>
+        <w:jc w:val="both"/>
       </w:pPr>
       <w:r>
         <w:rPr>
           <w:b/>
           <w:color w:val="0F172A"/>
-          <w:sz w:val="28"/>
+          <w:sz w:val="27"/>
         </w:rPr>
         <w:t>6. METHODOLOGY / PROPOSED SYSTEM</w:t>
       </w:r>
@@ -2048,12 +3777,13 @@
       <w:pPr>
         <w:keepNext/>
         <w:spacing w:before="280" w:after="80"/>
+        <w:jc w:val="both"/>
       </w:pPr>
       <w:r>
         <w:rPr>
           <w:b/>
           <w:color w:val="1E293B"/>
-          <w:sz w:val="25"/>
+          <w:sz w:val="24"/>
         </w:rPr>
         <w:t>6.1 Proposed Methodology</w:t>
       </w:r>
@@ -2061,17 +3791,18 @@
     <w:p>
       <w:pPr>
         <w:spacing w:after="120" w:line="276" w:lineRule="auto"/>
+        <w:jc w:val="both"/>
       </w:pPr>
       <w:r>
         <w:rPr>
           <w:sz w:val="23"/>
         </w:rPr>
-        <w:t>The proposed methodology focuses on estimating the State of Health (SoH) of lithium-ion batteries from their previous randomized operating behaviour. The NASA Randomized Battery Usage Data Set is first processed from its original MATLAB format and converted into a structured dataset suitable for machine learning. Instead of directly using raw time-series measurements, the charging and discharging behaviour between consecutive reference measurements is summarized using statistical and operational features such as current, voltage, temperature, duration and charge/discharge throughput. The capacity obtained from the following reference discharge is then used to calculate the corresponding SoH value.</w:t>
+        <w:t>The proposed methodology focuses on estimating the State of Health (SoH) of lithium-ion batteries from their previous randomized operating behaviour. The NASA Randomized Battery Usage Data Set is first processed from its original MATLAB format and converted into a structured dataset suitable for machine learning. Instead of directly using the raw time-series measurements, the charging and discharging behaviour between two consecutive reference measurements is summarized using statistical and operational features such as current, voltage, temperature, duration and charge/discharge throughput. The capacity obtained from the following reference discharge is then used to calculate the corresponding SoH value.</w:t>
       </w:r>
     </w:p>
     <w:p>
       <w:pPr>
-        <w:spacing w:before="200" w:after="80"/>
+        <w:spacing w:before="240" w:after="80"/>
         <w:jc w:val="center"/>
       </w:pPr>
     </w:p>
@@ -2079,7 +3810,7 @@
       <w:r>
         <w:drawing>
           <wp:inline xmlns:a="http://schemas.openxmlformats.org/drawingml/2006/main" xmlns:pic="http://schemas.openxmlformats.org/drawingml/2006/picture">
-            <wp:extent cx="5486400" cy="2194560"/>
+            <wp:extent cx="5669280" cy="1669288"/>
             <wp:docPr id="1" name="Picture 1"/>
             <wp:cNvGraphicFramePr>
               <a:graphicFrameLocks noChangeAspect="1"/>
@@ -2100,7 +3831,7 @@
                   <pic:spPr>
                     <a:xfrm>
                       <a:off x="0" y="0"/>
-                      <a:ext cx="5486400" cy="2194560"/>
+                      <a:ext cx="5669280" cy="1669288"/>
                     </a:xfrm>
                     <a:prstGeom prst="rect"/>
                   </pic:spPr>
@@ -2130,12 +3861,13 @@
       <w:pPr>
         <w:keepNext/>
         <w:spacing w:before="280" w:after="80"/>
+        <w:jc w:val="both"/>
       </w:pPr>
       <w:r>
         <w:rPr>
           <w:b/>
           <w:color w:val="1E293B"/>
-          <w:sz w:val="25"/>
+          <w:sz w:val="24"/>
         </w:rPr>
         <w:t>6.2 Data Collection and Preparation</w:t>
       </w:r>
@@ -2143,24 +3875,26 @@
     <w:p>
       <w:pPr>
         <w:spacing w:after="120" w:line="276" w:lineRule="auto"/>
+        <w:jc w:val="both"/>
       </w:pPr>
       <w:r>
         <w:rPr>
           <w:sz w:val="23"/>
         </w:rPr>
-        <w:t>The study uses NASA's Randomized Battery Usage Data Set, in which lithium-ion batteries are operated using randomly generated current profiles and periodically subjected to reference charging and discharging cycles. The raw files are loaded in Python using SciPy and the experimental steps are examined sequentially. Reference discharge steps (2.0 A CC discharge to 3.2 V) are identified from their associated metadata.</w:t>
+        <w:t>The study uses NASA's Randomized Battery Usage Data Set, in which lithium-ion batteries are operated using randomly generated current profiles and periodically subjected to reference charging and discharging cycles. The raw files are loaded in Python using SciPy and the experimental steps are examined sequentially. Reference discharge steps are identified from metadata (2.0 A constant-current discharge to 3.2 V).</w:t>
       </w:r>
     </w:p>
     <w:p>
       <w:pPr>
         <w:keepNext/>
         <w:spacing w:before="280" w:after="80"/>
+        <w:jc w:val="both"/>
       </w:pPr>
       <w:r>
         <w:rPr>
           <w:b/>
           <w:color w:val="1E293B"/>
-          <w:sz w:val="25"/>
+          <w:sz w:val="24"/>
         </w:rPr>
         <w:t>6.3 State of Health Calculation</w:t>
       </w:r>
@@ -2168,6 +3902,7 @@
     <w:p>
       <w:pPr>
         <w:spacing w:after="120" w:line="276" w:lineRule="auto"/>
+        <w:jc w:val="both"/>
       </w:pPr>
       <w:r>
         <w:rPr>
@@ -2191,12 +3926,13 @@
       <w:pPr>
         <w:keepNext/>
         <w:spacing w:before="280" w:after="80"/>
+        <w:jc w:val="both"/>
       </w:pPr>
       <w:r>
         <w:rPr>
           <w:b/>
           <w:color w:val="1E293B"/>
-          <w:sz w:val="25"/>
+          <w:sz w:val="24"/>
         </w:rPr>
         <w:t>6.4 Feature Engineering</w:t>
       </w:r>
@@ -2204,12 +3940,13 @@
     <w:p>
       <w:pPr>
         <w:spacing w:after="120" w:line="276" w:lineRule="auto"/>
+        <w:jc w:val="both"/>
       </w:pPr>
       <w:r>
         <w:rPr>
           <w:sz w:val="23"/>
         </w:rPr>
-        <w:t>The feature engineering stage captures electrical, thermal, and operational characteristics:</w:t>
+        <w:t>The extracted operating-history features summarize the electrical, thermal, and temporal profile of each interval:</w:t>
       </w:r>
     </w:p>
     <w:tbl>
@@ -2231,6 +3968,7 @@
           <w:p>
             <w:pPr>
               <w:spacing w:before="60" w:after="60"/>
+              <w:jc w:val="both"/>
             </w:pPr>
             <w:r>
               <w:rPr>
@@ -2249,13 +3987,14 @@
           <w:p>
             <w:pPr>
               <w:spacing w:before="60" w:after="60"/>
+              <w:jc w:val="both"/>
             </w:pPr>
             <w:r>
               <w:rPr>
                 <w:b/>
                 <w:sz w:val="20"/>
               </w:rPr>
-              <w:t>Physical Description &amp; Engineering Formula</w:t>
+              <w:t>Description &amp; Physical Relevance</w:t>
             </w:r>
           </w:p>
         </w:tc>
@@ -2268,6 +4007,439 @@
           <w:p>
             <w:pPr>
               <w:spacing w:before="60" w:after="60"/>
+              <w:jc w:val="both"/>
+            </w:pPr>
+            <w:r>
+              <w:rPr>
+                <w:sz w:val="19"/>
+              </w:rPr>
+              <w:t>rw_steps</w:t>
+            </w:r>
+          </w:p>
+        </w:tc>
+        <w:tc>
+          <w:tcPr>
+            <w:tcW w:type="dxa" w:w="4680"/>
+          </w:tcPr>
+          <w:p>
+            <w:pPr>
+              <w:spacing w:before="60" w:after="60"/>
+              <w:jc w:val="both"/>
+            </w:pPr>
+            <w:r>
+              <w:rPr>
+                <w:sz w:val="19"/>
+              </w:rPr>
+              <w:t>Number of randomized-use steps in the interval</w:t>
+            </w:r>
+          </w:p>
+        </w:tc>
+      </w:tr>
+      <w:tr>
+        <w:tc>
+          <w:tcPr>
+            <w:tcW w:type="dxa" w:w="4680"/>
+          </w:tcPr>
+          <w:p>
+            <w:pPr>
+              <w:spacing w:before="60" w:after="60"/>
+              <w:jc w:val="both"/>
+            </w:pPr>
+            <w:r>
+              <w:rPr>
+                <w:sz w:val="19"/>
+              </w:rPr>
+              <w:t>rw_samples</w:t>
+            </w:r>
+          </w:p>
+        </w:tc>
+        <w:tc>
+          <w:tcPr>
+            <w:tcW w:type="dxa" w:w="4680"/>
+          </w:tcPr>
+          <w:p>
+            <w:pPr>
+              <w:spacing w:before="60" w:after="60"/>
+              <w:jc w:val="both"/>
+            </w:pPr>
+            <w:r>
+              <w:rPr>
+                <w:sz w:val="19"/>
+              </w:rPr>
+              <w:t>Number of recorded measurements</w:t>
+            </w:r>
+          </w:p>
+        </w:tc>
+      </w:tr>
+      <w:tr>
+        <w:tc>
+          <w:tcPr>
+            <w:tcW w:type="dxa" w:w="4680"/>
+          </w:tcPr>
+          <w:p>
+            <w:pPr>
+              <w:spacing w:before="60" w:after="60"/>
+              <w:jc w:val="both"/>
+            </w:pPr>
+            <w:r>
+              <w:rPr>
+                <w:sz w:val="19"/>
+              </w:rPr>
+              <w:t>rw_duration_s</w:t>
+            </w:r>
+          </w:p>
+        </w:tc>
+        <w:tc>
+          <w:tcPr>
+            <w:tcW w:type="dxa" w:w="4680"/>
+          </w:tcPr>
+          <w:p>
+            <w:pPr>
+              <w:spacing w:before="60" w:after="60"/>
+              <w:jc w:val="both"/>
+            </w:pPr>
+            <w:r>
+              <w:rPr>
+                <w:sz w:val="19"/>
+              </w:rPr>
+              <w:t>Duration of the randomized-use interval (seconds)</w:t>
+            </w:r>
+          </w:p>
+        </w:tc>
+      </w:tr>
+      <w:tr>
+        <w:tc>
+          <w:tcPr>
+            <w:tcW w:type="dxa" w:w="4680"/>
+          </w:tcPr>
+          <w:p>
+            <w:pPr>
+              <w:spacing w:before="60" w:after="60"/>
+              <w:jc w:val="both"/>
+            </w:pPr>
+            <w:r>
+              <w:rPr>
+                <w:sz w:val="19"/>
+              </w:rPr>
+              <w:t>charge_throughput_ah</w:t>
+            </w:r>
+          </w:p>
+        </w:tc>
+        <w:tc>
+          <w:tcPr>
+            <w:tcW w:type="dxa" w:w="4680"/>
+          </w:tcPr>
+          <w:p>
+            <w:pPr>
+              <w:spacing w:before="60" w:after="60"/>
+              <w:jc w:val="both"/>
+            </w:pPr>
+            <w:r>
+              <w:rPr>
+                <w:sz w:val="19"/>
+              </w:rPr>
+              <w:t>Charge-related current throughput integration</w:t>
+            </w:r>
+          </w:p>
+        </w:tc>
+      </w:tr>
+      <w:tr>
+        <w:tc>
+          <w:tcPr>
+            <w:tcW w:type="dxa" w:w="4680"/>
+          </w:tcPr>
+          <w:p>
+            <w:pPr>
+              <w:spacing w:before="60" w:after="60"/>
+              <w:jc w:val="both"/>
+            </w:pPr>
+            <w:r>
+              <w:rPr>
+                <w:sz w:val="19"/>
+              </w:rPr>
+              <w:t>discharge_throughput_ah</w:t>
+            </w:r>
+          </w:p>
+        </w:tc>
+        <w:tc>
+          <w:tcPr>
+            <w:tcW w:type="dxa" w:w="4680"/>
+          </w:tcPr>
+          <w:p>
+            <w:pPr>
+              <w:spacing w:before="60" w:after="60"/>
+              <w:jc w:val="both"/>
+            </w:pPr>
+            <w:r>
+              <w:rPr>
+                <w:sz w:val="19"/>
+              </w:rPr>
+              <w:t>Discharge-related current throughput integration</w:t>
+            </w:r>
+          </w:p>
+        </w:tc>
+      </w:tr>
+      <w:tr>
+        <w:tc>
+          <w:tcPr>
+            <w:tcW w:type="dxa" w:w="4680"/>
+          </w:tcPr>
+          <w:p>
+            <w:pPr>
+              <w:spacing w:before="60" w:after="60"/>
+              <w:jc w:val="both"/>
+            </w:pPr>
+            <w:r>
+              <w:rPr>
+                <w:sz w:val="19"/>
+              </w:rPr>
+              <w:t>abs_current_mean</w:t>
+            </w:r>
+          </w:p>
+        </w:tc>
+        <w:tc>
+          <w:tcPr>
+            <w:tcW w:type="dxa" w:w="4680"/>
+          </w:tcPr>
+          <w:p>
+            <w:pPr>
+              <w:spacing w:before="60" w:after="60"/>
+              <w:jc w:val="both"/>
+            </w:pPr>
+            <w:r>
+              <w:rPr>
+                <w:sz w:val="19"/>
+              </w:rPr>
+              <w:t>Mean absolute current amplitude</w:t>
+            </w:r>
+          </w:p>
+        </w:tc>
+      </w:tr>
+      <w:tr>
+        <w:tc>
+          <w:tcPr>
+            <w:tcW w:type="dxa" w:w="4680"/>
+          </w:tcPr>
+          <w:p>
+            <w:pPr>
+              <w:spacing w:before="60" w:after="60"/>
+              <w:jc w:val="both"/>
+            </w:pPr>
+            <w:r>
+              <w:rPr>
+                <w:sz w:val="19"/>
+              </w:rPr>
+              <w:t>current_mean, current_std</w:t>
+            </w:r>
+          </w:p>
+        </w:tc>
+        <w:tc>
+          <w:tcPr>
+            <w:tcW w:type="dxa" w:w="4680"/>
+          </w:tcPr>
+          <w:p>
+            <w:pPr>
+              <w:spacing w:before="60" w:after="60"/>
+              <w:jc w:val="both"/>
+            </w:pPr>
+            <w:r>
+              <w:rPr>
+                <w:sz w:val="19"/>
+              </w:rPr>
+              <w:t>Mean and variation of current (A)</w:t>
+            </w:r>
+          </w:p>
+        </w:tc>
+      </w:tr>
+      <w:tr>
+        <w:tc>
+          <w:tcPr>
+            <w:tcW w:type="dxa" w:w="4680"/>
+          </w:tcPr>
+          <w:p>
+            <w:pPr>
+              <w:spacing w:before="60" w:after="60"/>
+              <w:jc w:val="both"/>
+            </w:pPr>
+            <w:r>
+              <w:rPr>
+                <w:sz w:val="19"/>
+              </w:rPr>
+              <w:t>current_min, current_max, current_range</w:t>
+            </w:r>
+          </w:p>
+        </w:tc>
+        <w:tc>
+          <w:tcPr>
+            <w:tcW w:type="dxa" w:w="4680"/>
+          </w:tcPr>
+          <w:p>
+            <w:pPr>
+              <w:spacing w:before="60" w:after="60"/>
+              <w:jc w:val="both"/>
+            </w:pPr>
+            <w:r>
+              <w:rPr>
+                <w:sz w:val="19"/>
+              </w:rPr>
+              <w:t>Current operating dynamic range (A)</w:t>
+            </w:r>
+          </w:p>
+        </w:tc>
+      </w:tr>
+      <w:tr>
+        <w:tc>
+          <w:tcPr>
+            <w:tcW w:type="dxa" w:w="4680"/>
+          </w:tcPr>
+          <w:p>
+            <w:pPr>
+              <w:spacing w:before="60" w:after="60"/>
+              <w:jc w:val="both"/>
+            </w:pPr>
+            <w:r>
+              <w:rPr>
+                <w:sz w:val="19"/>
+              </w:rPr>
+              <w:t>voltage_mean, voltage_std</w:t>
+            </w:r>
+          </w:p>
+        </w:tc>
+        <w:tc>
+          <w:tcPr>
+            <w:tcW w:type="dxa" w:w="4680"/>
+          </w:tcPr>
+          <w:p>
+            <w:pPr>
+              <w:spacing w:before="60" w:after="60"/>
+              <w:jc w:val="both"/>
+            </w:pPr>
+            <w:r>
+              <w:rPr>
+                <w:sz w:val="19"/>
+              </w:rPr>
+              <w:t>Mean and standard deviation of voltage (DoD indicator)</w:t>
+            </w:r>
+          </w:p>
+        </w:tc>
+      </w:tr>
+      <w:tr>
+        <w:tc>
+          <w:tcPr>
+            <w:tcW w:type="dxa" w:w="4680"/>
+          </w:tcPr>
+          <w:p>
+            <w:pPr>
+              <w:spacing w:before="60" w:after="60"/>
+              <w:jc w:val="both"/>
+            </w:pPr>
+            <w:r>
+              <w:rPr>
+                <w:sz w:val="19"/>
+              </w:rPr>
+              <w:t>voltage_min, voltage_max, voltage_range</w:t>
+            </w:r>
+          </w:p>
+        </w:tc>
+        <w:tc>
+          <w:tcPr>
+            <w:tcW w:type="dxa" w:w="4680"/>
+          </w:tcPr>
+          <w:p>
+            <w:pPr>
+              <w:spacing w:before="60" w:after="60"/>
+              <w:jc w:val="both"/>
+            </w:pPr>
+            <w:r>
+              <w:rPr>
+                <w:sz w:val="19"/>
+              </w:rPr>
+              <w:t>Voltage operating range and swing (V)</w:t>
+            </w:r>
+          </w:p>
+        </w:tc>
+      </w:tr>
+      <w:tr>
+        <w:tc>
+          <w:tcPr>
+            <w:tcW w:type="dxa" w:w="4680"/>
+          </w:tcPr>
+          <w:p>
+            <w:pPr>
+              <w:spacing w:before="60" w:after="60"/>
+              <w:jc w:val="both"/>
+            </w:pPr>
+            <w:r>
+              <w:rPr>
+                <w:sz w:val="19"/>
+              </w:rPr>
+              <w:t>temperature_mean, temperature_std</w:t>
+            </w:r>
+          </w:p>
+        </w:tc>
+        <w:tc>
+          <w:tcPr>
+            <w:tcW w:type="dxa" w:w="4680"/>
+          </w:tcPr>
+          <w:p>
+            <w:pPr>
+              <w:spacing w:before="60" w:after="60"/>
+              <w:jc w:val="both"/>
+            </w:pPr>
+            <w:r>
+              <w:rPr>
+                <w:sz w:val="19"/>
+              </w:rPr>
+              <w:t>Mean and variation of cell temperature (°C)</w:t>
+            </w:r>
+          </w:p>
+        </w:tc>
+      </w:tr>
+      <w:tr>
+        <w:tc>
+          <w:tcPr>
+            <w:tcW w:type="dxa" w:w="4680"/>
+          </w:tcPr>
+          <w:p>
+            <w:pPr>
+              <w:spacing w:before="60" w:after="60"/>
+              <w:jc w:val="both"/>
+            </w:pPr>
+            <w:r>
+              <w:rPr>
+                <w:sz w:val="19"/>
+              </w:rPr>
+              <w:t>temperature_min, temperature_max, temperature_range</w:t>
+            </w:r>
+          </w:p>
+        </w:tc>
+        <w:tc>
+          <w:tcPr>
+            <w:tcW w:type="dxa" w:w="4680"/>
+          </w:tcPr>
+          <w:p>
+            <w:pPr>
+              <w:spacing w:before="60" w:after="60"/>
+              <w:jc w:val="both"/>
+            </w:pPr>
+            <w:r>
+              <w:rPr>
+                <w:sz w:val="19"/>
+              </w:rPr>
+              <w:t>Temperature operating range and thermal extremes (°C)</w:t>
+            </w:r>
+          </w:p>
+        </w:tc>
+      </w:tr>
+      <w:tr>
+        <w:tc>
+          <w:tcPr>
+            <w:tcW w:type="dxa" w:w="4680"/>
+          </w:tcPr>
+          <w:p>
+            <w:pPr>
+              <w:spacing w:before="60" w:after="60"/>
+              <w:jc w:val="both"/>
             </w:pPr>
             <w:r>
               <w:rPr>
@@ -2284,420 +4456,13 @@
           <w:p>
             <w:pPr>
               <w:spacing w:before="60" w:after="60"/>
+              <w:jc w:val="both"/>
             </w:pPr>
             <w:r>
               <w:rPr>
                 <w:sz w:val="19"/>
               </w:rPr>
-              <w:t>Position of the reference cycle in the battery degradation aging timeline</w:t>
-            </w:r>
-          </w:p>
-        </w:tc>
-      </w:tr>
-      <w:tr>
-        <w:tc>
-          <w:tcPr>
-            <w:tcW w:type="dxa" w:w="4680"/>
-          </w:tcPr>
-          <w:p>
-            <w:pPr>
-              <w:spacing w:before="60" w:after="60"/>
-            </w:pPr>
-            <w:r>
-              <w:rPr>
-                <w:sz w:val="19"/>
-              </w:rPr>
-              <w:t>rw_steps</w:t>
-            </w:r>
-          </w:p>
-        </w:tc>
-        <w:tc>
-          <w:tcPr>
-            <w:tcW w:type="dxa" w:w="4680"/>
-          </w:tcPr>
-          <w:p>
-            <w:pPr>
-              <w:spacing w:before="60" w:after="60"/>
-            </w:pPr>
-            <w:r>
-              <w:rPr>
-                <w:sz w:val="19"/>
-              </w:rPr>
-              <w:t>Number of discrete randomized load steps in preceding operational window</w:t>
-            </w:r>
-          </w:p>
-        </w:tc>
-      </w:tr>
-      <w:tr>
-        <w:tc>
-          <w:tcPr>
-            <w:tcW w:type="dxa" w:w="4680"/>
-          </w:tcPr>
-          <w:p>
-            <w:pPr>
-              <w:spacing w:before="60" w:after="60"/>
-            </w:pPr>
-            <w:r>
-              <w:rPr>
-                <w:sz w:val="19"/>
-              </w:rPr>
-              <w:t>rw_samples</w:t>
-            </w:r>
-          </w:p>
-        </w:tc>
-        <w:tc>
-          <w:tcPr>
-            <w:tcW w:type="dxa" w:w="4680"/>
-          </w:tcPr>
-          <w:p>
-            <w:pPr>
-              <w:spacing w:before="60" w:after="60"/>
-            </w:pPr>
-            <w:r>
-              <w:rPr>
-                <w:sz w:val="19"/>
-              </w:rPr>
-              <w:t>Total count of discrete time-series measurements recorded</w:t>
-            </w:r>
-          </w:p>
-        </w:tc>
-      </w:tr>
-      <w:tr>
-        <w:tc>
-          <w:tcPr>
-            <w:tcW w:type="dxa" w:w="4680"/>
-          </w:tcPr>
-          <w:p>
-            <w:pPr>
-              <w:spacing w:before="60" w:after="60"/>
-            </w:pPr>
-            <w:r>
-              <w:rPr>
-                <w:sz w:val="19"/>
-              </w:rPr>
-              <w:t>rw_duration_s</w:t>
-            </w:r>
-          </w:p>
-        </w:tc>
-        <w:tc>
-          <w:tcPr>
-            <w:tcW w:type="dxa" w:w="4680"/>
-          </w:tcPr>
-          <w:p>
-            <w:pPr>
-              <w:spacing w:before="60" w:after="60"/>
-            </w:pPr>
-            <w:r>
-              <w:rPr>
-                <w:sz w:val="19"/>
-              </w:rPr>
-              <w:t>Total elapsed duration of randomized operational period in seconds</w:t>
-            </w:r>
-          </w:p>
-        </w:tc>
-      </w:tr>
-      <w:tr>
-        <w:tc>
-          <w:tcPr>
-            <w:tcW w:type="dxa" w:w="4680"/>
-          </w:tcPr>
-          <w:p>
-            <w:pPr>
-              <w:spacing w:before="60" w:after="60"/>
-            </w:pPr>
-            <w:r>
-              <w:rPr>
-                <w:sz w:val="19"/>
-              </w:rPr>
-              <w:t>charge_throughput_ah</w:t>
-            </w:r>
-          </w:p>
-        </w:tc>
-        <w:tc>
-          <w:tcPr>
-            <w:tcW w:type="dxa" w:w="4680"/>
-          </w:tcPr>
-          <w:p>
-            <w:pPr>
-              <w:spacing w:before="60" w:after="60"/>
-            </w:pPr>
-            <w:r>
-              <w:rPr>
-                <w:sz w:val="19"/>
-              </w:rPr>
-              <w:t>Cumulative charge integration (Ah) during random-walk charging</w:t>
-            </w:r>
-          </w:p>
-        </w:tc>
-      </w:tr>
-      <w:tr>
-        <w:tc>
-          <w:tcPr>
-            <w:tcW w:type="dxa" w:w="4680"/>
-          </w:tcPr>
-          <w:p>
-            <w:pPr>
-              <w:spacing w:before="60" w:after="60"/>
-            </w:pPr>
-            <w:r>
-              <w:rPr>
-                <w:sz w:val="19"/>
-              </w:rPr>
-              <w:t>discharge_throughput_ah</w:t>
-            </w:r>
-          </w:p>
-        </w:tc>
-        <w:tc>
-          <w:tcPr>
-            <w:tcW w:type="dxa" w:w="4680"/>
-          </w:tcPr>
-          <w:p>
-            <w:pPr>
-              <w:spacing w:before="60" w:after="60"/>
-            </w:pPr>
-            <w:r>
-              <w:rPr>
-                <w:sz w:val="19"/>
-              </w:rPr>
-              <w:t>Cumulative discharge energy integration (Ah) during random-walk loading</w:t>
-            </w:r>
-          </w:p>
-        </w:tc>
-      </w:tr>
-      <w:tr>
-        <w:tc>
-          <w:tcPr>
-            <w:tcW w:type="dxa" w:w="4680"/>
-          </w:tcPr>
-          <w:p>
-            <w:pPr>
-              <w:spacing w:before="60" w:after="60"/>
-            </w:pPr>
-            <w:r>
-              <w:rPr>
-                <w:sz w:val="19"/>
-              </w:rPr>
-              <w:t>abs_current_mean</w:t>
-            </w:r>
-          </w:p>
-        </w:tc>
-        <w:tc>
-          <w:tcPr>
-            <w:tcW w:type="dxa" w:w="4680"/>
-          </w:tcPr>
-          <w:p>
-            <w:pPr>
-              <w:spacing w:before="60" w:after="60"/>
-            </w:pPr>
-            <w:r>
-              <w:rPr>
-                <w:sz w:val="19"/>
-              </w:rPr>
-              <w:t>Mean absolute current amplitude reflecting overall electrical throughput rate</w:t>
-            </w:r>
-          </w:p>
-        </w:tc>
-      </w:tr>
-      <w:tr>
-        <w:tc>
-          <w:tcPr>
-            <w:tcW w:type="dxa" w:w="4680"/>
-          </w:tcPr>
-          <w:p>
-            <w:pPr>
-              <w:spacing w:before="60" w:after="60"/>
-            </w:pPr>
-            <w:r>
-              <w:rPr>
-                <w:sz w:val="19"/>
-              </w:rPr>
-              <w:t>current_mean, current_std</w:t>
-            </w:r>
-          </w:p>
-        </w:tc>
-        <w:tc>
-          <w:tcPr>
-            <w:tcW w:type="dxa" w:w="4680"/>
-          </w:tcPr>
-          <w:p>
-            <w:pPr>
-              <w:spacing w:before="60" w:after="60"/>
-            </w:pPr>
-            <w:r>
-              <w:rPr>
-                <w:sz w:val="19"/>
-              </w:rPr>
-              <w:t>Mean and standard deviation of applied current (A)</w:t>
-            </w:r>
-          </w:p>
-        </w:tc>
-      </w:tr>
-      <w:tr>
-        <w:tc>
-          <w:tcPr>
-            <w:tcW w:type="dxa" w:w="4680"/>
-          </w:tcPr>
-          <w:p>
-            <w:pPr>
-              <w:spacing w:before="60" w:after="60"/>
-            </w:pPr>
-            <w:r>
-              <w:rPr>
-                <w:sz w:val="19"/>
-              </w:rPr>
-              <w:t>current_min, current_max, current_range</w:t>
-            </w:r>
-          </w:p>
-        </w:tc>
-        <w:tc>
-          <w:tcPr>
-            <w:tcW w:type="dxa" w:w="4680"/>
-          </w:tcPr>
-          <w:p>
-            <w:pPr>
-              <w:spacing w:before="60" w:after="60"/>
-            </w:pPr>
-            <w:r>
-              <w:rPr>
-                <w:sz w:val="19"/>
-              </w:rPr>
-              <w:t>Minimum, maximum, and total dynamic span of current (A)</w:t>
-            </w:r>
-          </w:p>
-        </w:tc>
-      </w:tr>
-      <w:tr>
-        <w:tc>
-          <w:tcPr>
-            <w:tcW w:type="dxa" w:w="4680"/>
-          </w:tcPr>
-          <w:p>
-            <w:pPr>
-              <w:spacing w:before="60" w:after="60"/>
-            </w:pPr>
-            <w:r>
-              <w:rPr>
-                <w:sz w:val="19"/>
-              </w:rPr>
-              <w:t>voltage_mean, voltage_std</w:t>
-            </w:r>
-          </w:p>
-        </w:tc>
-        <w:tc>
-          <w:tcPr>
-            <w:tcW w:type="dxa" w:w="4680"/>
-          </w:tcPr>
-          <w:p>
-            <w:pPr>
-              <w:spacing w:before="60" w:after="60"/>
-            </w:pPr>
-            <w:r>
-              <w:rPr>
-                <w:sz w:val="19"/>
-              </w:rPr>
-              <w:t>Mean terminal cell potential and standard deviation (Depth of Discharge)</w:t>
-            </w:r>
-          </w:p>
-        </w:tc>
-      </w:tr>
-      <w:tr>
-        <w:tc>
-          <w:tcPr>
-            <w:tcW w:type="dxa" w:w="4680"/>
-          </w:tcPr>
-          <w:p>
-            <w:pPr>
-              <w:spacing w:before="60" w:after="60"/>
-            </w:pPr>
-            <w:r>
-              <w:rPr>
-                <w:sz w:val="19"/>
-              </w:rPr>
-              <w:t>voltage_min, voltage_max, voltage_range</w:t>
-            </w:r>
-          </w:p>
-        </w:tc>
-        <w:tc>
-          <w:tcPr>
-            <w:tcW w:type="dxa" w:w="4680"/>
-          </w:tcPr>
-          <w:p>
-            <w:pPr>
-              <w:spacing w:before="60" w:after="60"/>
-            </w:pPr>
-            <w:r>
-              <w:rPr>
-                <w:sz w:val="19"/>
-              </w:rPr>
-              <w:t>Minimum, maximum, and full voltage swing of the cell (V)</w:t>
-            </w:r>
-          </w:p>
-        </w:tc>
-      </w:tr>
-      <w:tr>
-        <w:tc>
-          <w:tcPr>
-            <w:tcW w:type="dxa" w:w="4680"/>
-          </w:tcPr>
-          <w:p>
-            <w:pPr>
-              <w:spacing w:before="60" w:after="60"/>
-            </w:pPr>
-            <w:r>
-              <w:rPr>
-                <w:sz w:val="19"/>
-              </w:rPr>
-              <w:t>temperature_mean, temperature_std</w:t>
-            </w:r>
-          </w:p>
-        </w:tc>
-        <w:tc>
-          <w:tcPr>
-            <w:tcW w:type="dxa" w:w="4680"/>
-          </w:tcPr>
-          <w:p>
-            <w:pPr>
-              <w:spacing w:before="60" w:after="60"/>
-            </w:pPr>
-            <w:r>
-              <w:rPr>
-                <w:sz w:val="19"/>
-              </w:rPr>
-              <w:t>Mean and dispersion of operating cell surface temperature (°C)</w:t>
-            </w:r>
-          </w:p>
-        </w:tc>
-      </w:tr>
-      <w:tr>
-        <w:tc>
-          <w:tcPr>
-            <w:tcW w:type="dxa" w:w="4680"/>
-          </w:tcPr>
-          <w:p>
-            <w:pPr>
-              <w:spacing w:before="60" w:after="60"/>
-            </w:pPr>
-            <w:r>
-              <w:rPr>
-                <w:sz w:val="19"/>
-              </w:rPr>
-              <w:t>temperature_min, temperature_max, temperature_range</w:t>
-            </w:r>
-          </w:p>
-        </w:tc>
-        <w:tc>
-          <w:tcPr>
-            <w:tcW w:type="dxa" w:w="4680"/>
-          </w:tcPr>
-          <w:p>
-            <w:pPr>
-              <w:spacing w:before="60" w:after="60"/>
-            </w:pPr>
-            <w:r>
-              <w:rPr>
-                <w:sz w:val="19"/>
-              </w:rPr>
-              <w:t>Thermal extremes and thermal gradient span (°C)</w:t>
+              <w:t>Position of the observation in the battery's degradation history</w:t>
             </w:r>
           </w:p>
         </w:tc>
@@ -2707,12 +4472,13 @@
       <w:pPr>
         <w:keepNext/>
         <w:spacing w:before="280" w:after="80"/>
+        <w:jc w:val="both"/>
       </w:pPr>
       <w:r>
         <w:rPr>
           <w:b/>
           <w:color w:val="1E293B"/>
-          <w:sz w:val="25"/>
+          <w:sz w:val="24"/>
         </w:rPr>
         <w:t>6.5 Data Cleaning and Preprocessing</w:t>
       </w:r>
@@ -2720,24 +4486,26 @@
     <w:p>
       <w:pPr>
         <w:spacing w:after="120" w:line="276" w:lineRule="auto"/>
+        <w:jc w:val="both"/>
       </w:pPr>
       <w:r>
         <w:rPr>
           <w:sz w:val="23"/>
         </w:rPr>
-        <w:t>The dataset is audited for missing values, duplicates, and non-finite numbers. Median imputation is embedded within the scikit-learn pipeline to prevent data leakage. Outliers are detected using the IQR rule but verified against physical validity. Robust scaling is applied to mitigate the effect of extreme operational spikes.</w:t>
+        <w:t>The extracted modelling table is audited for missing values, duplicate observations, and non-finite values. Missing numerical values are handled via median imputation within the scikit-learn pipeline to prevent test-set data leakage. Outliers are audited using the IQR rule, retaining valid operational extremes while using RobustScaler to reduce their influence.</w:t>
       </w:r>
     </w:p>
     <w:p>
       <w:pPr>
         <w:keepNext/>
         <w:spacing w:before="280" w:after="80"/>
+        <w:jc w:val="both"/>
       </w:pPr>
       <w:r>
         <w:rPr>
           <w:b/>
           <w:color w:val="1E293B"/>
-          <w:sz w:val="25"/>
+          <w:sz w:val="24"/>
         </w:rPr>
         <w:t>6.6 Model Design</w:t>
       </w:r>
@@ -2745,17 +4513,18 @@
     <w:p>
       <w:pPr>
         <w:spacing w:after="120" w:line="276" w:lineRule="auto"/>
+        <w:jc w:val="both"/>
       </w:pPr>
       <w:r>
         <w:rPr>
           <w:sz w:val="23"/>
         </w:rPr>
-        <w:t>The study evaluates six regression algorithms covering linear baselines and non-linear ensembles: Linear Regression (OLS), Ridge (L2), Elastic Net (L1+L2), Random Forest Regressor, Extra Trees Regressor, and Gradient Boosting Regressor.</w:t>
+        <w:t>The project evaluates six regression algorithms covering linear baselines and non-linear ensembles: Linear Regression, Ridge, Elastic Net, Random Forest, Extra Trees, and Gradient Boosting.</w:t>
       </w:r>
     </w:p>
     <w:p>
       <w:pPr>
-        <w:spacing w:before="200" w:after="80"/>
+        <w:spacing w:before="240" w:after="80"/>
         <w:jc w:val="center"/>
       </w:pPr>
     </w:p>
@@ -2763,7 +4532,7 @@
       <w:r>
         <w:drawing>
           <wp:inline xmlns:a="http://schemas.openxmlformats.org/drawingml/2006/main" xmlns:pic="http://schemas.openxmlformats.org/drawingml/2006/picture">
-            <wp:extent cx="5486400" cy="2468880"/>
+            <wp:extent cx="5303520" cy="2880649"/>
             <wp:docPr id="2" name="Picture 2"/>
             <wp:cNvGraphicFramePr>
               <a:graphicFrameLocks noChangeAspect="1"/>
@@ -2784,7 +4553,7 @@
                   <pic:spPr>
                     <a:xfrm>
                       <a:off x="0" y="0"/>
-                      <a:ext cx="5486400" cy="2468880"/>
+                      <a:ext cx="5303520" cy="2880649"/>
                     </a:xfrm>
                     <a:prstGeom prst="rect"/>
                   </pic:spPr>
@@ -2812,7 +4581,7 @@
     </w:p>
     <w:p>
       <w:pPr>
-        <w:spacing w:before="200" w:after="80"/>
+        <w:spacing w:before="240" w:after="80"/>
         <w:jc w:val="center"/>
       </w:pPr>
     </w:p>
@@ -2820,7 +4589,7 @@
       <w:r>
         <w:drawing>
           <wp:inline xmlns:a="http://schemas.openxmlformats.org/drawingml/2006/main" xmlns:pic="http://schemas.openxmlformats.org/drawingml/2006/picture">
-            <wp:extent cx="5486400" cy="2244436"/>
+            <wp:extent cx="5303520" cy="2878629"/>
             <wp:docPr id="3" name="Picture 3"/>
             <wp:cNvGraphicFramePr>
               <a:graphicFrameLocks noChangeAspect="1"/>
@@ -2841,7 +4610,7 @@
                   <pic:spPr>
                     <a:xfrm>
                       <a:off x="0" y="0"/>
-                      <a:ext cx="5486400" cy="2244436"/>
+                      <a:ext cx="5303520" cy="2878629"/>
                     </a:xfrm>
                     <a:prstGeom prst="rect"/>
                   </pic:spPr>
@@ -2871,12 +4640,13 @@
       <w:pPr>
         <w:keepNext/>
         <w:spacing w:before="280" w:after="80"/>
+        <w:jc w:val="both"/>
       </w:pPr>
       <w:r>
         <w:rPr>
           <w:b/>
           <w:color w:val="1E293B"/>
-          <w:sz w:val="25"/>
+          <w:sz w:val="24"/>
         </w:rPr>
         <w:t>6.7 Training and Evaluation</w:t>
       </w:r>
@@ -2884,24 +4654,26 @@
     <w:p>
       <w:pPr>
         <w:spacing w:after="120" w:line="276" w:lineRule="auto"/>
+        <w:jc w:val="both"/>
       </w:pPr>
       <w:r>
         <w:rPr>
           <w:sz w:val="23"/>
         </w:rPr>
-        <w:t>Models are evaluated using an 80:20 random split and a strict battery-wise group holdout (GroupShuffleSplit). Evaluation metrics include MAE, RMSE, and R² compared against a Mean-SoH baseline.</w:t>
+        <w:t>Models are evaluated using an 80:20 random train-test split and a strict battery-wise group holdout (GroupShuffleSplit). Evaluation metrics include MAE, RMSE, and R² compared against a Mean-SoH baseline.</w:t>
       </w:r>
     </w:p>
     <w:p>
       <w:pPr>
         <w:keepNext/>
         <w:spacing w:before="280" w:after="80"/>
+        <w:jc w:val="both"/>
       </w:pPr>
       <w:r>
         <w:rPr>
           <w:b/>
           <w:color w:val="1E293B"/>
-          <w:sz w:val="25"/>
+          <w:sz w:val="24"/>
         </w:rPr>
         <w:t>6.8 Explainability</w:t>
       </w:r>
@@ -2909,6 +4681,7 @@
     <w:p>
       <w:pPr>
         <w:spacing w:after="120" w:line="276" w:lineRule="auto"/>
+        <w:jc w:val="both"/>
       </w:pPr>
       <w:r>
         <w:rPr>
@@ -2921,12 +4694,13 @@
       <w:pPr>
         <w:keepNext/>
         <w:spacing w:before="280" w:after="80"/>
+        <w:jc w:val="both"/>
       </w:pPr>
       <w:r>
         <w:rPr>
           <w:b/>
           <w:color w:val="1E293B"/>
-          <w:sz w:val="25"/>
+          <w:sz w:val="24"/>
         </w:rPr>
         <w:t>6.9 Methodology Summary</w:t>
       </w:r>
@@ -2934,6 +4708,7 @@
     <w:p>
       <w:pPr>
         <w:spacing w:after="120" w:line="276" w:lineRule="auto"/>
+        <w:jc w:val="both"/>
       </w:pPr>
       <w:r>
         <w:rPr>
@@ -2946,12 +4721,13 @@
       <w:pPr>
         <w:keepNext/>
         <w:spacing w:before="360" w:after="120"/>
+        <w:jc w:val="both"/>
       </w:pPr>
       <w:r>
         <w:rPr>
           <w:b/>
           <w:color w:val="0F172A"/>
-          <w:sz w:val="28"/>
+          <w:sz w:val="27"/>
         </w:rPr>
         <w:t>7. IMPLEMENTATION</w:t>
       </w:r>
@@ -2959,24 +4735,29 @@
     <w:p>
       <w:pPr>
         <w:spacing w:after="120" w:line="276" w:lineRule="auto"/>
+        <w:jc w:val="both"/>
       </w:pPr>
       <w:r>
         <w:rPr>
           <w:sz w:val="23"/>
         </w:rPr>
-        <w:t>The implementation was executed in Python 3.10+ and Google Colab using NumPy, pandas, SciPy, scikit-learn, and Matplotlib. The script automatically downloads the 1.06 GB NASA MAT files, processes all 28 structures, isolates 315 valid reference cycles, trains all 6 models, performs cross-battery evaluation, computes SHAP values, and exports the clean tabular results as CSV and JSON files.</w:t>
+        <w:t>The implementation was carried out in Python 3.10+ using Google Colab. NumPy and pandas were used for numerical processing and data manipulation, SciPy was used to read the original MATLAB files, scikit-learn was used for preprocessing and regression, while Matplotlib and SHAP were used for visualization and model interpretation.</w:t>
+        <w:br/>
+        <w:br/>
+        <w:t>The notebook automatically loads the NASA dataset, identifies the available MATLAB files and processes the battery structures. The reference-cycle parser converts the sequential experimental data into the 23-feature modelling table, exports the cleaned dataset as CSV, trains all six regressors, and executes explainability analysis.</w:t>
       </w:r>
     </w:p>
     <w:p>
       <w:pPr>
         <w:keepNext/>
         <w:spacing w:before="360" w:after="120"/>
+        <w:jc w:val="both"/>
       </w:pPr>
       <w:r>
         <w:rPr>
           <w:b/>
           <w:color w:val="0F172A"/>
-          <w:sz w:val="28"/>
+          <w:sz w:val="27"/>
         </w:rPr>
         <w:t>8. RESULTS AND DISCUSSION</w:t>
       </w:r>
@@ -2985,12 +4766,13 @@
       <w:pPr>
         <w:keepNext/>
         <w:spacing w:before="280" w:after="80"/>
+        <w:jc w:val="both"/>
       </w:pPr>
       <w:r>
         <w:rPr>
           <w:b/>
           <w:color w:val="1E293B"/>
-          <w:sz w:val="25"/>
+          <w:sz w:val="24"/>
         </w:rPr>
         <w:t>8.1 Experimental Results</w:t>
       </w:r>
@@ -2998,17 +4780,18 @@
     <w:p>
       <w:pPr>
         <w:spacing w:after="120" w:line="276" w:lineRule="auto"/>
+        <w:jc w:val="both"/>
       </w:pPr>
       <w:r>
         <w:rPr>
           <w:sz w:val="23"/>
         </w:rPr>
-        <w:t>The experimental results are obtained after applying the complete preprocessing and modelling pipeline to the extracted battery observations. The degradation curves across all 12 test cells show a consistent, measurable capacity decline under randomized usage.</w:t>
+        <w:t>The experimental results are obtained after applying the complete preprocessing and modelling pipeline to the extracted battery observations. The first result to examine is the degradation behaviour of the batteries. The SoH-versus-cycle plot provides a visual representation of the decline in measured capacity over the experimental period and confirms that the target variable contains a meaningful degradation trend.</w:t>
       </w:r>
     </w:p>
     <w:p>
       <w:pPr>
-        <w:spacing w:before="200" w:after="80"/>
+        <w:spacing w:before="240" w:after="80"/>
         <w:jc w:val="center"/>
       </w:pPr>
     </w:p>
@@ -3016,7 +4799,7 @@
       <w:r>
         <w:drawing>
           <wp:inline xmlns:a="http://schemas.openxmlformats.org/drawingml/2006/main" xmlns:pic="http://schemas.openxmlformats.org/drawingml/2006/picture">
-            <wp:extent cx="5486400" cy="3291840"/>
+            <wp:extent cx="5486400" cy="3017520"/>
             <wp:docPr id="4" name="Picture 4"/>
             <wp:cNvGraphicFramePr>
               <a:graphicFrameLocks noChangeAspect="1"/>
@@ -3037,7 +4820,7 @@
                   <pic:spPr>
                     <a:xfrm>
                       <a:off x="0" y="0"/>
-                      <a:ext cx="5486400" cy="3291840"/>
+                      <a:ext cx="5486400" cy="3017520"/>
                     </a:xfrm>
                     <a:prstGeom prst="rect"/>
                   </pic:spPr>
@@ -3066,17 +4849,18 @@
     <w:p>
       <w:pPr>
         <w:spacing w:after="120" w:line="276" w:lineRule="auto"/>
+        <w:jc w:val="both"/>
       </w:pPr>
       <w:r>
         <w:rPr>
           <w:sz w:val="23"/>
         </w:rPr>
-        <w:t>Figure 8.2 displays the actual versus predicted State of Health for the Gradient Boosting model on test observations. Predictions closely follow the ideal parity line across the full degradation spectrum from 100% down to 45% SoH.</w:t>
+        <w:t>Figure 8.2 displays the actual versus predicted State of Health for the Gradient Boosting model on test observations. Predictions remain tightly clustered along the ideal parity line across the entire operating health spectrum.</w:t>
       </w:r>
     </w:p>
     <w:p>
       <w:pPr>
-        <w:spacing w:before="200" w:after="80"/>
+        <w:spacing w:before="240" w:after="80"/>
         <w:jc w:val="center"/>
       </w:pPr>
     </w:p>
@@ -3084,7 +4868,7 @@
       <w:r>
         <w:drawing>
           <wp:inline xmlns:a="http://schemas.openxmlformats.org/drawingml/2006/main" xmlns:pic="http://schemas.openxmlformats.org/drawingml/2006/picture">
-            <wp:extent cx="5486400" cy="4754880"/>
+            <wp:extent cx="4389120" cy="4075611"/>
             <wp:docPr id="5" name="Picture 5"/>
             <wp:cNvGraphicFramePr>
               <a:graphicFrameLocks noChangeAspect="1"/>
@@ -3105,7 +4889,7 @@
                   <pic:spPr>
                     <a:xfrm>
                       <a:off x="0" y="0"/>
-                      <a:ext cx="5486400" cy="4754880"/>
+                      <a:ext cx="4389120" cy="4075611"/>
                     </a:xfrm>
                     <a:prstGeom prst="rect"/>
                   </pic:spPr>
@@ -3134,6 +4918,7 @@
     <w:p>
       <w:pPr>
         <w:spacing w:before="160"/>
+        <w:jc w:val="both"/>
       </w:pPr>
       <w:r>
         <w:rPr>
@@ -3164,6 +4949,7 @@
           <w:p>
             <w:pPr>
               <w:spacing w:before="60" w:after="60"/>
+              <w:jc w:val="both"/>
             </w:pPr>
             <w:r>
               <w:rPr>
@@ -3182,13 +4968,14 @@
           <w:p>
             <w:pPr>
               <w:spacing w:before="60" w:after="60"/>
+              <w:jc w:val="both"/>
             </w:pPr>
             <w:r>
               <w:rPr>
                 <w:b/>
                 <w:sz w:val="20"/>
               </w:rPr>
-              <w:t>MAE (%)</w:t>
+              <w:t>MAE</w:t>
             </w:r>
           </w:p>
         </w:tc>
@@ -3200,13 +4987,14 @@
           <w:p>
             <w:pPr>
               <w:spacing w:before="60" w:after="60"/>
+              <w:jc w:val="both"/>
             </w:pPr>
             <w:r>
               <w:rPr>
                 <w:b/>
                 <w:sz w:val="20"/>
               </w:rPr>
-              <w:t>RMSE (%)</w:t>
+              <w:t>RMSE</w:t>
             </w:r>
           </w:p>
         </w:tc>
@@ -3218,13 +5006,14 @@
           <w:p>
             <w:pPr>
               <w:spacing w:before="60" w:after="60"/>
+              <w:jc w:val="both"/>
             </w:pPr>
             <w:r>
               <w:rPr>
                 <w:b/>
                 <w:sz w:val="20"/>
               </w:rPr>
-              <w:t>R² Score</w:t>
+              <w:t>R²</w:t>
             </w:r>
           </w:p>
         </w:tc>
@@ -3237,6 +5026,7 @@
           <w:p>
             <w:pPr>
               <w:spacing w:before="60" w:after="60"/>
+              <w:jc w:val="both"/>
             </w:pPr>
             <w:r>
               <w:rPr>
@@ -3253,6 +5043,7 @@
           <w:p>
             <w:pPr>
               <w:spacing w:before="60" w:after="60"/>
+              <w:jc w:val="both"/>
             </w:pPr>
             <w:r>
               <w:rPr>
@@ -3269,6 +5060,7 @@
           <w:p>
             <w:pPr>
               <w:spacing w:before="60" w:after="60"/>
+              <w:jc w:val="both"/>
             </w:pPr>
             <w:r>
               <w:rPr>
@@ -3285,6 +5077,7 @@
           <w:p>
             <w:pPr>
               <w:spacing w:before="60" w:after="60"/>
+              <w:jc w:val="both"/>
             </w:pPr>
             <w:r>
               <w:rPr>
@@ -3303,6 +5096,7 @@
           <w:p>
             <w:pPr>
               <w:spacing w:before="60" w:after="60"/>
+              <w:jc w:val="both"/>
             </w:pPr>
             <w:r>
               <w:rPr>
@@ -3319,6 +5113,7 @@
           <w:p>
             <w:pPr>
               <w:spacing w:before="60" w:after="60"/>
+              <w:jc w:val="both"/>
             </w:pPr>
             <w:r>
               <w:rPr>
@@ -3335,6 +5130,7 @@
           <w:p>
             <w:pPr>
               <w:spacing w:before="60" w:after="60"/>
+              <w:jc w:val="both"/>
             </w:pPr>
             <w:r>
               <w:rPr>
@@ -3351,6 +5147,7 @@
           <w:p>
             <w:pPr>
               <w:spacing w:before="60" w:after="60"/>
+              <w:jc w:val="both"/>
             </w:pPr>
             <w:r>
               <w:rPr>
@@ -3369,6 +5166,7 @@
           <w:p>
             <w:pPr>
               <w:spacing w:before="60" w:after="60"/>
+              <w:jc w:val="both"/>
             </w:pPr>
             <w:r>
               <w:rPr>
@@ -3385,6 +5183,7 @@
           <w:p>
             <w:pPr>
               <w:spacing w:before="60" w:after="60"/>
+              <w:jc w:val="both"/>
             </w:pPr>
             <w:r>
               <w:rPr>
@@ -3401,6 +5200,7 @@
           <w:p>
             <w:pPr>
               <w:spacing w:before="60" w:after="60"/>
+              <w:jc w:val="both"/>
             </w:pPr>
             <w:r>
               <w:rPr>
@@ -3417,6 +5217,7 @@
           <w:p>
             <w:pPr>
               <w:spacing w:before="60" w:after="60"/>
+              <w:jc w:val="both"/>
             </w:pPr>
             <w:r>
               <w:rPr>
@@ -3435,6 +5236,7 @@
           <w:p>
             <w:pPr>
               <w:spacing w:before="60" w:after="60"/>
+              <w:jc w:val="both"/>
             </w:pPr>
             <w:r>
               <w:rPr>
@@ -3451,6 +5253,7 @@
           <w:p>
             <w:pPr>
               <w:spacing w:before="60" w:after="60"/>
+              <w:jc w:val="both"/>
             </w:pPr>
             <w:r>
               <w:rPr>
@@ -3467,6 +5270,7 @@
           <w:p>
             <w:pPr>
               <w:spacing w:before="60" w:after="60"/>
+              <w:jc w:val="both"/>
             </w:pPr>
             <w:r>
               <w:rPr>
@@ -3483,6 +5287,7 @@
           <w:p>
             <w:pPr>
               <w:spacing w:before="60" w:after="60"/>
+              <w:jc w:val="both"/>
             </w:pPr>
             <w:r>
               <w:rPr>
@@ -3501,6 +5306,7 @@
           <w:p>
             <w:pPr>
               <w:spacing w:before="60" w:after="60"/>
+              <w:jc w:val="both"/>
             </w:pPr>
             <w:r>
               <w:rPr>
@@ -3517,6 +5323,7 @@
           <w:p>
             <w:pPr>
               <w:spacing w:before="60" w:after="60"/>
+              <w:jc w:val="both"/>
             </w:pPr>
             <w:r>
               <w:rPr>
@@ -3533,6 +5340,7 @@
           <w:p>
             <w:pPr>
               <w:spacing w:before="60" w:after="60"/>
+              <w:jc w:val="both"/>
             </w:pPr>
             <w:r>
               <w:rPr>
@@ -3549,6 +5357,7 @@
           <w:p>
             <w:pPr>
               <w:spacing w:before="60" w:after="60"/>
+              <w:jc w:val="both"/>
             </w:pPr>
             <w:r>
               <w:rPr>
@@ -3567,6 +5376,7 @@
           <w:p>
             <w:pPr>
               <w:spacing w:before="60" w:after="60"/>
+              <w:jc w:val="both"/>
             </w:pPr>
             <w:r>
               <w:rPr>
@@ -3583,6 +5393,7 @@
           <w:p>
             <w:pPr>
               <w:spacing w:before="60" w:after="60"/>
+              <w:jc w:val="both"/>
             </w:pPr>
             <w:r>
               <w:rPr>
@@ -3599,6 +5410,7 @@
           <w:p>
             <w:pPr>
               <w:spacing w:before="60" w:after="60"/>
+              <w:jc w:val="both"/>
             </w:pPr>
             <w:r>
               <w:rPr>
@@ -3615,6 +5427,7 @@
           <w:p>
             <w:pPr>
               <w:spacing w:before="60" w:after="60"/>
+              <w:jc w:val="both"/>
             </w:pPr>
             <w:r>
               <w:rPr>
@@ -3633,6 +5446,7 @@
           <w:p>
             <w:pPr>
               <w:spacing w:before="60" w:after="60"/>
+              <w:jc w:val="both"/>
             </w:pPr>
             <w:r>
               <w:rPr>
@@ -3649,6 +5463,7 @@
           <w:p>
             <w:pPr>
               <w:spacing w:before="60" w:after="60"/>
+              <w:jc w:val="both"/>
             </w:pPr>
             <w:r>
               <w:rPr>
@@ -3665,6 +5480,7 @@
           <w:p>
             <w:pPr>
               <w:spacing w:before="60" w:after="60"/>
+              <w:jc w:val="both"/>
             </w:pPr>
             <w:r>
               <w:rPr>
@@ -3681,6 +5497,7 @@
           <w:p>
             <w:pPr>
               <w:spacing w:before="60" w:after="60"/>
+              <w:jc w:val="both"/>
             </w:pPr>
             <w:r>
               <w:rPr>
@@ -3695,6 +5512,7 @@
     <w:p>
       <w:pPr>
         <w:spacing w:before="200"/>
+        <w:jc w:val="both"/>
       </w:pPr>
       <w:r>
         <w:rPr>
@@ -3725,6 +5543,7 @@
           <w:p>
             <w:pPr>
               <w:spacing w:before="60" w:after="60"/>
+              <w:jc w:val="both"/>
             </w:pPr>
             <w:r>
               <w:rPr>
@@ -3743,6 +5562,7 @@
           <w:p>
             <w:pPr>
               <w:spacing w:before="60" w:after="60"/>
+              <w:jc w:val="both"/>
             </w:pPr>
             <w:r>
               <w:rPr>
@@ -3761,13 +5581,14 @@
           <w:p>
             <w:pPr>
               <w:spacing w:before="60" w:after="60"/>
+              <w:jc w:val="both"/>
             </w:pPr>
             <w:r>
               <w:rPr>
                 <w:b/>
                 <w:sz w:val="20"/>
               </w:rPr>
-              <w:t>Selected Model (GBR)</w:t>
+              <w:t>Selected Model</w:t>
             </w:r>
           </w:p>
         </w:tc>
@@ -3779,6 +5600,7 @@
           <w:p>
             <w:pPr>
               <w:spacing w:before="60" w:after="60"/>
+              <w:jc w:val="both"/>
             </w:pPr>
             <w:r>
               <w:rPr>
@@ -3798,6 +5620,7 @@
           <w:p>
             <w:pPr>
               <w:spacing w:before="60" w:after="60"/>
+              <w:jc w:val="both"/>
             </w:pPr>
             <w:r>
               <w:rPr>
@@ -3814,6 +5637,7 @@
           <w:p>
             <w:pPr>
               <w:spacing w:before="60" w:after="60"/>
+              <w:jc w:val="both"/>
             </w:pPr>
             <w:r>
               <w:rPr>
@@ -3830,6 +5654,7 @@
           <w:p>
             <w:pPr>
               <w:spacing w:before="60" w:after="60"/>
+              <w:jc w:val="both"/>
             </w:pPr>
             <w:r>
               <w:rPr>
@@ -3846,12 +5671,13 @@
           <w:p>
             <w:pPr>
               <w:spacing w:before="60" w:after="60"/>
+              <w:jc w:val="both"/>
             </w:pPr>
             <w:r>
               <w:rPr>
                 <w:sz w:val="19"/>
               </w:rPr>
-              <w:t>-84.50% error reduction</w:t>
+              <w:t>84.50%</w:t>
             </w:r>
           </w:p>
         </w:tc>
@@ -3864,6 +5690,7 @@
           <w:p>
             <w:pPr>
               <w:spacing w:before="60" w:after="60"/>
+              <w:jc w:val="both"/>
             </w:pPr>
             <w:r>
               <w:rPr>
@@ -3880,6 +5707,7 @@
           <w:p>
             <w:pPr>
               <w:spacing w:before="60" w:after="60"/>
+              <w:jc w:val="both"/>
             </w:pPr>
             <w:r>
               <w:rPr>
@@ -3896,6 +5724,7 @@
           <w:p>
             <w:pPr>
               <w:spacing w:before="60" w:after="60"/>
+              <w:jc w:val="both"/>
             </w:pPr>
             <w:r>
               <w:rPr>
@@ -3912,12 +5741,13 @@
           <w:p>
             <w:pPr>
               <w:spacing w:before="60" w:after="60"/>
+              <w:jc w:val="both"/>
             </w:pPr>
             <w:r>
               <w:rPr>
                 <w:sz w:val="19"/>
               </w:rPr>
-              <w:t>-80.76% error reduction</w:t>
+              <w:t>80.76%</w:t>
             </w:r>
           </w:p>
         </w:tc>
@@ -3930,6 +5760,7 @@
           <w:p>
             <w:pPr>
               <w:spacing w:before="60" w:after="60"/>
+              <w:jc w:val="both"/>
             </w:pPr>
             <w:r>
               <w:rPr>
@@ -3946,6 +5777,7 @@
           <w:p>
             <w:pPr>
               <w:spacing w:before="60" w:after="60"/>
+              <w:jc w:val="both"/>
             </w:pPr>
             <w:r>
               <w:rPr>
@@ -3962,6 +5794,7 @@
           <w:p>
             <w:pPr>
               <w:spacing w:before="60" w:after="60"/>
+              <w:jc w:val="both"/>
             </w:pPr>
             <w:r>
               <w:rPr>
@@ -3978,12 +5811,13 @@
           <w:p>
             <w:pPr>
               <w:spacing w:before="60" w:after="60"/>
+              <w:jc w:val="both"/>
             </w:pPr>
             <w:r>
               <w:rPr>
                 <w:sz w:val="19"/>
               </w:rPr>
-              <w:t>+0.9595 variance explained</w:t>
+              <w:t>+0.9595</w:t>
             </w:r>
           </w:p>
         </w:tc>
@@ -3993,12 +5827,13 @@
       <w:pPr>
         <w:keepNext/>
         <w:spacing w:before="280" w:after="80"/>
+        <w:jc w:val="both"/>
       </w:pPr>
       <w:r>
         <w:rPr>
           <w:b/>
           <w:color w:val="1E293B"/>
-          <w:sz w:val="25"/>
+          <w:sz w:val="24"/>
         </w:rPr>
         <w:t>8.2 Battery-Wise Generalization</w:t>
       </w:r>
@@ -4006,17 +5841,19 @@
     <w:p>
       <w:pPr>
         <w:spacing w:after="120" w:line="276" w:lineRule="auto"/>
+        <w:jc w:val="both"/>
       </w:pPr>
       <w:r>
         <w:rPr>
           <w:sz w:val="23"/>
         </w:rPr>
-        <w:t>Table 8.3 compares the performance of models when evaluated under random train-test splitting versus strict battery-wise holdout (unseen test cells RW1, RW7, RW8). Tree-based ensembles (Extra Trees R²=0.9451, Gradient Boosting R²=0.9311) maintain strong generalization to unseen cells, whereas linear models suffer a substantial drop (R²=0.1113).</w:t>
+        <w:t>The battery-wise experiment provides a more demanding evaluation because complete batteries are excluded from the training data. This reduces the possibility that the model is simply learning characteristics specific to batteries already represented in the training set.</w:t>
       </w:r>
     </w:p>
     <w:p>
       <w:pPr>
         <w:spacing w:before="160"/>
+        <w:jc w:val="both"/>
       </w:pPr>
       <w:r>
         <w:rPr>
@@ -4047,13 +5884,14 @@
           <w:p>
             <w:pPr>
               <w:spacing w:before="60" w:after="60"/>
+              <w:jc w:val="both"/>
             </w:pPr>
             <w:r>
               <w:rPr>
                 <w:b/>
                 <w:sz w:val="20"/>
               </w:rPr>
-              <w:t>Evaluation Strategy</w:t>
+              <w:t>Evaluation</w:t>
             </w:r>
           </w:p>
         </w:tc>
@@ -4065,13 +5903,14 @@
           <w:p>
             <w:pPr>
               <w:spacing w:before="60" w:after="60"/>
+              <w:jc w:val="both"/>
             </w:pPr>
             <w:r>
               <w:rPr>
                 <w:b/>
                 <w:sz w:val="20"/>
               </w:rPr>
-              <w:t>MAE (%)</w:t>
+              <w:t>MAE</w:t>
             </w:r>
           </w:p>
         </w:tc>
@@ -4083,13 +5922,14 @@
           <w:p>
             <w:pPr>
               <w:spacing w:before="60" w:after="60"/>
+              <w:jc w:val="both"/>
             </w:pPr>
             <w:r>
               <w:rPr>
                 <w:b/>
                 <w:sz w:val="20"/>
               </w:rPr>
-              <w:t>RMSE (%)</w:t>
+              <w:t>RMSE</w:t>
             </w:r>
           </w:p>
         </w:tc>
@@ -4101,13 +5941,14 @@
           <w:p>
             <w:pPr>
               <w:spacing w:before="60" w:after="60"/>
+              <w:jc w:val="both"/>
             </w:pPr>
             <w:r>
               <w:rPr>
                 <w:b/>
                 <w:sz w:val="20"/>
               </w:rPr>
-              <w:t>R² Score</w:t>
+              <w:t>R²</w:t>
             </w:r>
           </w:p>
         </w:tc>
@@ -4120,12 +5961,13 @@
           <w:p>
             <w:pPr>
               <w:spacing w:before="60" w:after="60"/>
+              <w:jc w:val="both"/>
             </w:pPr>
             <w:r>
               <w:rPr>
                 <w:sz w:val="19"/>
               </w:rPr>
-              <w:t>Random Split (80:20)</w:t>
+              <w:t>Random Split</w:t>
             </w:r>
           </w:p>
         </w:tc>
@@ -4136,6 +5978,7 @@
           <w:p>
             <w:pPr>
               <w:spacing w:before="60" w:after="60"/>
+              <w:jc w:val="both"/>
             </w:pPr>
             <w:r>
               <w:rPr>
@@ -4152,6 +5995,7 @@
           <w:p>
             <w:pPr>
               <w:spacing w:before="60" w:after="60"/>
+              <w:jc w:val="both"/>
             </w:pPr>
             <w:r>
               <w:rPr>
@@ -4168,6 +6012,7 @@
           <w:p>
             <w:pPr>
               <w:spacing w:before="60" w:after="60"/>
+              <w:jc w:val="both"/>
             </w:pPr>
             <w:r>
               <w:rPr>
@@ -4186,12 +6031,13 @@
           <w:p>
             <w:pPr>
               <w:spacing w:before="60" w:after="60"/>
+              <w:jc w:val="both"/>
             </w:pPr>
             <w:r>
               <w:rPr>
                 <w:sz w:val="19"/>
               </w:rPr>
-              <w:t>Battery-Wise Holdout (Unseen RW1, RW7, RW8)</w:t>
+              <w:t>Battery-Wise Holdout</w:t>
             </w:r>
           </w:p>
         </w:tc>
@@ -4202,6 +6048,7 @@
           <w:p>
             <w:pPr>
               <w:spacing w:before="60" w:after="60"/>
+              <w:jc w:val="both"/>
             </w:pPr>
             <w:r>
               <w:rPr>
@@ -4218,6 +6065,7 @@
           <w:p>
             <w:pPr>
               <w:spacing w:before="60" w:after="60"/>
+              <w:jc w:val="both"/>
             </w:pPr>
             <w:r>
               <w:rPr>
@@ -4234,6 +6082,7 @@
           <w:p>
             <w:pPr>
               <w:spacing w:before="60" w:after="60"/>
+              <w:jc w:val="both"/>
             </w:pPr>
             <w:r>
               <w:rPr>
@@ -4249,12 +6098,13 @@
       <w:pPr>
         <w:keepNext/>
         <w:spacing w:before="280" w:after="80"/>
+        <w:jc w:val="both"/>
       </w:pPr>
       <w:r>
         <w:rPr>
           <w:b/>
           <w:color w:val="1E293B"/>
-          <w:sz w:val="25"/>
+          <w:sz w:val="24"/>
         </w:rPr>
         <w:t>8.3 Explainability Results</w:t>
       </w:r>
@@ -4262,17 +6112,19 @@
     <w:p>
       <w:pPr>
         <w:spacing w:after="120" w:line="276" w:lineRule="auto"/>
+        <w:jc w:val="both"/>
       </w:pPr>
       <w:r>
         <w:rPr>
           <w:sz w:val="23"/>
         </w:rPr>
-        <w:t>Permutation feature importance and SHAP analysis confirm that cumulative aging progression (cycle_index), operational duration (rw_duration_s), thermal variability (temperature_std, temperature_min), and electrical loading rates (current_mean, voltage_std) carry the highest predictive signal.</w:t>
+        <w:t>Permutation importance identifies the features that contribute most strongly to the predictive performance of the selected model.</w:t>
       </w:r>
     </w:p>
     <w:p>
       <w:pPr>
         <w:spacing w:before="160"/>
+        <w:jc w:val="both"/>
       </w:pPr>
       <w:r>
         <w:rPr>
@@ -4302,6 +6154,7 @@
           <w:p>
             <w:pPr>
               <w:spacing w:before="60" w:after="60"/>
+              <w:jc w:val="both"/>
             </w:pPr>
             <w:r>
               <w:rPr>
@@ -4320,13 +6173,14 @@
           <w:p>
             <w:pPr>
               <w:spacing w:before="60" w:after="60"/>
+              <w:jc w:val="both"/>
             </w:pPr>
             <w:r>
               <w:rPr>
                 <w:b/>
                 <w:sz w:val="20"/>
               </w:rPr>
-              <w:t>Feature Name</w:t>
+              <w:t>Feature</w:t>
             </w:r>
           </w:p>
         </w:tc>
@@ -4338,13 +6192,14 @@
           <w:p>
             <w:pPr>
               <w:spacing w:before="60" w:after="60"/>
+              <w:jc w:val="both"/>
             </w:pPr>
             <w:r>
               <w:rPr>
                 <w:b/>
                 <w:sz w:val="20"/>
               </w:rPr>
-              <w:t>Mean Permutation Drop Score</w:t>
+              <w:t>Importance</w:t>
             </w:r>
           </w:p>
         </w:tc>
@@ -4357,6 +6212,7 @@
           <w:p>
             <w:pPr>
               <w:spacing w:before="60" w:after="60"/>
+              <w:jc w:val="both"/>
             </w:pPr>
             <w:r>
               <w:rPr>
@@ -4373,6 +6229,7 @@
           <w:p>
             <w:pPr>
               <w:spacing w:before="60" w:after="60"/>
+              <w:jc w:val="both"/>
             </w:pPr>
             <w:r>
               <w:rPr>
@@ -4389,6 +6246,7 @@
           <w:p>
             <w:pPr>
               <w:spacing w:before="60" w:after="60"/>
+              <w:jc w:val="both"/>
             </w:pPr>
             <w:r>
               <w:rPr>
@@ -4407,6 +6265,7 @@
           <w:p>
             <w:pPr>
               <w:spacing w:before="60" w:after="60"/>
+              <w:jc w:val="both"/>
             </w:pPr>
             <w:r>
               <w:rPr>
@@ -4423,6 +6282,7 @@
           <w:p>
             <w:pPr>
               <w:spacing w:before="60" w:after="60"/>
+              <w:jc w:val="both"/>
             </w:pPr>
             <w:r>
               <w:rPr>
@@ -4439,6 +6299,7 @@
           <w:p>
             <w:pPr>
               <w:spacing w:before="60" w:after="60"/>
+              <w:jc w:val="both"/>
             </w:pPr>
             <w:r>
               <w:rPr>
@@ -4457,6 +6318,7 @@
           <w:p>
             <w:pPr>
               <w:spacing w:before="60" w:after="60"/>
+              <w:jc w:val="both"/>
             </w:pPr>
             <w:r>
               <w:rPr>
@@ -4473,6 +6335,7 @@
           <w:p>
             <w:pPr>
               <w:spacing w:before="60" w:after="60"/>
+              <w:jc w:val="both"/>
             </w:pPr>
             <w:r>
               <w:rPr>
@@ -4489,6 +6352,7 @@
           <w:p>
             <w:pPr>
               <w:spacing w:before="60" w:after="60"/>
+              <w:jc w:val="both"/>
             </w:pPr>
             <w:r>
               <w:rPr>
@@ -4507,6 +6371,7 @@
           <w:p>
             <w:pPr>
               <w:spacing w:before="60" w:after="60"/>
+              <w:jc w:val="both"/>
             </w:pPr>
             <w:r>
               <w:rPr>
@@ -4523,6 +6388,7 @@
           <w:p>
             <w:pPr>
               <w:spacing w:before="60" w:after="60"/>
+              <w:jc w:val="both"/>
             </w:pPr>
             <w:r>
               <w:rPr>
@@ -4539,6 +6405,7 @@
           <w:p>
             <w:pPr>
               <w:spacing w:before="60" w:after="60"/>
+              <w:jc w:val="both"/>
             </w:pPr>
             <w:r>
               <w:rPr>
@@ -4557,6 +6424,7 @@
           <w:p>
             <w:pPr>
               <w:spacing w:before="60" w:after="60"/>
+              <w:jc w:val="both"/>
             </w:pPr>
             <w:r>
               <w:rPr>
@@ -4573,6 +6441,7 @@
           <w:p>
             <w:pPr>
               <w:spacing w:before="60" w:after="60"/>
+              <w:jc w:val="both"/>
             </w:pPr>
             <w:r>
               <w:rPr>
@@ -4589,6 +6458,7 @@
           <w:p>
             <w:pPr>
               <w:spacing w:before="60" w:after="60"/>
+              <w:jc w:val="both"/>
             </w:pPr>
             <w:r>
               <w:rPr>
@@ -4607,6 +6477,7 @@
           <w:p>
             <w:pPr>
               <w:spacing w:before="60" w:after="60"/>
+              <w:jc w:val="both"/>
             </w:pPr>
             <w:r>
               <w:rPr>
@@ -4623,6 +6494,7 @@
           <w:p>
             <w:pPr>
               <w:spacing w:before="60" w:after="60"/>
+              <w:jc w:val="both"/>
             </w:pPr>
             <w:r>
               <w:rPr>
@@ -4639,6 +6511,7 @@
           <w:p>
             <w:pPr>
               <w:spacing w:before="60" w:after="60"/>
+              <w:jc w:val="both"/>
             </w:pPr>
             <w:r>
               <w:rPr>
@@ -4657,6 +6530,7 @@
           <w:p>
             <w:pPr>
               <w:spacing w:before="60" w:after="60"/>
+              <w:jc w:val="both"/>
             </w:pPr>
             <w:r>
               <w:rPr>
@@ -4673,6 +6547,7 @@
           <w:p>
             <w:pPr>
               <w:spacing w:before="60" w:after="60"/>
+              <w:jc w:val="both"/>
             </w:pPr>
             <w:r>
               <w:rPr>
@@ -4689,6 +6564,7 @@
           <w:p>
             <w:pPr>
               <w:spacing w:before="60" w:after="60"/>
+              <w:jc w:val="both"/>
             </w:pPr>
             <w:r>
               <w:rPr>
@@ -4707,6 +6583,7 @@
           <w:p>
             <w:pPr>
               <w:spacing w:before="60" w:after="60"/>
+              <w:jc w:val="both"/>
             </w:pPr>
             <w:r>
               <w:rPr>
@@ -4723,6 +6600,7 @@
           <w:p>
             <w:pPr>
               <w:spacing w:before="60" w:after="60"/>
+              <w:jc w:val="both"/>
             </w:pPr>
             <w:r>
               <w:rPr>
@@ -4739,6 +6617,7 @@
           <w:p>
             <w:pPr>
               <w:spacing w:before="60" w:after="60"/>
+              <w:jc w:val="both"/>
             </w:pPr>
             <w:r>
               <w:rPr>
@@ -4752,7 +6631,7 @@
     </w:tbl>
     <w:p>
       <w:pPr>
-        <w:spacing w:before="200" w:after="80"/>
+        <w:spacing w:before="240" w:after="80"/>
         <w:jc w:val="center"/>
       </w:pPr>
     </w:p>
@@ -4760,7 +6639,7 @@
       <w:r>
         <w:drawing>
           <wp:inline xmlns:a="http://schemas.openxmlformats.org/drawingml/2006/main" xmlns:pic="http://schemas.openxmlformats.org/drawingml/2006/picture">
-            <wp:extent cx="5486400" cy="3352800"/>
+            <wp:extent cx="5303520" cy="3070459"/>
             <wp:docPr id="6" name="Picture 6"/>
             <wp:cNvGraphicFramePr>
               <a:graphicFrameLocks noChangeAspect="1"/>
@@ -4781,7 +6660,7 @@
                   <pic:spPr>
                     <a:xfrm>
                       <a:off x="0" y="0"/>
-                      <a:ext cx="5486400" cy="3352800"/>
+                      <a:ext cx="5303520" cy="3070459"/>
                     </a:xfrm>
                     <a:prstGeom prst="rect"/>
                   </pic:spPr>
@@ -4809,7 +6688,7 @@
     </w:p>
     <w:p>
       <w:pPr>
-        <w:spacing w:before="200" w:after="80"/>
+        <w:spacing w:before="240" w:after="80"/>
         <w:jc w:val="center"/>
       </w:pPr>
     </w:p>
@@ -4817,7 +6696,7 @@
       <w:r>
         <w:drawing>
           <wp:inline xmlns:a="http://schemas.openxmlformats.org/drawingml/2006/main" xmlns:pic="http://schemas.openxmlformats.org/drawingml/2006/picture">
-            <wp:extent cx="5486400" cy="3349592"/>
+            <wp:extent cx="5303520" cy="3070459"/>
             <wp:docPr id="7" name="Picture 7"/>
             <wp:cNvGraphicFramePr>
               <a:graphicFrameLocks noChangeAspect="1"/>
@@ -4838,7 +6717,7 @@
                   <pic:spPr>
                     <a:xfrm>
                       <a:off x="0" y="0"/>
-                      <a:ext cx="5486400" cy="3349592"/>
+                      <a:ext cx="5303520" cy="3070459"/>
                     </a:xfrm>
                     <a:prstGeom prst="rect"/>
                   </pic:spPr>
@@ -4868,12 +6747,13 @@
       <w:pPr>
         <w:keepNext/>
         <w:spacing w:before="280" w:after="80"/>
+        <w:jc w:val="both"/>
       </w:pPr>
       <w:r>
         <w:rPr>
           <w:b/>
           <w:color w:val="1E293B"/>
-          <w:sz w:val="25"/>
+          <w:sz w:val="24"/>
         </w:rPr>
         <w:t>8.4 Discussion</w:t>
       </w:r>
@@ -4881,24 +6761,29 @@
     <w:p>
       <w:pPr>
         <w:spacing w:after="120" w:line="276" w:lineRule="auto"/>
+        <w:jc w:val="both"/>
       </w:pPr>
       <w:r>
         <w:rPr>
           <w:sz w:val="23"/>
         </w:rPr>
-        <w:t>The results address the core research questions directly: (1) compact statistical summaries of randomized operational history successfully predict SoH with under 2.1% MAE; (2) the predictive capacity transfers robustly to completely unseen cells (R² &gt; 0.93 for ensembles); and (3) explainability techniques reliably isolate thermal and electrical stress indicators consistent with battery electrochemistry.</w:t>
+        <w:t>Taken together, the results address the main research question from three directions. The model-performance results determine whether randomized operating-history features contain measurable information about SoH. The battery-wise experiment determines how much of that relationship remains when an entire battery is excluded from training. Finally, permutation importance and SHAP provide an explanation of which engineered operating characteristics the model uses.</w:t>
+        <w:br/>
+        <w:br/>
+        <w:t>The project should therefore not interpret the results solely through the highest R² value. A model can achieve strong performance under a random split while showing a larger error when tested on unseen batteries. Similarly, an important feature identified by SHAP should not automatically be interpreted as a direct physical cause of degradation. The strength of the study comes from considering prediction, generalization and interpretability together.</w:t>
       </w:r>
     </w:p>
     <w:p>
       <w:pPr>
         <w:keepNext/>
         <w:spacing w:before="360" w:after="120"/>
+        <w:jc w:val="both"/>
       </w:pPr>
       <w:r>
         <w:rPr>
           <w:b/>
           <w:color w:val="0F172A"/>
-          <w:sz w:val="28"/>
+          <w:sz w:val="27"/>
         </w:rPr>
         <w:t>9. CONCLUSION AND FUTURE WORK</w:t>
       </w:r>
@@ -4907,12 +6792,13 @@
       <w:pPr>
         <w:keepNext/>
         <w:spacing w:before="280" w:after="80"/>
+        <w:jc w:val="both"/>
       </w:pPr>
       <w:r>
         <w:rPr>
           <w:b/>
           <w:color w:val="1E293B"/>
-          <w:sz w:val="25"/>
+          <w:sz w:val="24"/>
         </w:rPr>
         <w:t>9.1 Conclusion</w:t>
       </w:r>
@@ -4920,6 +6806,7 @@
     <w:p>
       <w:pPr>
         <w:spacing w:after="120" w:line="276" w:lineRule="auto"/>
+        <w:jc w:val="both"/>
       </w:pPr>
       <w:r>
         <w:rPr>
@@ -4934,19 +6821,20 @@
         <w:t>The explainability stage adds another dimension to the analysis. Instead of treating the regression model as a black box, permutation importance and SHAP are used to identify the operating-history characteristics that contribute to the predictions. This makes the resulting analysis more useful for understanding the relationship between battery operation and estimated health.</w:t>
         <w:br/>
         <w:br/>
-        <w:t>The main contribution of the project is therefore the integration of randomized-use feature engineering, conventional machine-learning regression, battery-wise validation and explainable AI into one reproducible workflow.</w:t>
+        <w:t>The main contribution of the project is therefore the integration of randomized-use feature engineering, conventional machine-learning regression, battery-wise validation and explainable AI into one reproducible workflow. The work does not attempt to introduce a new electrochemical model or claim a new state-of-the-art architecture. Its focus is on demonstrating a practical and interpretable Data Science approach to battery-health estimation.</w:t>
       </w:r>
     </w:p>
     <w:p>
       <w:pPr>
         <w:keepNext/>
         <w:spacing w:before="280" w:after="80"/>
+        <w:jc w:val="both"/>
       </w:pPr>
       <w:r>
         <w:rPr>
           <w:b/>
           <w:color w:val="1E293B"/>
-          <w:sz w:val="25"/>
+          <w:sz w:val="24"/>
         </w:rPr>
         <w:t>9.2 Limitations and Future Work</w:t>
       </w:r>
@@ -4954,6 +6842,7 @@
     <w:p>
       <w:pPr>
         <w:spacing w:after="120" w:line="276" w:lineRule="auto"/>
+        <w:jc w:val="both"/>
       </w:pPr>
       <w:r>
         <w:rPr>
@@ -4963,18 +6852,22 @@
         <w:br/>
         <w:br/>
         <w:t>Future work can extend the feature set using voltage-curve shape, incremental capacity, differential voltage, impedance and other physically motivated health indicators. Sequence-based approaches such as LSTM, GRU, CNN-LSTM and Transformer models could then be compared with the feature-based models under exactly the same battery-wise evaluation procedure. Another useful extension would be uncertainty estimation, allowing the system to indicate when a prediction is based on unfamiliar operating conditions.</w:t>
+        <w:br/>
+        <w:br/>
+        <w:t>The framework could ultimately be extended beyond individual laboratory cells toward pack-level SoH estimation and real-time Battery Management System applications. An interactive dashboard could combine the predicted SoH with the degradation history and explainability outputs, providing a practical interface for monitoring battery condition.</w:t>
       </w:r>
     </w:p>
     <w:p>
       <w:pPr>
         <w:keepNext/>
         <w:spacing w:before="360" w:after="120"/>
+        <w:jc w:val="both"/>
       </w:pPr>
       <w:r>
         <w:rPr>
           <w:b/>
           <w:color w:val="0F172A"/>
-          <w:sz w:val="28"/>
+          <w:sz w:val="27"/>
         </w:rPr>
         <w:t>10. REFERENCES</w:t>
       </w:r>
@@ -4982,6 +6875,7 @@
     <w:p>
       <w:pPr>
         <w:spacing w:after="80" w:line="276" w:lineRule="auto"/>
+        <w:jc w:val="both"/>
       </w:pPr>
       <w:r>
         <w:rPr>
@@ -4993,6 +6887,7 @@
     <w:p>
       <w:pPr>
         <w:spacing w:after="80" w:line="276" w:lineRule="auto"/>
+        <w:jc w:val="both"/>
       </w:pPr>
       <w:r>
         <w:rPr>
@@ -5004,6 +6899,7 @@
     <w:p>
       <w:pPr>
         <w:spacing w:after="80" w:line="276" w:lineRule="auto"/>
+        <w:jc w:val="both"/>
       </w:pPr>
       <w:r>
         <w:rPr>
@@ -5015,6 +6911,7 @@
     <w:p>
       <w:pPr>
         <w:spacing w:after="80" w:line="276" w:lineRule="auto"/>
+        <w:jc w:val="both"/>
       </w:pPr>
       <w:r>
         <w:rPr>
@@ -5026,6 +6923,7 @@
     <w:p>
       <w:pPr>
         <w:spacing w:after="80" w:line="276" w:lineRule="auto"/>
+        <w:jc w:val="both"/>
       </w:pPr>
       <w:r>
         <w:rPr>
@@ -5037,6 +6935,7 @@
     <w:p>
       <w:pPr>
         <w:spacing w:after="80" w:line="276" w:lineRule="auto"/>
+        <w:jc w:val="both"/>
       </w:pPr>
       <w:r>
         <w:rPr>
@@ -5048,6 +6947,7 @@
     <w:p>
       <w:pPr>
         <w:spacing w:after="80" w:line="276" w:lineRule="auto"/>
+        <w:jc w:val="both"/>
       </w:pPr>
       <w:r>
         <w:rPr>
@@ -5059,6 +6959,7 @@
     <w:p>
       <w:pPr>
         <w:spacing w:after="80" w:line="276" w:lineRule="auto"/>
+        <w:jc w:val="both"/>
       </w:pPr>
       <w:r>
         <w:rPr>
@@ -5070,6 +6971,7 @@
     <w:p>
       <w:pPr>
         <w:spacing w:after="80" w:line="276" w:lineRule="auto"/>
+        <w:jc w:val="both"/>
       </w:pPr>
       <w:r>
         <w:rPr>

--- a/PROJECT_REPORT_SIT_NAGPUR.docx
+++ b/PROJECT_REPORT_SIT_NAGPUR.docx
@@ -57,7 +57,6 @@
       </w:pPr>
       <w:r>
         <w:rPr>
-          <w:i w:val="0"/>
           <w:sz w:val="22"/>
         </w:rPr>
         <w:t>Submitted by</w:t>
@@ -148,7 +147,7 @@
     </w:p>
     <w:p>
       <w:pPr>
-        <w:spacing w:before="240" w:after="360"/>
+        <w:spacing w:before="320" w:after="400"/>
         <w:jc w:val="center"/>
       </w:pPr>
       <w:r>
@@ -159,1291 +158,2485 @@
         <w:t>CONTENTS</w:t>
       </w:r>
     </w:p>
-    <w:p>
-      <w:pPr>
-        <w:spacing w:after="40" w:line="276" w:lineRule="auto"/>
-      </w:pPr>
-      <w:r>
-        <w:rPr>
-          <w:b/>
-          <w:sz w:val="21"/>
-        </w:rPr>
-        <w:t>1. Title Page</w:t>
-      </w:r>
-      <w:r>
-        <w:rPr>
-          <w:color w:val="94A3B8"/>
-          <w:sz w:val="20"/>
-        </w:rPr>
-        <w:t xml:space="preserve"> ............................................................. </w:t>
-      </w:r>
-      <w:r>
-        <w:rPr>
-          <w:b/>
-          <w:sz w:val="21"/>
-        </w:rPr>
-        <w:t>1</w:t>
-      </w:r>
-    </w:p>
-    <w:p>
-      <w:pPr>
-        <w:spacing w:after="40" w:line="276" w:lineRule="auto"/>
-      </w:pPr>
-      <w:r>
-        <w:rPr>
-          <w:b/>
-          <w:sz w:val="21"/>
-        </w:rPr>
-        <w:t>2. Abstract</w:t>
-      </w:r>
-      <w:r>
-        <w:rPr>
-          <w:color w:val="94A3B8"/>
-          <w:sz w:val="20"/>
-        </w:rPr>
-        <w:t xml:space="preserve"> ............................................................... </w:t>
-      </w:r>
-      <w:r>
-        <w:rPr>
-          <w:b/>
-          <w:sz w:val="21"/>
-        </w:rPr>
-        <w:t>3</w:t>
-      </w:r>
-    </w:p>
-    <w:p>
-      <w:pPr>
-        <w:spacing w:after="40" w:line="276" w:lineRule="auto"/>
-      </w:pPr>
-      <w:r>
-        <w:rPr>
-          <w:b/>
-          <w:sz w:val="21"/>
-        </w:rPr>
-        <w:t>3. Keywords</w:t>
-      </w:r>
-      <w:r>
-        <w:rPr>
-          <w:color w:val="94A3B8"/>
-          <w:sz w:val="20"/>
-        </w:rPr>
-        <w:t xml:space="preserve"> ............................................................... </w:t>
-      </w:r>
-      <w:r>
-        <w:rPr>
-          <w:b/>
-          <w:sz w:val="21"/>
-        </w:rPr>
-        <w:t>3</w:t>
-      </w:r>
-    </w:p>
-    <w:p>
-      <w:pPr>
-        <w:spacing w:after="40" w:line="276" w:lineRule="auto"/>
-      </w:pPr>
-      <w:r>
-        <w:rPr>
-          <w:b/>
-          <w:sz w:val="21"/>
-        </w:rPr>
-        <w:t>4. Introduction</w:t>
-      </w:r>
-      <w:r>
-        <w:rPr>
-          <w:color w:val="94A3B8"/>
-          <w:sz w:val="20"/>
-        </w:rPr>
-        <w:t xml:space="preserve"> ........................................................... </w:t>
-      </w:r>
-      <w:r>
-        <w:rPr>
-          <w:b/>
-          <w:sz w:val="21"/>
-        </w:rPr>
-        <w:t>4</w:t>
-      </w:r>
-    </w:p>
-    <w:p>
-      <w:pPr>
-        <w:spacing w:after="40" w:line="276" w:lineRule="auto"/>
-      </w:pPr>
-      <w:r>
-        <w:rPr>
-          <w:sz w:val="21"/>
-        </w:rPr>
-        <w:t xml:space="preserve">    4.1 Background</w:t>
-      </w:r>
-      <w:r>
-        <w:rPr>
-          <w:color w:val="94A3B8"/>
-          <w:sz w:val="20"/>
-        </w:rPr>
-        <w:t xml:space="preserve"> ........................................................ </w:t>
-      </w:r>
-      <w:r>
-        <w:rPr>
-          <w:b/>
-          <w:sz w:val="21"/>
-        </w:rPr>
-        <w:t>4</w:t>
-      </w:r>
-    </w:p>
-    <w:p>
-      <w:pPr>
-        <w:spacing w:after="40" w:line="276" w:lineRule="auto"/>
-      </w:pPr>
-      <w:r>
-        <w:rPr>
-          <w:sz w:val="21"/>
-        </w:rPr>
-        <w:t xml:space="preserve">    4.2 Battery State of Health</w:t>
-      </w:r>
-      <w:r>
-        <w:rPr>
-          <w:color w:val="94A3B8"/>
-          <w:sz w:val="20"/>
-        </w:rPr>
-        <w:t xml:space="preserve"> ........................................... </w:t>
-      </w:r>
-      <w:r>
-        <w:rPr>
-          <w:b/>
-          <w:sz w:val="21"/>
-        </w:rPr>
-        <w:t>4</w:t>
-      </w:r>
-    </w:p>
-    <w:p>
-      <w:pPr>
-        <w:spacing w:after="40" w:line="276" w:lineRule="auto"/>
-      </w:pPr>
-      <w:r>
-        <w:rPr>
-          <w:sz w:val="21"/>
-        </w:rPr>
-        <w:t xml:space="preserve">    4.3 Randomized Battery Usage</w:t>
-      </w:r>
-      <w:r>
-        <w:rPr>
-          <w:color w:val="94A3B8"/>
-          <w:sz w:val="20"/>
-        </w:rPr>
-        <w:t xml:space="preserve"> .......................................... </w:t>
-      </w:r>
-      <w:r>
-        <w:rPr>
-          <w:b/>
-          <w:sz w:val="21"/>
-        </w:rPr>
-        <w:t>5</w:t>
-      </w:r>
-    </w:p>
-    <w:p>
-      <w:pPr>
-        <w:spacing w:after="40" w:line="276" w:lineRule="auto"/>
-      </w:pPr>
-      <w:r>
-        <w:rPr>
-          <w:sz w:val="21"/>
-        </w:rPr>
-        <w:t xml:space="preserve">    4.4 Motivation</w:t>
-      </w:r>
-      <w:r>
-        <w:rPr>
-          <w:color w:val="94A3B8"/>
-          <w:sz w:val="20"/>
-        </w:rPr>
-        <w:t xml:space="preserve"> ........................................................ </w:t>
-      </w:r>
-      <w:r>
-        <w:rPr>
-          <w:b/>
-          <w:sz w:val="21"/>
-        </w:rPr>
-        <w:t>5</w:t>
-      </w:r>
-    </w:p>
-    <w:p>
-      <w:pPr>
-        <w:spacing w:after="40" w:line="276" w:lineRule="auto"/>
-      </w:pPr>
-      <w:r>
-        <w:rPr>
-          <w:sz w:val="21"/>
-        </w:rPr>
-        <w:t xml:space="preserve">    4.5 Problem Statement</w:t>
-      </w:r>
-      <w:r>
-        <w:rPr>
-          <w:color w:val="94A3B8"/>
-          <w:sz w:val="20"/>
-        </w:rPr>
-        <w:t xml:space="preserve"> ................................................. </w:t>
-      </w:r>
-      <w:r>
-        <w:rPr>
-          <w:b/>
-          <w:sz w:val="21"/>
-        </w:rPr>
-        <w:t>5</w:t>
-      </w:r>
-    </w:p>
-    <w:p>
-      <w:pPr>
-        <w:spacing w:after="40" w:line="276" w:lineRule="auto"/>
-      </w:pPr>
-      <w:r>
-        <w:rPr>
-          <w:sz w:val="21"/>
-        </w:rPr>
-        <w:t xml:space="preserve">    4.6 Objectives of the Project</w:t>
-      </w:r>
-      <w:r>
-        <w:rPr>
-          <w:color w:val="94A3B8"/>
-          <w:sz w:val="20"/>
-        </w:rPr>
-        <w:t xml:space="preserve"> ......................................... </w:t>
-      </w:r>
-      <w:r>
-        <w:rPr>
-          <w:b/>
-          <w:sz w:val="21"/>
-        </w:rPr>
-        <w:t>6</w:t>
-      </w:r>
-    </w:p>
-    <w:p>
-      <w:pPr>
-        <w:spacing w:after="40" w:line="276" w:lineRule="auto"/>
-      </w:pPr>
-      <w:r>
-        <w:rPr>
-          <w:sz w:val="21"/>
-        </w:rPr>
-        <w:t xml:space="preserve">    4.7 Research Question</w:t>
-      </w:r>
-      <w:r>
-        <w:rPr>
-          <w:color w:val="94A3B8"/>
-          <w:sz w:val="20"/>
-        </w:rPr>
-        <w:t xml:space="preserve"> ................................................. </w:t>
-      </w:r>
-      <w:r>
-        <w:rPr>
-          <w:b/>
-          <w:sz w:val="21"/>
-        </w:rPr>
-        <w:t>6</w:t>
-      </w:r>
-    </w:p>
-    <w:p>
-      <w:pPr>
-        <w:spacing w:after="40" w:line="276" w:lineRule="auto"/>
-      </w:pPr>
-      <w:r>
-        <w:rPr>
-          <w:sz w:val="21"/>
-        </w:rPr>
-        <w:t xml:space="preserve">    4.8 Research Hypothesis</w:t>
-      </w:r>
-      <w:r>
-        <w:rPr>
-          <w:color w:val="94A3B8"/>
-          <w:sz w:val="20"/>
-        </w:rPr>
-        <w:t xml:space="preserve"> ............................................... </w:t>
-      </w:r>
-      <w:r>
-        <w:rPr>
-          <w:b/>
-          <w:sz w:val="21"/>
-        </w:rPr>
-        <w:t>6</w:t>
-      </w:r>
-    </w:p>
-    <w:p>
-      <w:pPr>
-        <w:spacing w:after="40" w:line="276" w:lineRule="auto"/>
-      </w:pPr>
-      <w:r>
-        <w:rPr>
-          <w:sz w:val="21"/>
-        </w:rPr>
-        <w:t xml:space="preserve">    4.9 Scope of the Project</w:t>
-      </w:r>
-      <w:r>
-        <w:rPr>
-          <w:color w:val="94A3B8"/>
-          <w:sz w:val="20"/>
-        </w:rPr>
-        <w:t xml:space="preserve"> .............................................. </w:t>
-      </w:r>
-      <w:r>
-        <w:rPr>
-          <w:b/>
-          <w:sz w:val="21"/>
-        </w:rPr>
-        <w:t>7</w:t>
-      </w:r>
-    </w:p>
-    <w:p>
-      <w:pPr>
-        <w:spacing w:after="40" w:line="276" w:lineRule="auto"/>
-      </w:pPr>
-      <w:r>
-        <w:rPr>
-          <w:sz w:val="21"/>
-        </w:rPr>
-        <w:t xml:space="preserve">    4.10 Novelty and Contribution of the Project</w:t>
-      </w:r>
-      <w:r>
-        <w:rPr>
-          <w:color w:val="94A3B8"/>
-          <w:sz w:val="20"/>
-        </w:rPr>
-        <w:t xml:space="preserve"> .......................... </w:t>
-      </w:r>
-      <w:r>
-        <w:rPr>
-          <w:b/>
-          <w:sz w:val="21"/>
-        </w:rPr>
-        <w:t>7</w:t>
-      </w:r>
-    </w:p>
-    <w:p>
-      <w:pPr>
-        <w:spacing w:after="40" w:line="276" w:lineRule="auto"/>
-      </w:pPr>
-      <w:r>
-        <w:rPr>
-          <w:sz w:val="21"/>
-        </w:rPr>
-        <w:t xml:space="preserve">    4.11 Organization of the Report</w:t>
-      </w:r>
-      <w:r>
-        <w:rPr>
-          <w:color w:val="94A3B8"/>
-          <w:sz w:val="20"/>
-        </w:rPr>
-        <w:t xml:space="preserve"> ....................................... </w:t>
-      </w:r>
-      <w:r>
-        <w:rPr>
-          <w:b/>
-          <w:sz w:val="21"/>
-        </w:rPr>
-        <w:t>7</w:t>
-      </w:r>
-    </w:p>
-    <w:p>
-      <w:pPr>
-        <w:spacing w:after="40" w:line="276" w:lineRule="auto"/>
-      </w:pPr>
-      <w:r>
-        <w:rPr>
-          <w:sz w:val="21"/>
-        </w:rPr>
-        <w:t xml:space="preserve">    4.12 Expected Research Outcome</w:t>
-      </w:r>
-      <w:r>
-        <w:rPr>
-          <w:color w:val="94A3B8"/>
-          <w:sz w:val="20"/>
-        </w:rPr>
-        <w:t xml:space="preserve"> ........................................ </w:t>
-      </w:r>
-      <w:r>
-        <w:rPr>
-          <w:b/>
-          <w:sz w:val="21"/>
-        </w:rPr>
-        <w:t>8</w:t>
-      </w:r>
-    </w:p>
-    <w:p>
-      <w:pPr>
-        <w:spacing w:after="40" w:line="276" w:lineRule="auto"/>
-      </w:pPr>
-      <w:r>
-        <w:rPr>
-          <w:b/>
-          <w:sz w:val="21"/>
-        </w:rPr>
-        <w:t>5. Literature Review / Related Work</w:t>
-      </w:r>
-      <w:r>
-        <w:rPr>
-          <w:color w:val="94A3B8"/>
-          <w:sz w:val="20"/>
-        </w:rPr>
-        <w:t xml:space="preserve"> ....................................... </w:t>
-      </w:r>
-      <w:r>
-        <w:rPr>
-          <w:b/>
-          <w:sz w:val="21"/>
-        </w:rPr>
-        <w:t>9</w:t>
-      </w:r>
-    </w:p>
-    <w:p>
-      <w:pPr>
-        <w:spacing w:after="40" w:line="276" w:lineRule="auto"/>
-      </w:pPr>
-      <w:r>
-        <w:rPr>
-          <w:sz w:val="21"/>
-        </w:rPr>
-        <w:t xml:space="preserve">    5.1 Traditional Approaches to Battery SoH Estimation</w:t>
-      </w:r>
-      <w:r>
-        <w:rPr>
-          <w:color w:val="94A3B8"/>
-          <w:sz w:val="20"/>
-        </w:rPr>
-        <w:t xml:space="preserve"> .................. </w:t>
-      </w:r>
-      <w:r>
-        <w:rPr>
-          <w:b/>
-          <w:sz w:val="21"/>
-        </w:rPr>
-        <w:t>9</w:t>
-      </w:r>
-    </w:p>
-    <w:p>
-      <w:pPr>
-        <w:spacing w:after="40" w:line="276" w:lineRule="auto"/>
-      </w:pPr>
-      <w:r>
-        <w:rPr>
-          <w:sz w:val="21"/>
-        </w:rPr>
-        <w:t xml:space="preserve">    5.2 Machine Learning-Based SoH Estimation</w:t>
-      </w:r>
-      <w:r>
-        <w:rPr>
-          <w:color w:val="94A3B8"/>
-          <w:sz w:val="20"/>
-        </w:rPr>
-        <w:t xml:space="preserve"> ............................. </w:t>
-      </w:r>
-      <w:r>
-        <w:rPr>
-          <w:b/>
-          <w:sz w:val="21"/>
-        </w:rPr>
-        <w:t>9</w:t>
-      </w:r>
-    </w:p>
-    <w:p>
-      <w:pPr>
-        <w:spacing w:after="40" w:line="276" w:lineRule="auto"/>
-      </w:pPr>
-      <w:r>
-        <w:rPr>
-          <w:sz w:val="21"/>
-        </w:rPr>
-        <w:t xml:space="preserve">    5.3 Feature Engineering for SoH Estimation</w:t>
-      </w:r>
-      <w:r>
-        <w:rPr>
-          <w:color w:val="94A3B8"/>
-          <w:sz w:val="20"/>
-        </w:rPr>
-        <w:t xml:space="preserve"> ............................ </w:t>
-      </w:r>
-      <w:r>
-        <w:rPr>
-          <w:b/>
-          <w:sz w:val="21"/>
-        </w:rPr>
-        <w:t>9</w:t>
-      </w:r>
-    </w:p>
-    <w:p>
-      <w:pPr>
-        <w:spacing w:after="40" w:line="276" w:lineRule="auto"/>
-      </w:pPr>
-      <w:r>
-        <w:rPr>
-          <w:sz w:val="21"/>
-        </w:rPr>
-        <w:t xml:space="preserve">    5.4 Deep Learning for Battery SoH Estimation</w:t>
-      </w:r>
-      <w:r>
-        <w:rPr>
-          <w:color w:val="94A3B8"/>
-          <w:sz w:val="20"/>
-        </w:rPr>
-        <w:t xml:space="preserve"> ......................... </w:t>
-      </w:r>
-      <w:r>
-        <w:rPr>
-          <w:b/>
-          <w:sz w:val="21"/>
-        </w:rPr>
-        <w:t>10</w:t>
-      </w:r>
-    </w:p>
-    <w:p>
-      <w:pPr>
-        <w:spacing w:after="40" w:line="276" w:lineRule="auto"/>
-      </w:pPr>
-      <w:r>
-        <w:rPr>
-          <w:sz w:val="21"/>
-        </w:rPr>
-        <w:t xml:space="preserve">    5.5 Explainable Artificial Intelligence</w:t>
-      </w:r>
-      <w:r>
-        <w:rPr>
-          <w:color w:val="94A3B8"/>
-          <w:sz w:val="20"/>
-        </w:rPr>
-        <w:t xml:space="preserve"> .............................. </w:t>
-      </w:r>
-      <w:r>
-        <w:rPr>
-          <w:b/>
-          <w:sz w:val="21"/>
-        </w:rPr>
-        <w:t>10</w:t>
-      </w:r>
-    </w:p>
-    <w:p>
-      <w:pPr>
-        <w:spacing w:after="40" w:line="276" w:lineRule="auto"/>
-      </w:pPr>
-      <w:r>
-        <w:rPr>
-          <w:sz w:val="21"/>
-        </w:rPr>
-        <w:t xml:space="preserve">    5.6 Recent Explainable ML Research</w:t>
-      </w:r>
-      <w:r>
-        <w:rPr>
-          <w:color w:val="94A3B8"/>
-          <w:sz w:val="20"/>
-        </w:rPr>
-        <w:t xml:space="preserve"> ................................... </w:t>
-      </w:r>
-      <w:r>
-        <w:rPr>
-          <w:b/>
-          <w:sz w:val="21"/>
-        </w:rPr>
-        <w:t>10</w:t>
-      </w:r>
-    </w:p>
-    <w:p>
-      <w:pPr>
-        <w:spacing w:after="40" w:line="276" w:lineRule="auto"/>
-      </w:pPr>
-      <w:r>
-        <w:rPr>
-          <w:sz w:val="21"/>
-        </w:rPr>
-        <w:t xml:space="preserve">    5.7 Randomized Battery Usage in Existing Research</w:t>
-      </w:r>
-      <w:r>
-        <w:rPr>
-          <w:color w:val="94A3B8"/>
-          <w:sz w:val="20"/>
-        </w:rPr>
-        <w:t xml:space="preserve"> .................... </w:t>
-      </w:r>
-      <w:r>
-        <w:rPr>
-          <w:b/>
-          <w:sz w:val="21"/>
-        </w:rPr>
-        <w:t>10</w:t>
-      </w:r>
-    </w:p>
-    <w:p>
-      <w:pPr>
-        <w:spacing w:after="40" w:line="276" w:lineRule="auto"/>
-      </w:pPr>
-      <w:r>
-        <w:rPr>
-          <w:sz w:val="21"/>
-        </w:rPr>
-        <w:t xml:space="preserve">    5.8 Comparison of Existing Research (Table 1)</w:t>
-      </w:r>
-      <w:r>
-        <w:rPr>
-          <w:color w:val="94A3B8"/>
-          <w:sz w:val="20"/>
-        </w:rPr>
-        <w:t xml:space="preserve"> ........................ </w:t>
-      </w:r>
-      <w:r>
-        <w:rPr>
-          <w:b/>
-          <w:sz w:val="21"/>
-        </w:rPr>
-        <w:t>11</w:t>
-      </w:r>
-    </w:p>
-    <w:p>
-      <w:pPr>
-        <w:spacing w:after="40" w:line="276" w:lineRule="auto"/>
-      </w:pPr>
-      <w:r>
-        <w:rPr>
-          <w:sz w:val="21"/>
-        </w:rPr>
-        <w:t xml:space="preserve">    5.9 Discussion of Existing Work</w:t>
-      </w:r>
-      <w:r>
-        <w:rPr>
-          <w:color w:val="94A3B8"/>
-          <w:sz w:val="20"/>
-        </w:rPr>
-        <w:t xml:space="preserve"> ...................................... </w:t>
-      </w:r>
-      <w:r>
-        <w:rPr>
-          <w:b/>
-          <w:sz w:val="21"/>
-        </w:rPr>
-        <w:t>11</w:t>
-      </w:r>
-    </w:p>
-    <w:p>
-      <w:pPr>
-        <w:spacing w:after="40" w:line="276" w:lineRule="auto"/>
-      </w:pPr>
-      <w:r>
-        <w:rPr>
-          <w:sz w:val="21"/>
-        </w:rPr>
-        <w:t xml:space="preserve">    5.10 Limitations Identified in Existing Research</w:t>
-      </w:r>
-      <w:r>
-        <w:rPr>
-          <w:color w:val="94A3B8"/>
-          <w:sz w:val="20"/>
-        </w:rPr>
-        <w:t xml:space="preserve"> ..................... </w:t>
-      </w:r>
-      <w:r>
-        <w:rPr>
-          <w:b/>
-          <w:sz w:val="21"/>
-        </w:rPr>
-        <w:t>12</w:t>
-      </w:r>
-    </w:p>
-    <w:p>
-      <w:pPr>
-        <w:spacing w:after="40" w:line="276" w:lineRule="auto"/>
-      </w:pPr>
-      <w:r>
-        <w:rPr>
-          <w:sz w:val="21"/>
-        </w:rPr>
-        <w:t xml:space="preserve">    5.11 Research Gap</w:t>
-      </w:r>
-      <w:r>
-        <w:rPr>
-          <w:color w:val="94A3B8"/>
-          <w:sz w:val="20"/>
-        </w:rPr>
-        <w:t xml:space="preserve"> .................................................... </w:t>
-      </w:r>
-      <w:r>
-        <w:rPr>
-          <w:b/>
-          <w:sz w:val="21"/>
-        </w:rPr>
-        <w:t>12</w:t>
-      </w:r>
-    </w:p>
-    <w:p>
-      <w:pPr>
-        <w:spacing w:after="40" w:line="276" w:lineRule="auto"/>
-      </w:pPr>
-      <w:r>
-        <w:rPr>
-          <w:sz w:val="21"/>
-        </w:rPr>
-        <w:t xml:space="preserve">    5.12 Research Gap Addressed by the Present Project</w:t>
-      </w:r>
-      <w:r>
-        <w:rPr>
-          <w:color w:val="94A3B8"/>
-          <w:sz w:val="20"/>
-        </w:rPr>
-        <w:t xml:space="preserve"> ................... </w:t>
-      </w:r>
-      <w:r>
-        <w:rPr>
-          <w:b/>
-          <w:sz w:val="21"/>
-        </w:rPr>
-        <w:t>12</w:t>
-      </w:r>
-    </w:p>
-    <w:p>
-      <w:pPr>
-        <w:spacing w:after="40" w:line="276" w:lineRule="auto"/>
-      </w:pPr>
-      <w:r>
-        <w:rPr>
-          <w:sz w:val="21"/>
-        </w:rPr>
-        <w:t xml:space="preserve">    5.13 Positioning of the Present Work</w:t>
-      </w:r>
-      <w:r>
-        <w:rPr>
-          <w:color w:val="94A3B8"/>
-          <w:sz w:val="20"/>
-        </w:rPr>
-        <w:t xml:space="preserve"> ................................. </w:t>
-      </w:r>
-      <w:r>
-        <w:rPr>
-          <w:b/>
-          <w:sz w:val="21"/>
-        </w:rPr>
-        <w:t>13</w:t>
-      </w:r>
-    </w:p>
-    <w:p>
-      <w:pPr>
-        <w:spacing w:after="40" w:line="276" w:lineRule="auto"/>
-      </w:pPr>
-      <w:r>
-        <w:rPr>
-          <w:sz w:val="21"/>
-        </w:rPr>
-        <w:t xml:space="preserve">    5.14 Summary of Literature Review</w:t>
-      </w:r>
-      <w:r>
-        <w:rPr>
-          <w:color w:val="94A3B8"/>
-          <w:sz w:val="20"/>
-        </w:rPr>
-        <w:t xml:space="preserve"> .................................... </w:t>
-      </w:r>
-      <w:r>
-        <w:rPr>
-          <w:b/>
-          <w:sz w:val="21"/>
-        </w:rPr>
-        <w:t>13</w:t>
-      </w:r>
-    </w:p>
-    <w:p>
-      <w:pPr>
-        <w:spacing w:after="40" w:line="276" w:lineRule="auto"/>
-      </w:pPr>
-      <w:r>
-        <w:rPr>
-          <w:b/>
-          <w:sz w:val="21"/>
-        </w:rPr>
-        <w:t>6. Methodology / Proposed System</w:t>
-      </w:r>
-      <w:r>
-        <w:rPr>
-          <w:color w:val="94A3B8"/>
-          <w:sz w:val="20"/>
-        </w:rPr>
-        <w:t xml:space="preserve"> ......................................... </w:t>
-      </w:r>
-      <w:r>
-        <w:rPr>
-          <w:b/>
-          <w:sz w:val="21"/>
-        </w:rPr>
-        <w:t>14</w:t>
-      </w:r>
-    </w:p>
-    <w:p>
-      <w:pPr>
-        <w:spacing w:after="40" w:line="276" w:lineRule="auto"/>
-      </w:pPr>
-      <w:r>
-        <w:rPr>
-          <w:sz w:val="21"/>
-        </w:rPr>
-        <w:t xml:space="preserve">    6.1 Proposed Methodology (Figure 1)</w:t>
-      </w:r>
-      <w:r>
-        <w:rPr>
-          <w:color w:val="94A3B8"/>
-          <w:sz w:val="20"/>
-        </w:rPr>
-        <w:t xml:space="preserve"> .................................. </w:t>
-      </w:r>
-      <w:r>
-        <w:rPr>
-          <w:b/>
-          <w:sz w:val="21"/>
-        </w:rPr>
-        <w:t>14</w:t>
-      </w:r>
-    </w:p>
-    <w:p>
-      <w:pPr>
-        <w:spacing w:after="40" w:line="276" w:lineRule="auto"/>
-      </w:pPr>
-      <w:r>
-        <w:rPr>
-          <w:sz w:val="21"/>
-        </w:rPr>
-        <w:t xml:space="preserve">    6.2 Data Collection and Preparation</w:t>
-      </w:r>
-      <w:r>
-        <w:rPr>
-          <w:color w:val="94A3B8"/>
-          <w:sz w:val="20"/>
-        </w:rPr>
-        <w:t xml:space="preserve"> .................................. </w:t>
-      </w:r>
-      <w:r>
-        <w:rPr>
-          <w:b/>
-          <w:sz w:val="21"/>
-        </w:rPr>
-        <w:t>14</w:t>
-      </w:r>
-    </w:p>
-    <w:p>
-      <w:pPr>
-        <w:spacing w:after="40" w:line="276" w:lineRule="auto"/>
-      </w:pPr>
-      <w:r>
-        <w:rPr>
-          <w:sz w:val="21"/>
-        </w:rPr>
-        <w:t xml:space="preserve">    6.3 State of Health Calculation</w:t>
-      </w:r>
-      <w:r>
-        <w:rPr>
-          <w:color w:val="94A3B8"/>
-          <w:sz w:val="20"/>
-        </w:rPr>
-        <w:t xml:space="preserve"> ...................................... </w:t>
-      </w:r>
-      <w:r>
-        <w:rPr>
-          <w:b/>
-          <w:sz w:val="21"/>
-        </w:rPr>
-        <w:t>15</w:t>
-      </w:r>
-    </w:p>
-    <w:p>
-      <w:pPr>
-        <w:spacing w:after="40" w:line="276" w:lineRule="auto"/>
-      </w:pPr>
-      <w:r>
-        <w:rPr>
-          <w:sz w:val="21"/>
-        </w:rPr>
-        <w:t xml:space="preserve">    6.4 Feature Engineering (Table of Features)</w:t>
-      </w:r>
-      <w:r>
-        <w:rPr>
-          <w:color w:val="94A3B8"/>
-          <w:sz w:val="20"/>
-        </w:rPr>
-        <w:t xml:space="preserve"> .......................... </w:t>
-      </w:r>
-      <w:r>
-        <w:rPr>
-          <w:b/>
-          <w:sz w:val="21"/>
-        </w:rPr>
-        <w:t>15</w:t>
-      </w:r>
-    </w:p>
-    <w:p>
-      <w:pPr>
-        <w:spacing w:after="40" w:line="276" w:lineRule="auto"/>
-      </w:pPr>
-      <w:r>
-        <w:rPr>
-          <w:sz w:val="21"/>
-        </w:rPr>
-        <w:t xml:space="preserve">    6.5 Data Cleaning and Preprocessing</w:t>
-      </w:r>
-      <w:r>
-        <w:rPr>
-          <w:color w:val="94A3B8"/>
-          <w:sz w:val="20"/>
-        </w:rPr>
-        <w:t xml:space="preserve"> .................................. </w:t>
-      </w:r>
-      <w:r>
-        <w:rPr>
-          <w:b/>
-          <w:sz w:val="21"/>
-        </w:rPr>
-        <w:t>15</w:t>
-      </w:r>
-    </w:p>
-    <w:p>
-      <w:pPr>
-        <w:spacing w:after="40" w:line="276" w:lineRule="auto"/>
-      </w:pPr>
-      <w:r>
-        <w:rPr>
-          <w:sz w:val="21"/>
-        </w:rPr>
-        <w:t xml:space="preserve">    6.6 Model Design (Figure 2 &amp; Figure 3)</w:t>
-      </w:r>
-      <w:r>
-        <w:rPr>
-          <w:color w:val="94A3B8"/>
-          <w:sz w:val="20"/>
-        </w:rPr>
-        <w:t xml:space="preserve"> ............................... </w:t>
-      </w:r>
-      <w:r>
-        <w:rPr>
-          <w:b/>
-          <w:sz w:val="21"/>
-        </w:rPr>
-        <w:t>16</w:t>
-      </w:r>
-    </w:p>
-    <w:p>
-      <w:pPr>
-        <w:spacing w:after="40" w:line="276" w:lineRule="auto"/>
-      </w:pPr>
-      <w:r>
-        <w:rPr>
-          <w:sz w:val="21"/>
-        </w:rPr>
-        <w:t xml:space="preserve">    6.7 Training and Evaluation</w:t>
-      </w:r>
-      <w:r>
-        <w:rPr>
-          <w:color w:val="94A3B8"/>
-          <w:sz w:val="20"/>
-        </w:rPr>
-        <w:t xml:space="preserve"> .......................................... </w:t>
-      </w:r>
-      <w:r>
-        <w:rPr>
-          <w:b/>
-          <w:sz w:val="21"/>
-        </w:rPr>
-        <w:t>16</w:t>
-      </w:r>
-    </w:p>
-    <w:p>
-      <w:pPr>
-        <w:spacing w:after="40" w:line="276" w:lineRule="auto"/>
-      </w:pPr>
-      <w:r>
-        <w:rPr>
-          <w:sz w:val="21"/>
-        </w:rPr>
-        <w:t xml:space="preserve">    6.8 Explainability</w:t>
-      </w:r>
-      <w:r>
-        <w:rPr>
-          <w:color w:val="94A3B8"/>
-          <w:sz w:val="20"/>
-        </w:rPr>
-        <w:t xml:space="preserve"> ................................................... </w:t>
-      </w:r>
-      <w:r>
-        <w:rPr>
-          <w:b/>
-          <w:sz w:val="21"/>
-        </w:rPr>
-        <w:t>17</w:t>
-      </w:r>
-    </w:p>
-    <w:p>
-      <w:pPr>
-        <w:spacing w:after="40" w:line="276" w:lineRule="auto"/>
-      </w:pPr>
-      <w:r>
-        <w:rPr>
-          <w:sz w:val="21"/>
-        </w:rPr>
-        <w:t xml:space="preserve">    6.9 Methodology Summary</w:t>
-      </w:r>
-      <w:r>
-        <w:rPr>
-          <w:color w:val="94A3B8"/>
-          <w:sz w:val="20"/>
-        </w:rPr>
-        <w:t xml:space="preserve"> .............................................. </w:t>
-      </w:r>
-      <w:r>
-        <w:rPr>
-          <w:b/>
-          <w:sz w:val="21"/>
-        </w:rPr>
-        <w:t>17</w:t>
-      </w:r>
-    </w:p>
-    <w:p>
-      <w:pPr>
-        <w:spacing w:after="40" w:line="276" w:lineRule="auto"/>
-      </w:pPr>
-      <w:r>
-        <w:rPr>
-          <w:b/>
-          <w:sz w:val="21"/>
-        </w:rPr>
-        <w:t>7. Implementation</w:t>
-      </w:r>
-      <w:r>
-        <w:rPr>
-          <w:color w:val="94A3B8"/>
-          <w:sz w:val="20"/>
-        </w:rPr>
-        <w:t xml:space="preserve"> ........................................................ </w:t>
-      </w:r>
-      <w:r>
-        <w:rPr>
-          <w:b/>
-          <w:sz w:val="21"/>
-        </w:rPr>
-        <w:t>18</w:t>
-      </w:r>
-    </w:p>
-    <w:p>
-      <w:pPr>
-        <w:spacing w:after="40" w:line="276" w:lineRule="auto"/>
-      </w:pPr>
-      <w:r>
-        <w:rPr>
-          <w:b/>
-          <w:sz w:val="21"/>
-        </w:rPr>
-        <w:t>8. Results and Discussion</w:t>
-      </w:r>
-      <w:r>
-        <w:rPr>
-          <w:color w:val="94A3B8"/>
-          <w:sz w:val="20"/>
-        </w:rPr>
-        <w:t xml:space="preserve"> ................................................ </w:t>
-      </w:r>
-      <w:r>
-        <w:rPr>
-          <w:b/>
-          <w:sz w:val="21"/>
-        </w:rPr>
-        <w:t>19</w:t>
-      </w:r>
-    </w:p>
-    <w:p>
-      <w:pPr>
-        <w:spacing w:after="40" w:line="276" w:lineRule="auto"/>
-      </w:pPr>
-      <w:r>
-        <w:rPr>
-          <w:sz w:val="21"/>
-        </w:rPr>
-        <w:t xml:space="preserve">    8.1 Experimental Results (Figure 8.1, Figure 8.2, Table 8.1, Table 8.2)</w:t>
-      </w:r>
-      <w:r>
-        <w:rPr>
-          <w:color w:val="94A3B8"/>
-          <w:sz w:val="20"/>
-        </w:rPr>
-        <w:t xml:space="preserve"> ..... </w:t>
-      </w:r>
-      <w:r>
-        <w:rPr>
-          <w:b/>
-          <w:sz w:val="21"/>
-        </w:rPr>
-        <w:t>19</w:t>
-      </w:r>
-    </w:p>
-    <w:p>
-      <w:pPr>
-        <w:spacing w:after="40" w:line="276" w:lineRule="auto"/>
-      </w:pPr>
-      <w:r>
-        <w:rPr>
-          <w:sz w:val="21"/>
-        </w:rPr>
-        <w:t xml:space="preserve">    8.2 Battery-Wise Generalization (Table 8.3)</w:t>
-      </w:r>
-      <w:r>
-        <w:rPr>
-          <w:color w:val="94A3B8"/>
-          <w:sz w:val="20"/>
-        </w:rPr>
-        <w:t xml:space="preserve"> .......................... </w:t>
-      </w:r>
-      <w:r>
-        <w:rPr>
-          <w:b/>
-          <w:sz w:val="21"/>
-        </w:rPr>
-        <w:t>20</w:t>
-      </w:r>
-    </w:p>
-    <w:p>
-      <w:pPr>
-        <w:spacing w:after="40" w:line="276" w:lineRule="auto"/>
-      </w:pPr>
-      <w:r>
-        <w:rPr>
-          <w:sz w:val="21"/>
-        </w:rPr>
-        <w:t xml:space="preserve">    8.3 Explainability Results (Table 8.4, Figure 8.3, Figure 8.4)</w:t>
-      </w:r>
-      <w:r>
-        <w:rPr>
-          <w:color w:val="94A3B8"/>
-          <w:sz w:val="20"/>
-        </w:rPr>
-        <w:t xml:space="preserve"> ....... </w:t>
-      </w:r>
-      <w:r>
-        <w:rPr>
-          <w:b/>
-          <w:sz w:val="21"/>
-        </w:rPr>
-        <w:t>21</w:t>
-      </w:r>
-    </w:p>
-    <w:p>
-      <w:pPr>
-        <w:spacing w:after="40" w:line="276" w:lineRule="auto"/>
-      </w:pPr>
-      <w:r>
-        <w:rPr>
-          <w:sz w:val="21"/>
-        </w:rPr>
-        <w:t xml:space="preserve">    8.4 Discussion</w:t>
-      </w:r>
-      <w:r>
-        <w:rPr>
-          <w:color w:val="94A3B8"/>
-          <w:sz w:val="20"/>
-        </w:rPr>
-        <w:t xml:space="preserve"> ....................................................... </w:t>
-      </w:r>
-      <w:r>
-        <w:rPr>
-          <w:b/>
-          <w:sz w:val="21"/>
-        </w:rPr>
-        <w:t>21</w:t>
-      </w:r>
-    </w:p>
-    <w:p>
-      <w:pPr>
-        <w:spacing w:after="40" w:line="276" w:lineRule="auto"/>
-      </w:pPr>
-      <w:r>
-        <w:rPr>
-          <w:b/>
-          <w:sz w:val="21"/>
-        </w:rPr>
-        <w:t>9. Conclusion and Future Work</w:t>
-      </w:r>
-      <w:r>
-        <w:rPr>
-          <w:color w:val="94A3B8"/>
-          <w:sz w:val="20"/>
-        </w:rPr>
-        <w:t xml:space="preserve"> ............................................ </w:t>
-      </w:r>
-      <w:r>
-        <w:rPr>
-          <w:b/>
-          <w:sz w:val="21"/>
-        </w:rPr>
-        <w:t>22</w:t>
-      </w:r>
-    </w:p>
-    <w:p>
-      <w:pPr>
-        <w:spacing w:after="40" w:line="276" w:lineRule="auto"/>
-      </w:pPr>
-      <w:r>
-        <w:rPr>
-          <w:sz w:val="21"/>
-        </w:rPr>
-        <w:t xml:space="preserve">    9.1 Conclusion</w:t>
-      </w:r>
-      <w:r>
-        <w:rPr>
-          <w:color w:val="94A3B8"/>
-          <w:sz w:val="20"/>
-        </w:rPr>
-        <w:t xml:space="preserve"> ....................................................... </w:t>
-      </w:r>
-      <w:r>
-        <w:rPr>
-          <w:b/>
-          <w:sz w:val="21"/>
-        </w:rPr>
-        <w:t>22</w:t>
-      </w:r>
-    </w:p>
-    <w:p>
-      <w:pPr>
-        <w:spacing w:after="40" w:line="276" w:lineRule="auto"/>
-      </w:pPr>
-      <w:r>
-        <w:rPr>
-          <w:sz w:val="21"/>
-        </w:rPr>
-        <w:t xml:space="preserve">    9.2 Limitations and Future Work</w:t>
-      </w:r>
-      <w:r>
-        <w:rPr>
-          <w:color w:val="94A3B8"/>
-          <w:sz w:val="20"/>
-        </w:rPr>
-        <w:t xml:space="preserve"> ...................................... </w:t>
-      </w:r>
-      <w:r>
-        <w:rPr>
-          <w:b/>
-          <w:sz w:val="21"/>
-        </w:rPr>
-        <w:t>22</w:t>
-      </w:r>
-    </w:p>
-    <w:p>
-      <w:pPr>
-        <w:spacing w:after="40" w:line="276" w:lineRule="auto"/>
-      </w:pPr>
-      <w:r>
-        <w:rPr>
-          <w:b/>
-          <w:sz w:val="21"/>
-        </w:rPr>
-        <w:t>10. References</w:t>
-      </w:r>
-      <w:r>
-        <w:rPr>
-          <w:color w:val="94A3B8"/>
-          <w:sz w:val="20"/>
-        </w:rPr>
-        <w:t xml:space="preserve"> ........................................................... </w:t>
-      </w:r>
-      <w:r>
-        <w:rPr>
-          <w:b/>
-          <w:sz w:val="21"/>
-        </w:rPr>
-        <w:t>23</w:t>
-      </w:r>
-    </w:p>
+    <w:tbl>
+      <w:tblPr>
+        <w:tblW w:type="auto" w:w="0"/>
+        <w:jc w:val="center"/>
+        <w:tblLook w:firstColumn="1" w:firstRow="1" w:lastColumn="0" w:lastRow="0" w:noHBand="0" w:noVBand="1" w:val="04A0"/>
+      </w:tblPr>
+      <w:tblGrid>
+        <w:gridCol w:w="4680"/>
+        <w:gridCol w:w="4680"/>
+      </w:tblGrid>
+      <w:tr>
+        <w:tc>
+          <w:tcPr>
+            <w:tcW w:type="dxa" w:w="7920"/>
+            <w:tcBorders>
+              <w:top w:val="none"/>
+              <w:left w:val="none"/>
+              <w:bottom w:val="none"/>
+              <w:right w:val="none"/>
+            </w:tcBorders>
+          </w:tcPr>
+          <w:p>
+            <w:pPr>
+              <w:spacing w:before="20" w:after="40"/>
+              <w:jc w:val="left"/>
+            </w:pPr>
+            <w:r>
+              <w:rPr>
+                <w:b/>
+                <w:sz w:val="21"/>
+              </w:rPr>
+              <w:t>1. Title Page</w:t>
+            </w:r>
+          </w:p>
+        </w:tc>
+        <w:tc>
+          <w:tcPr>
+            <w:tcW w:type="dxa" w:w="1440"/>
+            <w:tcBorders>
+              <w:top w:val="none"/>
+              <w:left w:val="none"/>
+              <w:bottom w:val="none"/>
+              <w:right w:val="none"/>
+            </w:tcBorders>
+          </w:tcPr>
+          <w:p>
+            <w:pPr>
+              <w:spacing w:before="20" w:after="40"/>
+              <w:jc w:val="right"/>
+            </w:pPr>
+            <w:r>
+              <w:rPr>
+                <w:b/>
+                <w:sz w:val="21"/>
+              </w:rPr>
+              <w:t>1</w:t>
+            </w:r>
+          </w:p>
+        </w:tc>
+      </w:tr>
+      <w:tr>
+        <w:tc>
+          <w:tcPr>
+            <w:tcW w:type="dxa" w:w="7920"/>
+            <w:tcBorders>
+              <w:top w:val="none"/>
+              <w:left w:val="none"/>
+              <w:bottom w:val="none"/>
+              <w:right w:val="none"/>
+            </w:tcBorders>
+          </w:tcPr>
+          <w:p>
+            <w:pPr>
+              <w:spacing w:before="20" w:after="40"/>
+              <w:jc w:val="left"/>
+            </w:pPr>
+            <w:r>
+              <w:rPr>
+                <w:b/>
+                <w:sz w:val="21"/>
+              </w:rPr>
+              <w:t>2. Abstract</w:t>
+            </w:r>
+          </w:p>
+        </w:tc>
+        <w:tc>
+          <w:tcPr>
+            <w:tcW w:type="dxa" w:w="1440"/>
+            <w:tcBorders>
+              <w:top w:val="none"/>
+              <w:left w:val="none"/>
+              <w:bottom w:val="none"/>
+              <w:right w:val="none"/>
+            </w:tcBorders>
+          </w:tcPr>
+          <w:p>
+            <w:pPr>
+              <w:spacing w:before="20" w:after="40"/>
+              <w:jc w:val="right"/>
+            </w:pPr>
+            <w:r>
+              <w:rPr>
+                <w:b/>
+                <w:sz w:val="21"/>
+              </w:rPr>
+              <w:t>3</w:t>
+            </w:r>
+          </w:p>
+        </w:tc>
+      </w:tr>
+      <w:tr>
+        <w:tc>
+          <w:tcPr>
+            <w:tcW w:type="dxa" w:w="7920"/>
+            <w:tcBorders>
+              <w:top w:val="none"/>
+              <w:left w:val="none"/>
+              <w:bottom w:val="none"/>
+              <w:right w:val="none"/>
+            </w:tcBorders>
+          </w:tcPr>
+          <w:p>
+            <w:pPr>
+              <w:spacing w:before="20" w:after="40"/>
+              <w:jc w:val="left"/>
+            </w:pPr>
+            <w:r>
+              <w:rPr>
+                <w:b/>
+                <w:sz w:val="21"/>
+              </w:rPr>
+              <w:t>3. Keywords</w:t>
+            </w:r>
+          </w:p>
+        </w:tc>
+        <w:tc>
+          <w:tcPr>
+            <w:tcW w:type="dxa" w:w="1440"/>
+            <w:tcBorders>
+              <w:top w:val="none"/>
+              <w:left w:val="none"/>
+              <w:bottom w:val="none"/>
+              <w:right w:val="none"/>
+            </w:tcBorders>
+          </w:tcPr>
+          <w:p>
+            <w:pPr>
+              <w:spacing w:before="20" w:after="40"/>
+              <w:jc w:val="right"/>
+            </w:pPr>
+            <w:r>
+              <w:rPr>
+                <w:b/>
+                <w:sz w:val="21"/>
+              </w:rPr>
+              <w:t>3</w:t>
+            </w:r>
+          </w:p>
+        </w:tc>
+      </w:tr>
+      <w:tr>
+        <w:tc>
+          <w:tcPr>
+            <w:tcW w:type="dxa" w:w="7920"/>
+            <w:tcBorders>
+              <w:top w:val="none"/>
+              <w:left w:val="none"/>
+              <w:bottom w:val="none"/>
+              <w:right w:val="none"/>
+            </w:tcBorders>
+          </w:tcPr>
+          <w:p>
+            <w:pPr>
+              <w:spacing w:before="20" w:after="40"/>
+              <w:jc w:val="left"/>
+            </w:pPr>
+            <w:r>
+              <w:rPr>
+                <w:b/>
+                <w:sz w:val="21"/>
+              </w:rPr>
+              <w:t>4. Introduction</w:t>
+            </w:r>
+          </w:p>
+        </w:tc>
+        <w:tc>
+          <w:tcPr>
+            <w:tcW w:type="dxa" w:w="1440"/>
+            <w:tcBorders>
+              <w:top w:val="none"/>
+              <w:left w:val="none"/>
+              <w:bottom w:val="none"/>
+              <w:right w:val="none"/>
+            </w:tcBorders>
+          </w:tcPr>
+          <w:p>
+            <w:pPr>
+              <w:spacing w:before="20" w:after="40"/>
+              <w:jc w:val="right"/>
+            </w:pPr>
+            <w:r>
+              <w:rPr>
+                <w:b/>
+                <w:sz w:val="21"/>
+              </w:rPr>
+              <w:t>4</w:t>
+            </w:r>
+          </w:p>
+        </w:tc>
+      </w:tr>
+      <w:tr>
+        <w:tc>
+          <w:tcPr>
+            <w:tcW w:type="dxa" w:w="7920"/>
+            <w:tcBorders>
+              <w:top w:val="none"/>
+              <w:left w:val="none"/>
+              <w:bottom w:val="none"/>
+              <w:right w:val="none"/>
+            </w:tcBorders>
+          </w:tcPr>
+          <w:p>
+            <w:pPr>
+              <w:spacing w:before="20" w:after="40"/>
+              <w:jc w:val="left"/>
+            </w:pPr>
+            <w:r>
+              <w:rPr>
+                <w:sz w:val="21"/>
+              </w:rPr>
+              <w:t xml:space="preserve">    4.1 Background</w:t>
+            </w:r>
+          </w:p>
+        </w:tc>
+        <w:tc>
+          <w:tcPr>
+            <w:tcW w:type="dxa" w:w="1440"/>
+            <w:tcBorders>
+              <w:top w:val="none"/>
+              <w:left w:val="none"/>
+              <w:bottom w:val="none"/>
+              <w:right w:val="none"/>
+            </w:tcBorders>
+          </w:tcPr>
+          <w:p>
+            <w:pPr>
+              <w:spacing w:before="20" w:after="40"/>
+              <w:jc w:val="right"/>
+            </w:pPr>
+            <w:r>
+              <w:rPr>
+                <w:sz w:val="21"/>
+              </w:rPr>
+              <w:t>4</w:t>
+            </w:r>
+          </w:p>
+        </w:tc>
+      </w:tr>
+      <w:tr>
+        <w:tc>
+          <w:tcPr>
+            <w:tcW w:type="dxa" w:w="7920"/>
+            <w:tcBorders>
+              <w:top w:val="none"/>
+              <w:left w:val="none"/>
+              <w:bottom w:val="none"/>
+              <w:right w:val="none"/>
+            </w:tcBorders>
+          </w:tcPr>
+          <w:p>
+            <w:pPr>
+              <w:spacing w:before="20" w:after="40"/>
+              <w:jc w:val="left"/>
+            </w:pPr>
+            <w:r>
+              <w:rPr>
+                <w:sz w:val="21"/>
+              </w:rPr>
+              <w:t xml:space="preserve">    4.2 Battery State of Health</w:t>
+            </w:r>
+          </w:p>
+        </w:tc>
+        <w:tc>
+          <w:tcPr>
+            <w:tcW w:type="dxa" w:w="1440"/>
+            <w:tcBorders>
+              <w:top w:val="none"/>
+              <w:left w:val="none"/>
+              <w:bottom w:val="none"/>
+              <w:right w:val="none"/>
+            </w:tcBorders>
+          </w:tcPr>
+          <w:p>
+            <w:pPr>
+              <w:spacing w:before="20" w:after="40"/>
+              <w:jc w:val="right"/>
+            </w:pPr>
+            <w:r>
+              <w:rPr>
+                <w:sz w:val="21"/>
+              </w:rPr>
+              <w:t>4</w:t>
+            </w:r>
+          </w:p>
+        </w:tc>
+      </w:tr>
+      <w:tr>
+        <w:tc>
+          <w:tcPr>
+            <w:tcW w:type="dxa" w:w="7920"/>
+            <w:tcBorders>
+              <w:top w:val="none"/>
+              <w:left w:val="none"/>
+              <w:bottom w:val="none"/>
+              <w:right w:val="none"/>
+            </w:tcBorders>
+          </w:tcPr>
+          <w:p>
+            <w:pPr>
+              <w:spacing w:before="20" w:after="40"/>
+              <w:jc w:val="left"/>
+            </w:pPr>
+            <w:r>
+              <w:rPr>
+                <w:sz w:val="21"/>
+              </w:rPr>
+              <w:t xml:space="preserve">    4.3 Randomized Battery Usage</w:t>
+            </w:r>
+          </w:p>
+        </w:tc>
+        <w:tc>
+          <w:tcPr>
+            <w:tcW w:type="dxa" w:w="1440"/>
+            <w:tcBorders>
+              <w:top w:val="none"/>
+              <w:left w:val="none"/>
+              <w:bottom w:val="none"/>
+              <w:right w:val="none"/>
+            </w:tcBorders>
+          </w:tcPr>
+          <w:p>
+            <w:pPr>
+              <w:spacing w:before="20" w:after="40"/>
+              <w:jc w:val="right"/>
+            </w:pPr>
+            <w:r>
+              <w:rPr>
+                <w:sz w:val="21"/>
+              </w:rPr>
+              <w:t>5</w:t>
+            </w:r>
+          </w:p>
+        </w:tc>
+      </w:tr>
+      <w:tr>
+        <w:tc>
+          <w:tcPr>
+            <w:tcW w:type="dxa" w:w="7920"/>
+            <w:tcBorders>
+              <w:top w:val="none"/>
+              <w:left w:val="none"/>
+              <w:bottom w:val="none"/>
+              <w:right w:val="none"/>
+            </w:tcBorders>
+          </w:tcPr>
+          <w:p>
+            <w:pPr>
+              <w:spacing w:before="20" w:after="40"/>
+              <w:jc w:val="left"/>
+            </w:pPr>
+            <w:r>
+              <w:rPr>
+                <w:sz w:val="21"/>
+              </w:rPr>
+              <w:t xml:space="preserve">    4.4 Motivation</w:t>
+            </w:r>
+          </w:p>
+        </w:tc>
+        <w:tc>
+          <w:tcPr>
+            <w:tcW w:type="dxa" w:w="1440"/>
+            <w:tcBorders>
+              <w:top w:val="none"/>
+              <w:left w:val="none"/>
+              <w:bottom w:val="none"/>
+              <w:right w:val="none"/>
+            </w:tcBorders>
+          </w:tcPr>
+          <w:p>
+            <w:pPr>
+              <w:spacing w:before="20" w:after="40"/>
+              <w:jc w:val="right"/>
+            </w:pPr>
+            <w:r>
+              <w:rPr>
+                <w:sz w:val="21"/>
+              </w:rPr>
+              <w:t>5</w:t>
+            </w:r>
+          </w:p>
+        </w:tc>
+      </w:tr>
+      <w:tr>
+        <w:tc>
+          <w:tcPr>
+            <w:tcW w:type="dxa" w:w="7920"/>
+            <w:tcBorders>
+              <w:top w:val="none"/>
+              <w:left w:val="none"/>
+              <w:bottom w:val="none"/>
+              <w:right w:val="none"/>
+            </w:tcBorders>
+          </w:tcPr>
+          <w:p>
+            <w:pPr>
+              <w:spacing w:before="20" w:after="40"/>
+              <w:jc w:val="left"/>
+            </w:pPr>
+            <w:r>
+              <w:rPr>
+                <w:sz w:val="21"/>
+              </w:rPr>
+              <w:t xml:space="preserve">    4.5 Problem Statement</w:t>
+            </w:r>
+          </w:p>
+        </w:tc>
+        <w:tc>
+          <w:tcPr>
+            <w:tcW w:type="dxa" w:w="1440"/>
+            <w:tcBorders>
+              <w:top w:val="none"/>
+              <w:left w:val="none"/>
+              <w:bottom w:val="none"/>
+              <w:right w:val="none"/>
+            </w:tcBorders>
+          </w:tcPr>
+          <w:p>
+            <w:pPr>
+              <w:spacing w:before="20" w:after="40"/>
+              <w:jc w:val="right"/>
+            </w:pPr>
+            <w:r>
+              <w:rPr>
+                <w:sz w:val="21"/>
+              </w:rPr>
+              <w:t>5</w:t>
+            </w:r>
+          </w:p>
+        </w:tc>
+      </w:tr>
+      <w:tr>
+        <w:tc>
+          <w:tcPr>
+            <w:tcW w:type="dxa" w:w="7920"/>
+            <w:tcBorders>
+              <w:top w:val="none"/>
+              <w:left w:val="none"/>
+              <w:bottom w:val="none"/>
+              <w:right w:val="none"/>
+            </w:tcBorders>
+          </w:tcPr>
+          <w:p>
+            <w:pPr>
+              <w:spacing w:before="20" w:after="40"/>
+              <w:jc w:val="left"/>
+            </w:pPr>
+            <w:r>
+              <w:rPr>
+                <w:sz w:val="21"/>
+              </w:rPr>
+              <w:t xml:space="preserve">    4.6 Objectives of the Project</w:t>
+            </w:r>
+          </w:p>
+        </w:tc>
+        <w:tc>
+          <w:tcPr>
+            <w:tcW w:type="dxa" w:w="1440"/>
+            <w:tcBorders>
+              <w:top w:val="none"/>
+              <w:left w:val="none"/>
+              <w:bottom w:val="none"/>
+              <w:right w:val="none"/>
+            </w:tcBorders>
+          </w:tcPr>
+          <w:p>
+            <w:pPr>
+              <w:spacing w:before="20" w:after="40"/>
+              <w:jc w:val="right"/>
+            </w:pPr>
+            <w:r>
+              <w:rPr>
+                <w:sz w:val="21"/>
+              </w:rPr>
+              <w:t>6</w:t>
+            </w:r>
+          </w:p>
+        </w:tc>
+      </w:tr>
+      <w:tr>
+        <w:tc>
+          <w:tcPr>
+            <w:tcW w:type="dxa" w:w="7920"/>
+            <w:tcBorders>
+              <w:top w:val="none"/>
+              <w:left w:val="none"/>
+              <w:bottom w:val="none"/>
+              <w:right w:val="none"/>
+            </w:tcBorders>
+          </w:tcPr>
+          <w:p>
+            <w:pPr>
+              <w:spacing w:before="20" w:after="40"/>
+              <w:jc w:val="left"/>
+            </w:pPr>
+            <w:r>
+              <w:rPr>
+                <w:sz w:val="21"/>
+              </w:rPr>
+              <w:t xml:space="preserve">    4.7 Research Question</w:t>
+            </w:r>
+          </w:p>
+        </w:tc>
+        <w:tc>
+          <w:tcPr>
+            <w:tcW w:type="dxa" w:w="1440"/>
+            <w:tcBorders>
+              <w:top w:val="none"/>
+              <w:left w:val="none"/>
+              <w:bottom w:val="none"/>
+              <w:right w:val="none"/>
+            </w:tcBorders>
+          </w:tcPr>
+          <w:p>
+            <w:pPr>
+              <w:spacing w:before="20" w:after="40"/>
+              <w:jc w:val="right"/>
+            </w:pPr>
+            <w:r>
+              <w:rPr>
+                <w:sz w:val="21"/>
+              </w:rPr>
+              <w:t>6</w:t>
+            </w:r>
+          </w:p>
+        </w:tc>
+      </w:tr>
+      <w:tr>
+        <w:tc>
+          <w:tcPr>
+            <w:tcW w:type="dxa" w:w="7920"/>
+            <w:tcBorders>
+              <w:top w:val="none"/>
+              <w:left w:val="none"/>
+              <w:bottom w:val="none"/>
+              <w:right w:val="none"/>
+            </w:tcBorders>
+          </w:tcPr>
+          <w:p>
+            <w:pPr>
+              <w:spacing w:before="20" w:after="40"/>
+              <w:jc w:val="left"/>
+            </w:pPr>
+            <w:r>
+              <w:rPr>
+                <w:sz w:val="21"/>
+              </w:rPr>
+              <w:t xml:space="preserve">    4.8 Research Hypothesis</w:t>
+            </w:r>
+          </w:p>
+        </w:tc>
+        <w:tc>
+          <w:tcPr>
+            <w:tcW w:type="dxa" w:w="1440"/>
+            <w:tcBorders>
+              <w:top w:val="none"/>
+              <w:left w:val="none"/>
+              <w:bottom w:val="none"/>
+              <w:right w:val="none"/>
+            </w:tcBorders>
+          </w:tcPr>
+          <w:p>
+            <w:pPr>
+              <w:spacing w:before="20" w:after="40"/>
+              <w:jc w:val="right"/>
+            </w:pPr>
+            <w:r>
+              <w:rPr>
+                <w:sz w:val="21"/>
+              </w:rPr>
+              <w:t>6</w:t>
+            </w:r>
+          </w:p>
+        </w:tc>
+      </w:tr>
+      <w:tr>
+        <w:tc>
+          <w:tcPr>
+            <w:tcW w:type="dxa" w:w="7920"/>
+            <w:tcBorders>
+              <w:top w:val="none"/>
+              <w:left w:val="none"/>
+              <w:bottom w:val="none"/>
+              <w:right w:val="none"/>
+            </w:tcBorders>
+          </w:tcPr>
+          <w:p>
+            <w:pPr>
+              <w:spacing w:before="20" w:after="40"/>
+              <w:jc w:val="left"/>
+            </w:pPr>
+            <w:r>
+              <w:rPr>
+                <w:sz w:val="21"/>
+              </w:rPr>
+              <w:t xml:space="preserve">    4.9 Scope of the Project</w:t>
+            </w:r>
+          </w:p>
+        </w:tc>
+        <w:tc>
+          <w:tcPr>
+            <w:tcW w:type="dxa" w:w="1440"/>
+            <w:tcBorders>
+              <w:top w:val="none"/>
+              <w:left w:val="none"/>
+              <w:bottom w:val="none"/>
+              <w:right w:val="none"/>
+            </w:tcBorders>
+          </w:tcPr>
+          <w:p>
+            <w:pPr>
+              <w:spacing w:before="20" w:after="40"/>
+              <w:jc w:val="right"/>
+            </w:pPr>
+            <w:r>
+              <w:rPr>
+                <w:sz w:val="21"/>
+              </w:rPr>
+              <w:t>7</w:t>
+            </w:r>
+          </w:p>
+        </w:tc>
+      </w:tr>
+      <w:tr>
+        <w:tc>
+          <w:tcPr>
+            <w:tcW w:type="dxa" w:w="7920"/>
+            <w:tcBorders>
+              <w:top w:val="none"/>
+              <w:left w:val="none"/>
+              <w:bottom w:val="none"/>
+              <w:right w:val="none"/>
+            </w:tcBorders>
+          </w:tcPr>
+          <w:p>
+            <w:pPr>
+              <w:spacing w:before="20" w:after="40"/>
+              <w:jc w:val="left"/>
+            </w:pPr>
+            <w:r>
+              <w:rPr>
+                <w:sz w:val="21"/>
+              </w:rPr>
+              <w:t xml:space="preserve">    4.10 Novelty and Contribution of the Project</w:t>
+            </w:r>
+          </w:p>
+        </w:tc>
+        <w:tc>
+          <w:tcPr>
+            <w:tcW w:type="dxa" w:w="1440"/>
+            <w:tcBorders>
+              <w:top w:val="none"/>
+              <w:left w:val="none"/>
+              <w:bottom w:val="none"/>
+              <w:right w:val="none"/>
+            </w:tcBorders>
+          </w:tcPr>
+          <w:p>
+            <w:pPr>
+              <w:spacing w:before="20" w:after="40"/>
+              <w:jc w:val="right"/>
+            </w:pPr>
+            <w:r>
+              <w:rPr>
+                <w:sz w:val="21"/>
+              </w:rPr>
+              <w:t>7</w:t>
+            </w:r>
+          </w:p>
+        </w:tc>
+      </w:tr>
+      <w:tr>
+        <w:tc>
+          <w:tcPr>
+            <w:tcW w:type="dxa" w:w="7920"/>
+            <w:tcBorders>
+              <w:top w:val="none"/>
+              <w:left w:val="none"/>
+              <w:bottom w:val="none"/>
+              <w:right w:val="none"/>
+            </w:tcBorders>
+          </w:tcPr>
+          <w:p>
+            <w:pPr>
+              <w:spacing w:before="20" w:after="40"/>
+              <w:jc w:val="left"/>
+            </w:pPr>
+            <w:r>
+              <w:rPr>
+                <w:sz w:val="21"/>
+              </w:rPr>
+              <w:t xml:space="preserve">    4.11 Organization of the Report</w:t>
+            </w:r>
+          </w:p>
+        </w:tc>
+        <w:tc>
+          <w:tcPr>
+            <w:tcW w:type="dxa" w:w="1440"/>
+            <w:tcBorders>
+              <w:top w:val="none"/>
+              <w:left w:val="none"/>
+              <w:bottom w:val="none"/>
+              <w:right w:val="none"/>
+            </w:tcBorders>
+          </w:tcPr>
+          <w:p>
+            <w:pPr>
+              <w:spacing w:before="20" w:after="40"/>
+              <w:jc w:val="right"/>
+            </w:pPr>
+            <w:r>
+              <w:rPr>
+                <w:sz w:val="21"/>
+              </w:rPr>
+              <w:t>7</w:t>
+            </w:r>
+          </w:p>
+        </w:tc>
+      </w:tr>
+      <w:tr>
+        <w:tc>
+          <w:tcPr>
+            <w:tcW w:type="dxa" w:w="7920"/>
+            <w:tcBorders>
+              <w:top w:val="none"/>
+              <w:left w:val="none"/>
+              <w:bottom w:val="none"/>
+              <w:right w:val="none"/>
+            </w:tcBorders>
+          </w:tcPr>
+          <w:p>
+            <w:pPr>
+              <w:spacing w:before="20" w:after="40"/>
+              <w:jc w:val="left"/>
+            </w:pPr>
+            <w:r>
+              <w:rPr>
+                <w:sz w:val="21"/>
+              </w:rPr>
+              <w:t xml:space="preserve">    4.12 Expected Research Outcome</w:t>
+            </w:r>
+          </w:p>
+        </w:tc>
+        <w:tc>
+          <w:tcPr>
+            <w:tcW w:type="dxa" w:w="1440"/>
+            <w:tcBorders>
+              <w:top w:val="none"/>
+              <w:left w:val="none"/>
+              <w:bottom w:val="none"/>
+              <w:right w:val="none"/>
+            </w:tcBorders>
+          </w:tcPr>
+          <w:p>
+            <w:pPr>
+              <w:spacing w:before="20" w:after="40"/>
+              <w:jc w:val="right"/>
+            </w:pPr>
+            <w:r>
+              <w:rPr>
+                <w:sz w:val="21"/>
+              </w:rPr>
+              <w:t>8</w:t>
+            </w:r>
+          </w:p>
+        </w:tc>
+      </w:tr>
+      <w:tr>
+        <w:tc>
+          <w:tcPr>
+            <w:tcW w:type="dxa" w:w="7920"/>
+            <w:tcBorders>
+              <w:top w:val="none"/>
+              <w:left w:val="none"/>
+              <w:bottom w:val="none"/>
+              <w:right w:val="none"/>
+            </w:tcBorders>
+          </w:tcPr>
+          <w:p>
+            <w:pPr>
+              <w:spacing w:before="20" w:after="40"/>
+              <w:jc w:val="left"/>
+            </w:pPr>
+            <w:r>
+              <w:rPr>
+                <w:b/>
+                <w:sz w:val="21"/>
+              </w:rPr>
+              <w:t>5. Literature Review / Related Work</w:t>
+            </w:r>
+          </w:p>
+        </w:tc>
+        <w:tc>
+          <w:tcPr>
+            <w:tcW w:type="dxa" w:w="1440"/>
+            <w:tcBorders>
+              <w:top w:val="none"/>
+              <w:left w:val="none"/>
+              <w:bottom w:val="none"/>
+              <w:right w:val="none"/>
+            </w:tcBorders>
+          </w:tcPr>
+          <w:p>
+            <w:pPr>
+              <w:spacing w:before="20" w:after="40"/>
+              <w:jc w:val="right"/>
+            </w:pPr>
+            <w:r>
+              <w:rPr>
+                <w:b/>
+                <w:sz w:val="21"/>
+              </w:rPr>
+              <w:t>9</w:t>
+            </w:r>
+          </w:p>
+        </w:tc>
+      </w:tr>
+      <w:tr>
+        <w:tc>
+          <w:tcPr>
+            <w:tcW w:type="dxa" w:w="7920"/>
+            <w:tcBorders>
+              <w:top w:val="none"/>
+              <w:left w:val="none"/>
+              <w:bottom w:val="none"/>
+              <w:right w:val="none"/>
+            </w:tcBorders>
+          </w:tcPr>
+          <w:p>
+            <w:pPr>
+              <w:spacing w:before="20" w:after="40"/>
+              <w:jc w:val="left"/>
+            </w:pPr>
+            <w:r>
+              <w:rPr>
+                <w:sz w:val="21"/>
+              </w:rPr>
+              <w:t xml:space="preserve">    5.1 Traditional Approaches to Battery SoH Estimation</w:t>
+            </w:r>
+          </w:p>
+        </w:tc>
+        <w:tc>
+          <w:tcPr>
+            <w:tcW w:type="dxa" w:w="1440"/>
+            <w:tcBorders>
+              <w:top w:val="none"/>
+              <w:left w:val="none"/>
+              <w:bottom w:val="none"/>
+              <w:right w:val="none"/>
+            </w:tcBorders>
+          </w:tcPr>
+          <w:p>
+            <w:pPr>
+              <w:spacing w:before="20" w:after="40"/>
+              <w:jc w:val="right"/>
+            </w:pPr>
+            <w:r>
+              <w:rPr>
+                <w:sz w:val="21"/>
+              </w:rPr>
+              <w:t>9</w:t>
+            </w:r>
+          </w:p>
+        </w:tc>
+      </w:tr>
+      <w:tr>
+        <w:tc>
+          <w:tcPr>
+            <w:tcW w:type="dxa" w:w="7920"/>
+            <w:tcBorders>
+              <w:top w:val="none"/>
+              <w:left w:val="none"/>
+              <w:bottom w:val="none"/>
+              <w:right w:val="none"/>
+            </w:tcBorders>
+          </w:tcPr>
+          <w:p>
+            <w:pPr>
+              <w:spacing w:before="20" w:after="40"/>
+              <w:jc w:val="left"/>
+            </w:pPr>
+            <w:r>
+              <w:rPr>
+                <w:sz w:val="21"/>
+              </w:rPr>
+              <w:t xml:space="preserve">    5.2 Machine Learning-Based SoH Estimation</w:t>
+            </w:r>
+          </w:p>
+        </w:tc>
+        <w:tc>
+          <w:tcPr>
+            <w:tcW w:type="dxa" w:w="1440"/>
+            <w:tcBorders>
+              <w:top w:val="none"/>
+              <w:left w:val="none"/>
+              <w:bottom w:val="none"/>
+              <w:right w:val="none"/>
+            </w:tcBorders>
+          </w:tcPr>
+          <w:p>
+            <w:pPr>
+              <w:spacing w:before="20" w:after="40"/>
+              <w:jc w:val="right"/>
+            </w:pPr>
+            <w:r>
+              <w:rPr>
+                <w:sz w:val="21"/>
+              </w:rPr>
+              <w:t>9</w:t>
+            </w:r>
+          </w:p>
+        </w:tc>
+      </w:tr>
+      <w:tr>
+        <w:tc>
+          <w:tcPr>
+            <w:tcW w:type="dxa" w:w="7920"/>
+            <w:tcBorders>
+              <w:top w:val="none"/>
+              <w:left w:val="none"/>
+              <w:bottom w:val="none"/>
+              <w:right w:val="none"/>
+            </w:tcBorders>
+          </w:tcPr>
+          <w:p>
+            <w:pPr>
+              <w:spacing w:before="20" w:after="40"/>
+              <w:jc w:val="left"/>
+            </w:pPr>
+            <w:r>
+              <w:rPr>
+                <w:sz w:val="21"/>
+              </w:rPr>
+              <w:t xml:space="preserve">    5.3 Feature Engineering for SoH Estimation</w:t>
+            </w:r>
+          </w:p>
+        </w:tc>
+        <w:tc>
+          <w:tcPr>
+            <w:tcW w:type="dxa" w:w="1440"/>
+            <w:tcBorders>
+              <w:top w:val="none"/>
+              <w:left w:val="none"/>
+              <w:bottom w:val="none"/>
+              <w:right w:val="none"/>
+            </w:tcBorders>
+          </w:tcPr>
+          <w:p>
+            <w:pPr>
+              <w:spacing w:before="20" w:after="40"/>
+              <w:jc w:val="right"/>
+            </w:pPr>
+            <w:r>
+              <w:rPr>
+                <w:sz w:val="21"/>
+              </w:rPr>
+              <w:t>9</w:t>
+            </w:r>
+          </w:p>
+        </w:tc>
+      </w:tr>
+      <w:tr>
+        <w:tc>
+          <w:tcPr>
+            <w:tcW w:type="dxa" w:w="7920"/>
+            <w:tcBorders>
+              <w:top w:val="none"/>
+              <w:left w:val="none"/>
+              <w:bottom w:val="none"/>
+              <w:right w:val="none"/>
+            </w:tcBorders>
+          </w:tcPr>
+          <w:p>
+            <w:pPr>
+              <w:spacing w:before="20" w:after="40"/>
+              <w:jc w:val="left"/>
+            </w:pPr>
+            <w:r>
+              <w:rPr>
+                <w:sz w:val="21"/>
+              </w:rPr>
+              <w:t xml:space="preserve">    5.4 Deep Learning for Battery SoH Estimation</w:t>
+            </w:r>
+          </w:p>
+        </w:tc>
+        <w:tc>
+          <w:tcPr>
+            <w:tcW w:type="dxa" w:w="1440"/>
+            <w:tcBorders>
+              <w:top w:val="none"/>
+              <w:left w:val="none"/>
+              <w:bottom w:val="none"/>
+              <w:right w:val="none"/>
+            </w:tcBorders>
+          </w:tcPr>
+          <w:p>
+            <w:pPr>
+              <w:spacing w:before="20" w:after="40"/>
+              <w:jc w:val="right"/>
+            </w:pPr>
+            <w:r>
+              <w:rPr>
+                <w:sz w:val="21"/>
+              </w:rPr>
+              <w:t>10</w:t>
+            </w:r>
+          </w:p>
+        </w:tc>
+      </w:tr>
+      <w:tr>
+        <w:tc>
+          <w:tcPr>
+            <w:tcW w:type="dxa" w:w="7920"/>
+            <w:tcBorders>
+              <w:top w:val="none"/>
+              <w:left w:val="none"/>
+              <w:bottom w:val="none"/>
+              <w:right w:val="none"/>
+            </w:tcBorders>
+          </w:tcPr>
+          <w:p>
+            <w:pPr>
+              <w:spacing w:before="20" w:after="40"/>
+              <w:jc w:val="left"/>
+            </w:pPr>
+            <w:r>
+              <w:rPr>
+                <w:sz w:val="21"/>
+              </w:rPr>
+              <w:t xml:space="preserve">    5.5 Explainable Artificial Intelligence</w:t>
+            </w:r>
+          </w:p>
+        </w:tc>
+        <w:tc>
+          <w:tcPr>
+            <w:tcW w:type="dxa" w:w="1440"/>
+            <w:tcBorders>
+              <w:top w:val="none"/>
+              <w:left w:val="none"/>
+              <w:bottom w:val="none"/>
+              <w:right w:val="none"/>
+            </w:tcBorders>
+          </w:tcPr>
+          <w:p>
+            <w:pPr>
+              <w:spacing w:before="20" w:after="40"/>
+              <w:jc w:val="right"/>
+            </w:pPr>
+            <w:r>
+              <w:rPr>
+                <w:sz w:val="21"/>
+              </w:rPr>
+              <w:t>10</w:t>
+            </w:r>
+          </w:p>
+        </w:tc>
+      </w:tr>
+      <w:tr>
+        <w:tc>
+          <w:tcPr>
+            <w:tcW w:type="dxa" w:w="7920"/>
+            <w:tcBorders>
+              <w:top w:val="none"/>
+              <w:left w:val="none"/>
+              <w:bottom w:val="none"/>
+              <w:right w:val="none"/>
+            </w:tcBorders>
+          </w:tcPr>
+          <w:p>
+            <w:pPr>
+              <w:spacing w:before="20" w:after="40"/>
+              <w:jc w:val="left"/>
+            </w:pPr>
+            <w:r>
+              <w:rPr>
+                <w:sz w:val="21"/>
+              </w:rPr>
+              <w:t xml:space="preserve">    5.6 Recent Explainable ML Research</w:t>
+            </w:r>
+          </w:p>
+        </w:tc>
+        <w:tc>
+          <w:tcPr>
+            <w:tcW w:type="dxa" w:w="1440"/>
+            <w:tcBorders>
+              <w:top w:val="none"/>
+              <w:left w:val="none"/>
+              <w:bottom w:val="none"/>
+              <w:right w:val="none"/>
+            </w:tcBorders>
+          </w:tcPr>
+          <w:p>
+            <w:pPr>
+              <w:spacing w:before="20" w:after="40"/>
+              <w:jc w:val="right"/>
+            </w:pPr>
+            <w:r>
+              <w:rPr>
+                <w:sz w:val="21"/>
+              </w:rPr>
+              <w:t>10</w:t>
+            </w:r>
+          </w:p>
+        </w:tc>
+      </w:tr>
+      <w:tr>
+        <w:tc>
+          <w:tcPr>
+            <w:tcW w:type="dxa" w:w="7920"/>
+            <w:tcBorders>
+              <w:top w:val="none"/>
+              <w:left w:val="none"/>
+              <w:bottom w:val="none"/>
+              <w:right w:val="none"/>
+            </w:tcBorders>
+          </w:tcPr>
+          <w:p>
+            <w:pPr>
+              <w:spacing w:before="20" w:after="40"/>
+              <w:jc w:val="left"/>
+            </w:pPr>
+            <w:r>
+              <w:rPr>
+                <w:sz w:val="21"/>
+              </w:rPr>
+              <w:t xml:space="preserve">    5.7 Randomized Battery Usage in Existing Research</w:t>
+            </w:r>
+          </w:p>
+        </w:tc>
+        <w:tc>
+          <w:tcPr>
+            <w:tcW w:type="dxa" w:w="1440"/>
+            <w:tcBorders>
+              <w:top w:val="none"/>
+              <w:left w:val="none"/>
+              <w:bottom w:val="none"/>
+              <w:right w:val="none"/>
+            </w:tcBorders>
+          </w:tcPr>
+          <w:p>
+            <w:pPr>
+              <w:spacing w:before="20" w:after="40"/>
+              <w:jc w:val="right"/>
+            </w:pPr>
+            <w:r>
+              <w:rPr>
+                <w:sz w:val="21"/>
+              </w:rPr>
+              <w:t>10</w:t>
+            </w:r>
+          </w:p>
+        </w:tc>
+      </w:tr>
+      <w:tr>
+        <w:tc>
+          <w:tcPr>
+            <w:tcW w:type="dxa" w:w="7920"/>
+            <w:tcBorders>
+              <w:top w:val="none"/>
+              <w:left w:val="none"/>
+              <w:bottom w:val="none"/>
+              <w:right w:val="none"/>
+            </w:tcBorders>
+          </w:tcPr>
+          <w:p>
+            <w:pPr>
+              <w:spacing w:before="20" w:after="40"/>
+              <w:jc w:val="left"/>
+            </w:pPr>
+            <w:r>
+              <w:rPr>
+                <w:sz w:val="21"/>
+              </w:rPr>
+              <w:t xml:space="preserve">    5.8 Comparison of Existing Research</w:t>
+            </w:r>
+          </w:p>
+        </w:tc>
+        <w:tc>
+          <w:tcPr>
+            <w:tcW w:type="dxa" w:w="1440"/>
+            <w:tcBorders>
+              <w:top w:val="none"/>
+              <w:left w:val="none"/>
+              <w:bottom w:val="none"/>
+              <w:right w:val="none"/>
+            </w:tcBorders>
+          </w:tcPr>
+          <w:p>
+            <w:pPr>
+              <w:spacing w:before="20" w:after="40"/>
+              <w:jc w:val="right"/>
+            </w:pPr>
+            <w:r>
+              <w:rPr>
+                <w:sz w:val="21"/>
+              </w:rPr>
+              <w:t>11</w:t>
+            </w:r>
+          </w:p>
+        </w:tc>
+      </w:tr>
+      <w:tr>
+        <w:tc>
+          <w:tcPr>
+            <w:tcW w:type="dxa" w:w="7920"/>
+            <w:tcBorders>
+              <w:top w:val="none"/>
+              <w:left w:val="none"/>
+              <w:bottom w:val="none"/>
+              <w:right w:val="none"/>
+            </w:tcBorders>
+          </w:tcPr>
+          <w:p>
+            <w:pPr>
+              <w:spacing w:before="20" w:after="40"/>
+              <w:jc w:val="left"/>
+            </w:pPr>
+            <w:r>
+              <w:rPr>
+                <w:sz w:val="21"/>
+              </w:rPr>
+              <w:t xml:space="preserve">    5.9 Discussion of Existing Work</w:t>
+            </w:r>
+          </w:p>
+        </w:tc>
+        <w:tc>
+          <w:tcPr>
+            <w:tcW w:type="dxa" w:w="1440"/>
+            <w:tcBorders>
+              <w:top w:val="none"/>
+              <w:left w:val="none"/>
+              <w:bottom w:val="none"/>
+              <w:right w:val="none"/>
+            </w:tcBorders>
+          </w:tcPr>
+          <w:p>
+            <w:pPr>
+              <w:spacing w:before="20" w:after="40"/>
+              <w:jc w:val="right"/>
+            </w:pPr>
+            <w:r>
+              <w:rPr>
+                <w:sz w:val="21"/>
+              </w:rPr>
+              <w:t>11</w:t>
+            </w:r>
+          </w:p>
+        </w:tc>
+      </w:tr>
+      <w:tr>
+        <w:tc>
+          <w:tcPr>
+            <w:tcW w:type="dxa" w:w="7920"/>
+            <w:tcBorders>
+              <w:top w:val="none"/>
+              <w:left w:val="none"/>
+              <w:bottom w:val="none"/>
+              <w:right w:val="none"/>
+            </w:tcBorders>
+          </w:tcPr>
+          <w:p>
+            <w:pPr>
+              <w:spacing w:before="20" w:after="40"/>
+              <w:jc w:val="left"/>
+            </w:pPr>
+            <w:r>
+              <w:rPr>
+                <w:sz w:val="21"/>
+              </w:rPr>
+              <w:t xml:space="preserve">    5.10 Limitations Identified in Existing Research</w:t>
+            </w:r>
+          </w:p>
+        </w:tc>
+        <w:tc>
+          <w:tcPr>
+            <w:tcW w:type="dxa" w:w="1440"/>
+            <w:tcBorders>
+              <w:top w:val="none"/>
+              <w:left w:val="none"/>
+              <w:bottom w:val="none"/>
+              <w:right w:val="none"/>
+            </w:tcBorders>
+          </w:tcPr>
+          <w:p>
+            <w:pPr>
+              <w:spacing w:before="20" w:after="40"/>
+              <w:jc w:val="right"/>
+            </w:pPr>
+            <w:r>
+              <w:rPr>
+                <w:sz w:val="21"/>
+              </w:rPr>
+              <w:t>12</w:t>
+            </w:r>
+          </w:p>
+        </w:tc>
+      </w:tr>
+      <w:tr>
+        <w:tc>
+          <w:tcPr>
+            <w:tcW w:type="dxa" w:w="7920"/>
+            <w:tcBorders>
+              <w:top w:val="none"/>
+              <w:left w:val="none"/>
+              <w:bottom w:val="none"/>
+              <w:right w:val="none"/>
+            </w:tcBorders>
+          </w:tcPr>
+          <w:p>
+            <w:pPr>
+              <w:spacing w:before="20" w:after="40"/>
+              <w:jc w:val="left"/>
+            </w:pPr>
+            <w:r>
+              <w:rPr>
+                <w:sz w:val="21"/>
+              </w:rPr>
+              <w:t xml:space="preserve">    5.11 Research Gap</w:t>
+            </w:r>
+          </w:p>
+        </w:tc>
+        <w:tc>
+          <w:tcPr>
+            <w:tcW w:type="dxa" w:w="1440"/>
+            <w:tcBorders>
+              <w:top w:val="none"/>
+              <w:left w:val="none"/>
+              <w:bottom w:val="none"/>
+              <w:right w:val="none"/>
+            </w:tcBorders>
+          </w:tcPr>
+          <w:p>
+            <w:pPr>
+              <w:spacing w:before="20" w:after="40"/>
+              <w:jc w:val="right"/>
+            </w:pPr>
+            <w:r>
+              <w:rPr>
+                <w:sz w:val="21"/>
+              </w:rPr>
+              <w:t>12</w:t>
+            </w:r>
+          </w:p>
+        </w:tc>
+      </w:tr>
+      <w:tr>
+        <w:tc>
+          <w:tcPr>
+            <w:tcW w:type="dxa" w:w="7920"/>
+            <w:tcBorders>
+              <w:top w:val="none"/>
+              <w:left w:val="none"/>
+              <w:bottom w:val="none"/>
+              <w:right w:val="none"/>
+            </w:tcBorders>
+          </w:tcPr>
+          <w:p>
+            <w:pPr>
+              <w:spacing w:before="20" w:after="40"/>
+              <w:jc w:val="left"/>
+            </w:pPr>
+            <w:r>
+              <w:rPr>
+                <w:sz w:val="21"/>
+              </w:rPr>
+              <w:t xml:space="preserve">    5.12 Research Gap Addressed by the Present Project</w:t>
+            </w:r>
+          </w:p>
+        </w:tc>
+        <w:tc>
+          <w:tcPr>
+            <w:tcW w:type="dxa" w:w="1440"/>
+            <w:tcBorders>
+              <w:top w:val="none"/>
+              <w:left w:val="none"/>
+              <w:bottom w:val="none"/>
+              <w:right w:val="none"/>
+            </w:tcBorders>
+          </w:tcPr>
+          <w:p>
+            <w:pPr>
+              <w:spacing w:before="20" w:after="40"/>
+              <w:jc w:val="right"/>
+            </w:pPr>
+            <w:r>
+              <w:rPr>
+                <w:sz w:val="21"/>
+              </w:rPr>
+              <w:t>12</w:t>
+            </w:r>
+          </w:p>
+        </w:tc>
+      </w:tr>
+      <w:tr>
+        <w:tc>
+          <w:tcPr>
+            <w:tcW w:type="dxa" w:w="7920"/>
+            <w:tcBorders>
+              <w:top w:val="none"/>
+              <w:left w:val="none"/>
+              <w:bottom w:val="none"/>
+              <w:right w:val="none"/>
+            </w:tcBorders>
+          </w:tcPr>
+          <w:p>
+            <w:pPr>
+              <w:spacing w:before="20" w:after="40"/>
+              <w:jc w:val="left"/>
+            </w:pPr>
+            <w:r>
+              <w:rPr>
+                <w:sz w:val="21"/>
+              </w:rPr>
+              <w:t xml:space="preserve">    5.13 Positioning of the Present Work</w:t>
+            </w:r>
+          </w:p>
+        </w:tc>
+        <w:tc>
+          <w:tcPr>
+            <w:tcW w:type="dxa" w:w="1440"/>
+            <w:tcBorders>
+              <w:top w:val="none"/>
+              <w:left w:val="none"/>
+              <w:bottom w:val="none"/>
+              <w:right w:val="none"/>
+            </w:tcBorders>
+          </w:tcPr>
+          <w:p>
+            <w:pPr>
+              <w:spacing w:before="20" w:after="40"/>
+              <w:jc w:val="right"/>
+            </w:pPr>
+            <w:r>
+              <w:rPr>
+                <w:sz w:val="21"/>
+              </w:rPr>
+              <w:t>13</w:t>
+            </w:r>
+          </w:p>
+        </w:tc>
+      </w:tr>
+      <w:tr>
+        <w:tc>
+          <w:tcPr>
+            <w:tcW w:type="dxa" w:w="7920"/>
+            <w:tcBorders>
+              <w:top w:val="none"/>
+              <w:left w:val="none"/>
+              <w:bottom w:val="none"/>
+              <w:right w:val="none"/>
+            </w:tcBorders>
+          </w:tcPr>
+          <w:p>
+            <w:pPr>
+              <w:spacing w:before="20" w:after="40"/>
+              <w:jc w:val="left"/>
+            </w:pPr>
+            <w:r>
+              <w:rPr>
+                <w:sz w:val="21"/>
+              </w:rPr>
+              <w:t xml:space="preserve">    5.14 Summary of Literature Review</w:t>
+            </w:r>
+          </w:p>
+        </w:tc>
+        <w:tc>
+          <w:tcPr>
+            <w:tcW w:type="dxa" w:w="1440"/>
+            <w:tcBorders>
+              <w:top w:val="none"/>
+              <w:left w:val="none"/>
+              <w:bottom w:val="none"/>
+              <w:right w:val="none"/>
+            </w:tcBorders>
+          </w:tcPr>
+          <w:p>
+            <w:pPr>
+              <w:spacing w:before="20" w:after="40"/>
+              <w:jc w:val="right"/>
+            </w:pPr>
+            <w:r>
+              <w:rPr>
+                <w:sz w:val="21"/>
+              </w:rPr>
+              <w:t>13</w:t>
+            </w:r>
+          </w:p>
+        </w:tc>
+      </w:tr>
+      <w:tr>
+        <w:tc>
+          <w:tcPr>
+            <w:tcW w:type="dxa" w:w="7920"/>
+            <w:tcBorders>
+              <w:top w:val="none"/>
+              <w:left w:val="none"/>
+              <w:bottom w:val="none"/>
+              <w:right w:val="none"/>
+            </w:tcBorders>
+          </w:tcPr>
+          <w:p>
+            <w:pPr>
+              <w:spacing w:before="20" w:after="40"/>
+              <w:jc w:val="left"/>
+            </w:pPr>
+            <w:r>
+              <w:rPr>
+                <w:b/>
+                <w:sz w:val="21"/>
+              </w:rPr>
+              <w:t>6. Methodology / Proposed System</w:t>
+            </w:r>
+          </w:p>
+        </w:tc>
+        <w:tc>
+          <w:tcPr>
+            <w:tcW w:type="dxa" w:w="1440"/>
+            <w:tcBorders>
+              <w:top w:val="none"/>
+              <w:left w:val="none"/>
+              <w:bottom w:val="none"/>
+              <w:right w:val="none"/>
+            </w:tcBorders>
+          </w:tcPr>
+          <w:p>
+            <w:pPr>
+              <w:spacing w:before="20" w:after="40"/>
+              <w:jc w:val="right"/>
+            </w:pPr>
+            <w:r>
+              <w:rPr>
+                <w:b/>
+                <w:sz w:val="21"/>
+              </w:rPr>
+              <w:t>14</w:t>
+            </w:r>
+          </w:p>
+        </w:tc>
+      </w:tr>
+      <w:tr>
+        <w:tc>
+          <w:tcPr>
+            <w:tcW w:type="dxa" w:w="7920"/>
+            <w:tcBorders>
+              <w:top w:val="none"/>
+              <w:left w:val="none"/>
+              <w:bottom w:val="none"/>
+              <w:right w:val="none"/>
+            </w:tcBorders>
+          </w:tcPr>
+          <w:p>
+            <w:pPr>
+              <w:spacing w:before="20" w:after="40"/>
+              <w:jc w:val="left"/>
+            </w:pPr>
+            <w:r>
+              <w:rPr>
+                <w:sz w:val="21"/>
+              </w:rPr>
+              <w:t xml:space="preserve">    6.1 Proposed Methodology</w:t>
+            </w:r>
+          </w:p>
+        </w:tc>
+        <w:tc>
+          <w:tcPr>
+            <w:tcW w:type="dxa" w:w="1440"/>
+            <w:tcBorders>
+              <w:top w:val="none"/>
+              <w:left w:val="none"/>
+              <w:bottom w:val="none"/>
+              <w:right w:val="none"/>
+            </w:tcBorders>
+          </w:tcPr>
+          <w:p>
+            <w:pPr>
+              <w:spacing w:before="20" w:after="40"/>
+              <w:jc w:val="right"/>
+            </w:pPr>
+            <w:r>
+              <w:rPr>
+                <w:sz w:val="21"/>
+              </w:rPr>
+              <w:t>14</w:t>
+            </w:r>
+          </w:p>
+        </w:tc>
+      </w:tr>
+      <w:tr>
+        <w:tc>
+          <w:tcPr>
+            <w:tcW w:type="dxa" w:w="7920"/>
+            <w:tcBorders>
+              <w:top w:val="none"/>
+              <w:left w:val="none"/>
+              <w:bottom w:val="none"/>
+              <w:right w:val="none"/>
+            </w:tcBorders>
+          </w:tcPr>
+          <w:p>
+            <w:pPr>
+              <w:spacing w:before="20" w:after="40"/>
+              <w:jc w:val="left"/>
+            </w:pPr>
+            <w:r>
+              <w:rPr>
+                <w:sz w:val="21"/>
+              </w:rPr>
+              <w:t xml:space="preserve">    6.2 Data Collection and Preparation</w:t>
+            </w:r>
+          </w:p>
+        </w:tc>
+        <w:tc>
+          <w:tcPr>
+            <w:tcW w:type="dxa" w:w="1440"/>
+            <w:tcBorders>
+              <w:top w:val="none"/>
+              <w:left w:val="none"/>
+              <w:bottom w:val="none"/>
+              <w:right w:val="none"/>
+            </w:tcBorders>
+          </w:tcPr>
+          <w:p>
+            <w:pPr>
+              <w:spacing w:before="20" w:after="40"/>
+              <w:jc w:val="right"/>
+            </w:pPr>
+            <w:r>
+              <w:rPr>
+                <w:sz w:val="21"/>
+              </w:rPr>
+              <w:t>14</w:t>
+            </w:r>
+          </w:p>
+        </w:tc>
+      </w:tr>
+      <w:tr>
+        <w:tc>
+          <w:tcPr>
+            <w:tcW w:type="dxa" w:w="7920"/>
+            <w:tcBorders>
+              <w:top w:val="none"/>
+              <w:left w:val="none"/>
+              <w:bottom w:val="none"/>
+              <w:right w:val="none"/>
+            </w:tcBorders>
+          </w:tcPr>
+          <w:p>
+            <w:pPr>
+              <w:spacing w:before="20" w:after="40"/>
+              <w:jc w:val="left"/>
+            </w:pPr>
+            <w:r>
+              <w:rPr>
+                <w:sz w:val="21"/>
+              </w:rPr>
+              <w:t xml:space="preserve">    6.3 State of Health Calculation</w:t>
+            </w:r>
+          </w:p>
+        </w:tc>
+        <w:tc>
+          <w:tcPr>
+            <w:tcW w:type="dxa" w:w="1440"/>
+            <w:tcBorders>
+              <w:top w:val="none"/>
+              <w:left w:val="none"/>
+              <w:bottom w:val="none"/>
+              <w:right w:val="none"/>
+            </w:tcBorders>
+          </w:tcPr>
+          <w:p>
+            <w:pPr>
+              <w:spacing w:before="20" w:after="40"/>
+              <w:jc w:val="right"/>
+            </w:pPr>
+            <w:r>
+              <w:rPr>
+                <w:sz w:val="21"/>
+              </w:rPr>
+              <w:t>15</w:t>
+            </w:r>
+          </w:p>
+        </w:tc>
+      </w:tr>
+      <w:tr>
+        <w:tc>
+          <w:tcPr>
+            <w:tcW w:type="dxa" w:w="7920"/>
+            <w:tcBorders>
+              <w:top w:val="none"/>
+              <w:left w:val="none"/>
+              <w:bottom w:val="none"/>
+              <w:right w:val="none"/>
+            </w:tcBorders>
+          </w:tcPr>
+          <w:p>
+            <w:pPr>
+              <w:spacing w:before="20" w:after="40"/>
+              <w:jc w:val="left"/>
+            </w:pPr>
+            <w:r>
+              <w:rPr>
+                <w:sz w:val="21"/>
+              </w:rPr>
+              <w:t xml:space="preserve">    6.4 Feature Engineering</w:t>
+            </w:r>
+          </w:p>
+        </w:tc>
+        <w:tc>
+          <w:tcPr>
+            <w:tcW w:type="dxa" w:w="1440"/>
+            <w:tcBorders>
+              <w:top w:val="none"/>
+              <w:left w:val="none"/>
+              <w:bottom w:val="none"/>
+              <w:right w:val="none"/>
+            </w:tcBorders>
+          </w:tcPr>
+          <w:p>
+            <w:pPr>
+              <w:spacing w:before="20" w:after="40"/>
+              <w:jc w:val="right"/>
+            </w:pPr>
+            <w:r>
+              <w:rPr>
+                <w:sz w:val="21"/>
+              </w:rPr>
+              <w:t>15</w:t>
+            </w:r>
+          </w:p>
+        </w:tc>
+      </w:tr>
+      <w:tr>
+        <w:tc>
+          <w:tcPr>
+            <w:tcW w:type="dxa" w:w="7920"/>
+            <w:tcBorders>
+              <w:top w:val="none"/>
+              <w:left w:val="none"/>
+              <w:bottom w:val="none"/>
+              <w:right w:val="none"/>
+            </w:tcBorders>
+          </w:tcPr>
+          <w:p>
+            <w:pPr>
+              <w:spacing w:before="20" w:after="40"/>
+              <w:jc w:val="left"/>
+            </w:pPr>
+            <w:r>
+              <w:rPr>
+                <w:sz w:val="21"/>
+              </w:rPr>
+              <w:t xml:space="preserve">    6.5 Data Cleaning and Preprocessing</w:t>
+            </w:r>
+          </w:p>
+        </w:tc>
+        <w:tc>
+          <w:tcPr>
+            <w:tcW w:type="dxa" w:w="1440"/>
+            <w:tcBorders>
+              <w:top w:val="none"/>
+              <w:left w:val="none"/>
+              <w:bottom w:val="none"/>
+              <w:right w:val="none"/>
+            </w:tcBorders>
+          </w:tcPr>
+          <w:p>
+            <w:pPr>
+              <w:spacing w:before="20" w:after="40"/>
+              <w:jc w:val="right"/>
+            </w:pPr>
+            <w:r>
+              <w:rPr>
+                <w:sz w:val="21"/>
+              </w:rPr>
+              <w:t>15</w:t>
+            </w:r>
+          </w:p>
+        </w:tc>
+      </w:tr>
+      <w:tr>
+        <w:tc>
+          <w:tcPr>
+            <w:tcW w:type="dxa" w:w="7920"/>
+            <w:tcBorders>
+              <w:top w:val="none"/>
+              <w:left w:val="none"/>
+              <w:bottom w:val="none"/>
+              <w:right w:val="none"/>
+            </w:tcBorders>
+          </w:tcPr>
+          <w:p>
+            <w:pPr>
+              <w:spacing w:before="20" w:after="40"/>
+              <w:jc w:val="left"/>
+            </w:pPr>
+            <w:r>
+              <w:rPr>
+                <w:sz w:val="21"/>
+              </w:rPr>
+              <w:t xml:space="preserve">    6.6 Model Design</w:t>
+            </w:r>
+          </w:p>
+        </w:tc>
+        <w:tc>
+          <w:tcPr>
+            <w:tcW w:type="dxa" w:w="1440"/>
+            <w:tcBorders>
+              <w:top w:val="none"/>
+              <w:left w:val="none"/>
+              <w:bottom w:val="none"/>
+              <w:right w:val="none"/>
+            </w:tcBorders>
+          </w:tcPr>
+          <w:p>
+            <w:pPr>
+              <w:spacing w:before="20" w:after="40"/>
+              <w:jc w:val="right"/>
+            </w:pPr>
+            <w:r>
+              <w:rPr>
+                <w:sz w:val="21"/>
+              </w:rPr>
+              <w:t>16</w:t>
+            </w:r>
+          </w:p>
+        </w:tc>
+      </w:tr>
+      <w:tr>
+        <w:tc>
+          <w:tcPr>
+            <w:tcW w:type="dxa" w:w="7920"/>
+            <w:tcBorders>
+              <w:top w:val="none"/>
+              <w:left w:val="none"/>
+              <w:bottom w:val="none"/>
+              <w:right w:val="none"/>
+            </w:tcBorders>
+          </w:tcPr>
+          <w:p>
+            <w:pPr>
+              <w:spacing w:before="20" w:after="40"/>
+              <w:jc w:val="left"/>
+            </w:pPr>
+            <w:r>
+              <w:rPr>
+                <w:sz w:val="21"/>
+              </w:rPr>
+              <w:t xml:space="preserve">    6.7 Training and Evaluation</w:t>
+            </w:r>
+          </w:p>
+        </w:tc>
+        <w:tc>
+          <w:tcPr>
+            <w:tcW w:type="dxa" w:w="1440"/>
+            <w:tcBorders>
+              <w:top w:val="none"/>
+              <w:left w:val="none"/>
+              <w:bottom w:val="none"/>
+              <w:right w:val="none"/>
+            </w:tcBorders>
+          </w:tcPr>
+          <w:p>
+            <w:pPr>
+              <w:spacing w:before="20" w:after="40"/>
+              <w:jc w:val="right"/>
+            </w:pPr>
+            <w:r>
+              <w:rPr>
+                <w:sz w:val="21"/>
+              </w:rPr>
+              <w:t>16</w:t>
+            </w:r>
+          </w:p>
+        </w:tc>
+      </w:tr>
+      <w:tr>
+        <w:tc>
+          <w:tcPr>
+            <w:tcW w:type="dxa" w:w="7920"/>
+            <w:tcBorders>
+              <w:top w:val="none"/>
+              <w:left w:val="none"/>
+              <w:bottom w:val="none"/>
+              <w:right w:val="none"/>
+            </w:tcBorders>
+          </w:tcPr>
+          <w:p>
+            <w:pPr>
+              <w:spacing w:before="20" w:after="40"/>
+              <w:jc w:val="left"/>
+            </w:pPr>
+            <w:r>
+              <w:rPr>
+                <w:sz w:val="21"/>
+              </w:rPr>
+              <w:t xml:space="preserve">    6.8 Explainability</w:t>
+            </w:r>
+          </w:p>
+        </w:tc>
+        <w:tc>
+          <w:tcPr>
+            <w:tcW w:type="dxa" w:w="1440"/>
+            <w:tcBorders>
+              <w:top w:val="none"/>
+              <w:left w:val="none"/>
+              <w:bottom w:val="none"/>
+              <w:right w:val="none"/>
+            </w:tcBorders>
+          </w:tcPr>
+          <w:p>
+            <w:pPr>
+              <w:spacing w:before="20" w:after="40"/>
+              <w:jc w:val="right"/>
+            </w:pPr>
+            <w:r>
+              <w:rPr>
+                <w:sz w:val="21"/>
+              </w:rPr>
+              <w:t>17</w:t>
+            </w:r>
+          </w:p>
+        </w:tc>
+      </w:tr>
+      <w:tr>
+        <w:tc>
+          <w:tcPr>
+            <w:tcW w:type="dxa" w:w="7920"/>
+            <w:tcBorders>
+              <w:top w:val="none"/>
+              <w:left w:val="none"/>
+              <w:bottom w:val="none"/>
+              <w:right w:val="none"/>
+            </w:tcBorders>
+          </w:tcPr>
+          <w:p>
+            <w:pPr>
+              <w:spacing w:before="20" w:after="40"/>
+              <w:jc w:val="left"/>
+            </w:pPr>
+            <w:r>
+              <w:rPr>
+                <w:sz w:val="21"/>
+              </w:rPr>
+              <w:t xml:space="preserve">    6.9 Methodology Summary</w:t>
+            </w:r>
+          </w:p>
+        </w:tc>
+        <w:tc>
+          <w:tcPr>
+            <w:tcW w:type="dxa" w:w="1440"/>
+            <w:tcBorders>
+              <w:top w:val="none"/>
+              <w:left w:val="none"/>
+              <w:bottom w:val="none"/>
+              <w:right w:val="none"/>
+            </w:tcBorders>
+          </w:tcPr>
+          <w:p>
+            <w:pPr>
+              <w:spacing w:before="20" w:after="40"/>
+              <w:jc w:val="right"/>
+            </w:pPr>
+            <w:r>
+              <w:rPr>
+                <w:sz w:val="21"/>
+              </w:rPr>
+              <w:t>17</w:t>
+            </w:r>
+          </w:p>
+        </w:tc>
+      </w:tr>
+      <w:tr>
+        <w:tc>
+          <w:tcPr>
+            <w:tcW w:type="dxa" w:w="7920"/>
+            <w:tcBorders>
+              <w:top w:val="none"/>
+              <w:left w:val="none"/>
+              <w:bottom w:val="none"/>
+              <w:right w:val="none"/>
+            </w:tcBorders>
+          </w:tcPr>
+          <w:p>
+            <w:pPr>
+              <w:spacing w:before="20" w:after="40"/>
+              <w:jc w:val="left"/>
+            </w:pPr>
+            <w:r>
+              <w:rPr>
+                <w:b/>
+                <w:sz w:val="21"/>
+              </w:rPr>
+              <w:t>7. Implementation</w:t>
+            </w:r>
+          </w:p>
+        </w:tc>
+        <w:tc>
+          <w:tcPr>
+            <w:tcW w:type="dxa" w:w="1440"/>
+            <w:tcBorders>
+              <w:top w:val="none"/>
+              <w:left w:val="none"/>
+              <w:bottom w:val="none"/>
+              <w:right w:val="none"/>
+            </w:tcBorders>
+          </w:tcPr>
+          <w:p>
+            <w:pPr>
+              <w:spacing w:before="20" w:after="40"/>
+              <w:jc w:val="right"/>
+            </w:pPr>
+            <w:r>
+              <w:rPr>
+                <w:b/>
+                <w:sz w:val="21"/>
+              </w:rPr>
+              <w:t>18</w:t>
+            </w:r>
+          </w:p>
+        </w:tc>
+      </w:tr>
+      <w:tr>
+        <w:tc>
+          <w:tcPr>
+            <w:tcW w:type="dxa" w:w="7920"/>
+            <w:tcBorders>
+              <w:top w:val="none"/>
+              <w:left w:val="none"/>
+              <w:bottom w:val="none"/>
+              <w:right w:val="none"/>
+            </w:tcBorders>
+          </w:tcPr>
+          <w:p>
+            <w:pPr>
+              <w:spacing w:before="20" w:after="40"/>
+              <w:jc w:val="left"/>
+            </w:pPr>
+            <w:r>
+              <w:rPr>
+                <w:b/>
+                <w:sz w:val="21"/>
+              </w:rPr>
+              <w:t>8. Results and Discussion</w:t>
+            </w:r>
+          </w:p>
+        </w:tc>
+        <w:tc>
+          <w:tcPr>
+            <w:tcW w:type="dxa" w:w="1440"/>
+            <w:tcBorders>
+              <w:top w:val="none"/>
+              <w:left w:val="none"/>
+              <w:bottom w:val="none"/>
+              <w:right w:val="none"/>
+            </w:tcBorders>
+          </w:tcPr>
+          <w:p>
+            <w:pPr>
+              <w:spacing w:before="20" w:after="40"/>
+              <w:jc w:val="right"/>
+            </w:pPr>
+            <w:r>
+              <w:rPr>
+                <w:b/>
+                <w:sz w:val="21"/>
+              </w:rPr>
+              <w:t>19</w:t>
+            </w:r>
+          </w:p>
+        </w:tc>
+      </w:tr>
+      <w:tr>
+        <w:tc>
+          <w:tcPr>
+            <w:tcW w:type="dxa" w:w="7920"/>
+            <w:tcBorders>
+              <w:top w:val="none"/>
+              <w:left w:val="none"/>
+              <w:bottom w:val="none"/>
+              <w:right w:val="none"/>
+            </w:tcBorders>
+          </w:tcPr>
+          <w:p>
+            <w:pPr>
+              <w:spacing w:before="20" w:after="40"/>
+              <w:jc w:val="left"/>
+            </w:pPr>
+            <w:r>
+              <w:rPr>
+                <w:sz w:val="21"/>
+              </w:rPr>
+              <w:t xml:space="preserve">    8.1 Experimental Results</w:t>
+            </w:r>
+          </w:p>
+        </w:tc>
+        <w:tc>
+          <w:tcPr>
+            <w:tcW w:type="dxa" w:w="1440"/>
+            <w:tcBorders>
+              <w:top w:val="none"/>
+              <w:left w:val="none"/>
+              <w:bottom w:val="none"/>
+              <w:right w:val="none"/>
+            </w:tcBorders>
+          </w:tcPr>
+          <w:p>
+            <w:pPr>
+              <w:spacing w:before="20" w:after="40"/>
+              <w:jc w:val="right"/>
+            </w:pPr>
+            <w:r>
+              <w:rPr>
+                <w:sz w:val="21"/>
+              </w:rPr>
+              <w:t>19</w:t>
+            </w:r>
+          </w:p>
+        </w:tc>
+      </w:tr>
+      <w:tr>
+        <w:tc>
+          <w:tcPr>
+            <w:tcW w:type="dxa" w:w="7920"/>
+            <w:tcBorders>
+              <w:top w:val="none"/>
+              <w:left w:val="none"/>
+              <w:bottom w:val="none"/>
+              <w:right w:val="none"/>
+            </w:tcBorders>
+          </w:tcPr>
+          <w:p>
+            <w:pPr>
+              <w:spacing w:before="20" w:after="40"/>
+              <w:jc w:val="left"/>
+            </w:pPr>
+            <w:r>
+              <w:rPr>
+                <w:sz w:val="21"/>
+              </w:rPr>
+              <w:t xml:space="preserve">    8.2 Battery-Wise Generalization</w:t>
+            </w:r>
+          </w:p>
+        </w:tc>
+        <w:tc>
+          <w:tcPr>
+            <w:tcW w:type="dxa" w:w="1440"/>
+            <w:tcBorders>
+              <w:top w:val="none"/>
+              <w:left w:val="none"/>
+              <w:bottom w:val="none"/>
+              <w:right w:val="none"/>
+            </w:tcBorders>
+          </w:tcPr>
+          <w:p>
+            <w:pPr>
+              <w:spacing w:before="20" w:after="40"/>
+              <w:jc w:val="right"/>
+            </w:pPr>
+            <w:r>
+              <w:rPr>
+                <w:sz w:val="21"/>
+              </w:rPr>
+              <w:t>20</w:t>
+            </w:r>
+          </w:p>
+        </w:tc>
+      </w:tr>
+      <w:tr>
+        <w:tc>
+          <w:tcPr>
+            <w:tcW w:type="dxa" w:w="7920"/>
+            <w:tcBorders>
+              <w:top w:val="none"/>
+              <w:left w:val="none"/>
+              <w:bottom w:val="none"/>
+              <w:right w:val="none"/>
+            </w:tcBorders>
+          </w:tcPr>
+          <w:p>
+            <w:pPr>
+              <w:spacing w:before="20" w:after="40"/>
+              <w:jc w:val="left"/>
+            </w:pPr>
+            <w:r>
+              <w:rPr>
+                <w:sz w:val="21"/>
+              </w:rPr>
+              <w:t xml:space="preserve">    8.3 Explainability Results</w:t>
+            </w:r>
+          </w:p>
+        </w:tc>
+        <w:tc>
+          <w:tcPr>
+            <w:tcW w:type="dxa" w:w="1440"/>
+            <w:tcBorders>
+              <w:top w:val="none"/>
+              <w:left w:val="none"/>
+              <w:bottom w:val="none"/>
+              <w:right w:val="none"/>
+            </w:tcBorders>
+          </w:tcPr>
+          <w:p>
+            <w:pPr>
+              <w:spacing w:before="20" w:after="40"/>
+              <w:jc w:val="right"/>
+            </w:pPr>
+            <w:r>
+              <w:rPr>
+                <w:sz w:val="21"/>
+              </w:rPr>
+              <w:t>21</w:t>
+            </w:r>
+          </w:p>
+        </w:tc>
+      </w:tr>
+      <w:tr>
+        <w:tc>
+          <w:tcPr>
+            <w:tcW w:type="dxa" w:w="7920"/>
+            <w:tcBorders>
+              <w:top w:val="none"/>
+              <w:left w:val="none"/>
+              <w:bottom w:val="none"/>
+              <w:right w:val="none"/>
+            </w:tcBorders>
+          </w:tcPr>
+          <w:p>
+            <w:pPr>
+              <w:spacing w:before="20" w:after="40"/>
+              <w:jc w:val="left"/>
+            </w:pPr>
+            <w:r>
+              <w:rPr>
+                <w:sz w:val="21"/>
+              </w:rPr>
+              <w:t xml:space="preserve">    8.4 Discussion</w:t>
+            </w:r>
+          </w:p>
+        </w:tc>
+        <w:tc>
+          <w:tcPr>
+            <w:tcW w:type="dxa" w:w="1440"/>
+            <w:tcBorders>
+              <w:top w:val="none"/>
+              <w:left w:val="none"/>
+              <w:bottom w:val="none"/>
+              <w:right w:val="none"/>
+            </w:tcBorders>
+          </w:tcPr>
+          <w:p>
+            <w:pPr>
+              <w:spacing w:before="20" w:after="40"/>
+              <w:jc w:val="right"/>
+            </w:pPr>
+            <w:r>
+              <w:rPr>
+                <w:sz w:val="21"/>
+              </w:rPr>
+              <w:t>21</w:t>
+            </w:r>
+          </w:p>
+        </w:tc>
+      </w:tr>
+      <w:tr>
+        <w:tc>
+          <w:tcPr>
+            <w:tcW w:type="dxa" w:w="7920"/>
+            <w:tcBorders>
+              <w:top w:val="none"/>
+              <w:left w:val="none"/>
+              <w:bottom w:val="none"/>
+              <w:right w:val="none"/>
+            </w:tcBorders>
+          </w:tcPr>
+          <w:p>
+            <w:pPr>
+              <w:spacing w:before="20" w:after="40"/>
+              <w:jc w:val="left"/>
+            </w:pPr>
+            <w:r>
+              <w:rPr>
+                <w:b/>
+                <w:sz w:val="21"/>
+              </w:rPr>
+              <w:t>9. Conclusion and Future Work</w:t>
+            </w:r>
+          </w:p>
+        </w:tc>
+        <w:tc>
+          <w:tcPr>
+            <w:tcW w:type="dxa" w:w="1440"/>
+            <w:tcBorders>
+              <w:top w:val="none"/>
+              <w:left w:val="none"/>
+              <w:bottom w:val="none"/>
+              <w:right w:val="none"/>
+            </w:tcBorders>
+          </w:tcPr>
+          <w:p>
+            <w:pPr>
+              <w:spacing w:before="20" w:after="40"/>
+              <w:jc w:val="right"/>
+            </w:pPr>
+            <w:r>
+              <w:rPr>
+                <w:b/>
+                <w:sz w:val="21"/>
+              </w:rPr>
+              <w:t>22</w:t>
+            </w:r>
+          </w:p>
+        </w:tc>
+      </w:tr>
+      <w:tr>
+        <w:tc>
+          <w:tcPr>
+            <w:tcW w:type="dxa" w:w="7920"/>
+            <w:tcBorders>
+              <w:top w:val="none"/>
+              <w:left w:val="none"/>
+              <w:bottom w:val="none"/>
+              <w:right w:val="none"/>
+            </w:tcBorders>
+          </w:tcPr>
+          <w:p>
+            <w:pPr>
+              <w:spacing w:before="20" w:after="40"/>
+              <w:jc w:val="left"/>
+            </w:pPr>
+            <w:r>
+              <w:rPr>
+                <w:sz w:val="21"/>
+              </w:rPr>
+              <w:t xml:space="preserve">    9.1 Conclusion</w:t>
+            </w:r>
+          </w:p>
+        </w:tc>
+        <w:tc>
+          <w:tcPr>
+            <w:tcW w:type="dxa" w:w="1440"/>
+            <w:tcBorders>
+              <w:top w:val="none"/>
+              <w:left w:val="none"/>
+              <w:bottom w:val="none"/>
+              <w:right w:val="none"/>
+            </w:tcBorders>
+          </w:tcPr>
+          <w:p>
+            <w:pPr>
+              <w:spacing w:before="20" w:after="40"/>
+              <w:jc w:val="right"/>
+            </w:pPr>
+            <w:r>
+              <w:rPr>
+                <w:sz w:val="21"/>
+              </w:rPr>
+              <w:t>22</w:t>
+            </w:r>
+          </w:p>
+        </w:tc>
+      </w:tr>
+      <w:tr>
+        <w:tc>
+          <w:tcPr>
+            <w:tcW w:type="dxa" w:w="7920"/>
+            <w:tcBorders>
+              <w:top w:val="none"/>
+              <w:left w:val="none"/>
+              <w:bottom w:val="none"/>
+              <w:right w:val="none"/>
+            </w:tcBorders>
+          </w:tcPr>
+          <w:p>
+            <w:pPr>
+              <w:spacing w:before="20" w:after="40"/>
+              <w:jc w:val="left"/>
+            </w:pPr>
+            <w:r>
+              <w:rPr>
+                <w:sz w:val="21"/>
+              </w:rPr>
+              <w:t xml:space="preserve">    9.2 Limitations and Future Work</w:t>
+            </w:r>
+          </w:p>
+        </w:tc>
+        <w:tc>
+          <w:tcPr>
+            <w:tcW w:type="dxa" w:w="1440"/>
+            <w:tcBorders>
+              <w:top w:val="none"/>
+              <w:left w:val="none"/>
+              <w:bottom w:val="none"/>
+              <w:right w:val="none"/>
+            </w:tcBorders>
+          </w:tcPr>
+          <w:p>
+            <w:pPr>
+              <w:spacing w:before="20" w:after="40"/>
+              <w:jc w:val="right"/>
+            </w:pPr>
+            <w:r>
+              <w:rPr>
+                <w:sz w:val="21"/>
+              </w:rPr>
+              <w:t>22</w:t>
+            </w:r>
+          </w:p>
+        </w:tc>
+      </w:tr>
+      <w:tr>
+        <w:tc>
+          <w:tcPr>
+            <w:tcW w:type="dxa" w:w="7920"/>
+            <w:tcBorders>
+              <w:top w:val="none"/>
+              <w:left w:val="none"/>
+              <w:bottom w:val="none"/>
+              <w:right w:val="none"/>
+            </w:tcBorders>
+          </w:tcPr>
+          <w:p>
+            <w:pPr>
+              <w:spacing w:before="20" w:after="40"/>
+              <w:jc w:val="left"/>
+            </w:pPr>
+            <w:r>
+              <w:rPr>
+                <w:b/>
+                <w:sz w:val="21"/>
+              </w:rPr>
+              <w:t>10. References</w:t>
+            </w:r>
+          </w:p>
+        </w:tc>
+        <w:tc>
+          <w:tcPr>
+            <w:tcW w:type="dxa" w:w="1440"/>
+            <w:tcBorders>
+              <w:top w:val="none"/>
+              <w:left w:val="none"/>
+              <w:bottom w:val="none"/>
+              <w:right w:val="none"/>
+            </w:tcBorders>
+          </w:tcPr>
+          <w:p>
+            <w:pPr>
+              <w:spacing w:before="20" w:after="40"/>
+              <w:jc w:val="right"/>
+            </w:pPr>
+            <w:r>
+              <w:rPr>
+                <w:b/>
+                <w:sz w:val="21"/>
+              </w:rPr>
+              <w:t>23</w:t>
+            </w:r>
+          </w:p>
+        </w:tc>
+      </w:tr>
+    </w:tbl>
     <w:p>
       <w:pPr>
         <w:spacing w:before="320" w:after="120"/>
@@ -1456,131 +2649,262 @@
         <w:t>LIST OF TABLES</w:t>
       </w:r>
     </w:p>
-    <w:p>
-      <w:pPr>
-        <w:spacing w:after="40"/>
-      </w:pPr>
-      <w:r>
-        <w:rPr>
-          <w:sz w:val="20"/>
-        </w:rPr>
-        <w:t>Table 1. Comparison of Existing Approaches for Lithium-Ion Battery SoH Estimation</w:t>
-      </w:r>
-      <w:r>
-        <w:rPr>
-          <w:color w:val="94A3B8"/>
-          <w:sz w:val="19"/>
-        </w:rPr>
-        <w:t xml:space="preserve"> ..... </w:t>
-      </w:r>
-      <w:r>
-        <w:rPr>
-          <w:b/>
-          <w:sz w:val="20"/>
-        </w:rPr>
-        <w:t>11</w:t>
-      </w:r>
-    </w:p>
-    <w:p>
-      <w:pPr>
-        <w:spacing w:after="40"/>
-      </w:pPr>
-      <w:r>
-        <w:rPr>
-          <w:sz w:val="20"/>
-        </w:rPr>
-        <w:t>Table 8.1. Model Performance under Random Train-Test Split</w:t>
-      </w:r>
-      <w:r>
-        <w:rPr>
-          <w:color w:val="94A3B8"/>
-          <w:sz w:val="19"/>
-        </w:rPr>
-        <w:t xml:space="preserve"> ............ </w:t>
-      </w:r>
-      <w:r>
-        <w:rPr>
-          <w:b/>
-          <w:sz w:val="20"/>
-        </w:rPr>
-        <w:t>19</w:t>
-      </w:r>
-    </w:p>
-    <w:p>
-      <w:pPr>
-        <w:spacing w:after="40"/>
-      </w:pPr>
-      <w:r>
-        <w:rPr>
-          <w:sz w:val="20"/>
-        </w:rPr>
-        <w:t>Table 8.2. Machine-Learning Improvement over Baseline</w:t>
-      </w:r>
-      <w:r>
-        <w:rPr>
-          <w:color w:val="94A3B8"/>
-          <w:sz w:val="19"/>
-        </w:rPr>
-        <w:t xml:space="preserve"> ................. </w:t>
-      </w:r>
-      <w:r>
-        <w:rPr>
-          <w:b/>
-          <w:sz w:val="20"/>
-        </w:rPr>
-        <w:t>20</w:t>
-      </w:r>
-    </w:p>
-    <w:p>
-      <w:pPr>
-        <w:spacing w:after="40"/>
-      </w:pPr>
-      <w:r>
-        <w:rPr>
-          <w:sz w:val="20"/>
-        </w:rPr>
-        <w:t>Table 8.3. Random-Split versus Unseen-Battery Performance</w:t>
-      </w:r>
-      <w:r>
-        <w:rPr>
-          <w:color w:val="94A3B8"/>
-          <w:sz w:val="19"/>
-        </w:rPr>
-        <w:t xml:space="preserve"> ............. </w:t>
-      </w:r>
-      <w:r>
-        <w:rPr>
-          <w:b/>
-          <w:sz w:val="20"/>
-        </w:rPr>
-        <w:t>20</w:t>
-      </w:r>
-    </w:p>
-    <w:p>
-      <w:pPr>
-        <w:spacing w:after="40"/>
-      </w:pPr>
-      <w:r>
-        <w:rPr>
-          <w:sz w:val="20"/>
-        </w:rPr>
-        <w:t>Table 8.4. Top Features from Permutation Importance</w:t>
-      </w:r>
-      <w:r>
-        <w:rPr>
-          <w:color w:val="94A3B8"/>
-          <w:sz w:val="19"/>
-        </w:rPr>
-        <w:t xml:space="preserve"> ................... </w:t>
-      </w:r>
-      <w:r>
-        <w:rPr>
-          <w:b/>
-          <w:sz w:val="20"/>
-        </w:rPr>
-        <w:t>21</w:t>
-      </w:r>
-    </w:p>
+    <w:tbl>
+      <w:tblPr>
+        <w:tblW w:type="auto" w:w="0"/>
+        <w:jc w:val="center"/>
+        <w:tblLook w:firstColumn="1" w:firstRow="1" w:lastColumn="0" w:lastRow="0" w:noHBand="0" w:noVBand="1" w:val="04A0"/>
+      </w:tblPr>
+      <w:tblGrid>
+        <w:gridCol w:w="4680"/>
+        <w:gridCol w:w="4680"/>
+      </w:tblGrid>
+      <w:tr>
+        <w:tc>
+          <w:tcPr>
+            <w:tcW w:type="dxa" w:w="7920"/>
+            <w:tcBorders>
+              <w:top w:val="none"/>
+              <w:left w:val="none"/>
+              <w:bottom w:val="none"/>
+              <w:right w:val="none"/>
+            </w:tcBorders>
+          </w:tcPr>
+          <w:p>
+            <w:pPr>
+              <w:spacing w:after="40"/>
+              <w:jc w:val="left"/>
+            </w:pPr>
+            <w:r>
+              <w:rPr>
+                <w:sz w:val="20"/>
+              </w:rPr>
+              <w:t>Table 1. Comparison of Existing Approaches for Lithium-Ion Battery SoH Estimation</w:t>
+            </w:r>
+          </w:p>
+        </w:tc>
+        <w:tc>
+          <w:tcPr>
+            <w:tcW w:type="dxa" w:w="1440"/>
+            <w:tcBorders>
+              <w:top w:val="none"/>
+              <w:left w:val="none"/>
+              <w:bottom w:val="none"/>
+              <w:right w:val="none"/>
+            </w:tcBorders>
+          </w:tcPr>
+          <w:p>
+            <w:pPr>
+              <w:spacing w:after="40"/>
+              <w:jc w:val="right"/>
+            </w:pPr>
+            <w:r>
+              <w:rPr>
+                <w:b/>
+                <w:sz w:val="20"/>
+              </w:rPr>
+              <w:t>11</w:t>
+            </w:r>
+          </w:p>
+        </w:tc>
+      </w:tr>
+      <w:tr>
+        <w:tc>
+          <w:tcPr>
+            <w:tcW w:type="dxa" w:w="7920"/>
+            <w:tcBorders>
+              <w:top w:val="none"/>
+              <w:left w:val="none"/>
+              <w:bottom w:val="none"/>
+              <w:right w:val="none"/>
+            </w:tcBorders>
+          </w:tcPr>
+          <w:p>
+            <w:pPr>
+              <w:spacing w:after="40"/>
+              <w:jc w:val="left"/>
+            </w:pPr>
+            <w:r>
+              <w:rPr>
+                <w:sz w:val="20"/>
+              </w:rPr>
+              <w:t>Table 8.1. Model Performance under Random Train-Test Split</w:t>
+            </w:r>
+          </w:p>
+        </w:tc>
+        <w:tc>
+          <w:tcPr>
+            <w:tcW w:type="dxa" w:w="1440"/>
+            <w:tcBorders>
+              <w:top w:val="none"/>
+              <w:left w:val="none"/>
+              <w:bottom w:val="none"/>
+              <w:right w:val="none"/>
+            </w:tcBorders>
+          </w:tcPr>
+          <w:p>
+            <w:pPr>
+              <w:spacing w:after="40"/>
+              <w:jc w:val="right"/>
+            </w:pPr>
+            <w:r>
+              <w:rPr>
+                <w:b/>
+                <w:sz w:val="20"/>
+              </w:rPr>
+              <w:t>19</w:t>
+            </w:r>
+          </w:p>
+        </w:tc>
+      </w:tr>
+      <w:tr>
+        <w:tc>
+          <w:tcPr>
+            <w:tcW w:type="dxa" w:w="7920"/>
+            <w:tcBorders>
+              <w:top w:val="none"/>
+              <w:left w:val="none"/>
+              <w:bottom w:val="none"/>
+              <w:right w:val="none"/>
+            </w:tcBorders>
+          </w:tcPr>
+          <w:p>
+            <w:pPr>
+              <w:spacing w:after="40"/>
+              <w:jc w:val="left"/>
+            </w:pPr>
+            <w:r>
+              <w:rPr>
+                <w:sz w:val="20"/>
+              </w:rPr>
+              <w:t>Table 8.2. Machine-Learning Improvement over Baseline</w:t>
+            </w:r>
+          </w:p>
+        </w:tc>
+        <w:tc>
+          <w:tcPr>
+            <w:tcW w:type="dxa" w:w="1440"/>
+            <w:tcBorders>
+              <w:top w:val="none"/>
+              <w:left w:val="none"/>
+              <w:bottom w:val="none"/>
+              <w:right w:val="none"/>
+            </w:tcBorders>
+          </w:tcPr>
+          <w:p>
+            <w:pPr>
+              <w:spacing w:after="40"/>
+              <w:jc w:val="right"/>
+            </w:pPr>
+            <w:r>
+              <w:rPr>
+                <w:b/>
+                <w:sz w:val="20"/>
+              </w:rPr>
+              <w:t>20</w:t>
+            </w:r>
+          </w:p>
+        </w:tc>
+      </w:tr>
+      <w:tr>
+        <w:tc>
+          <w:tcPr>
+            <w:tcW w:type="dxa" w:w="7920"/>
+            <w:tcBorders>
+              <w:top w:val="none"/>
+              <w:left w:val="none"/>
+              <w:bottom w:val="none"/>
+              <w:right w:val="none"/>
+            </w:tcBorders>
+          </w:tcPr>
+          <w:p>
+            <w:pPr>
+              <w:spacing w:after="40"/>
+              <w:jc w:val="left"/>
+            </w:pPr>
+            <w:r>
+              <w:rPr>
+                <w:sz w:val="20"/>
+              </w:rPr>
+              <w:t>Table 8.3. Random-Split versus Unseen-Battery Performance</w:t>
+            </w:r>
+          </w:p>
+        </w:tc>
+        <w:tc>
+          <w:tcPr>
+            <w:tcW w:type="dxa" w:w="1440"/>
+            <w:tcBorders>
+              <w:top w:val="none"/>
+              <w:left w:val="none"/>
+              <w:bottom w:val="none"/>
+              <w:right w:val="none"/>
+            </w:tcBorders>
+          </w:tcPr>
+          <w:p>
+            <w:pPr>
+              <w:spacing w:after="40"/>
+              <w:jc w:val="right"/>
+            </w:pPr>
+            <w:r>
+              <w:rPr>
+                <w:b/>
+                <w:sz w:val="20"/>
+              </w:rPr>
+              <w:t>20</w:t>
+            </w:r>
+          </w:p>
+        </w:tc>
+      </w:tr>
+      <w:tr>
+        <w:tc>
+          <w:tcPr>
+            <w:tcW w:type="dxa" w:w="7920"/>
+            <w:tcBorders>
+              <w:top w:val="none"/>
+              <w:left w:val="none"/>
+              <w:bottom w:val="none"/>
+              <w:right w:val="none"/>
+            </w:tcBorders>
+          </w:tcPr>
+          <w:p>
+            <w:pPr>
+              <w:spacing w:after="40"/>
+              <w:jc w:val="left"/>
+            </w:pPr>
+            <w:r>
+              <w:rPr>
+                <w:sz w:val="20"/>
+              </w:rPr>
+              <w:t>Table 8.4. Top Features from Permutation Importance</w:t>
+            </w:r>
+          </w:p>
+        </w:tc>
+        <w:tc>
+          <w:tcPr>
+            <w:tcW w:type="dxa" w:w="1440"/>
+            <w:tcBorders>
+              <w:top w:val="none"/>
+              <w:left w:val="none"/>
+              <w:bottom w:val="none"/>
+              <w:right w:val="none"/>
+            </w:tcBorders>
+          </w:tcPr>
+          <w:p>
+            <w:pPr>
+              <w:spacing w:after="40"/>
+              <w:jc w:val="right"/>
+            </w:pPr>
+            <w:r>
+              <w:rPr>
+                <w:b/>
+                <w:sz w:val="20"/>
+              </w:rPr>
+              <w:t>21</w:t>
+            </w:r>
+          </w:p>
+        </w:tc>
+      </w:tr>
+    </w:tbl>
     <w:p>
       <w:pPr>
         <w:spacing w:before="280" w:after="120"/>
@@ -1593,181 +2917,360 @@
         <w:t>LIST OF FIGURES</w:t>
       </w:r>
     </w:p>
-    <w:p>
-      <w:pPr>
-        <w:spacing w:after="40"/>
-      </w:pPr>
-      <w:r>
-        <w:rPr>
-          <w:sz w:val="20"/>
-        </w:rPr>
-        <w:t>Figure 1. Overall methodology for SOH prediction using Random Forest with Bayesian Optimization</w:t>
-      </w:r>
-      <w:r>
-        <w:rPr>
-          <w:color w:val="94A3B8"/>
-          <w:sz w:val="19"/>
-        </w:rPr>
-        <w:t xml:space="preserve"> ..... </w:t>
-      </w:r>
-      <w:r>
-        <w:rPr>
-          <w:b/>
-          <w:sz w:val="20"/>
-        </w:rPr>
-        <w:t>14</w:t>
-      </w:r>
-    </w:p>
-    <w:p>
-      <w:pPr>
-        <w:spacing w:after="40"/>
-      </w:pPr>
-      <w:r>
-        <w:rPr>
-          <w:sz w:val="20"/>
-        </w:rPr>
-        <w:t>Figure 2. Random Forest regression process</w:t>
-      </w:r>
-      <w:r>
-        <w:rPr>
-          <w:color w:val="94A3B8"/>
-          <w:sz w:val="19"/>
-        </w:rPr>
-        <w:t xml:space="preserve"> ............................ </w:t>
-      </w:r>
-      <w:r>
-        <w:rPr>
-          <w:b/>
-          <w:sz w:val="20"/>
-        </w:rPr>
-        <w:t>16</w:t>
-      </w:r>
-    </w:p>
-    <w:p>
-      <w:pPr>
-        <w:spacing w:after="40"/>
-      </w:pPr>
-      <w:r>
-        <w:rPr>
-          <w:sz w:val="20"/>
-        </w:rPr>
-        <w:t>Figure 3. Bayesian optimization process for hyperparameter tuning</w:t>
-      </w:r>
-      <w:r>
-        <w:rPr>
-          <w:color w:val="94A3B8"/>
-          <w:sz w:val="19"/>
-        </w:rPr>
-        <w:t xml:space="preserve"> ..... </w:t>
-      </w:r>
-      <w:r>
-        <w:rPr>
-          <w:b/>
-          <w:sz w:val="20"/>
-        </w:rPr>
-        <w:t>16</w:t>
-      </w:r>
-    </w:p>
-    <w:p>
-      <w:pPr>
-        <w:spacing w:after="40"/>
-      </w:pPr>
-      <w:r>
-        <w:rPr>
-          <w:sz w:val="20"/>
-        </w:rPr>
-        <w:t>Figure 8.1. Battery degradation under randomized usage</w:t>
-      </w:r>
-      <w:r>
-        <w:rPr>
-          <w:color w:val="94A3B8"/>
-          <w:sz w:val="19"/>
-        </w:rPr>
-        <w:t xml:space="preserve"> ................ </w:t>
-      </w:r>
-      <w:r>
-        <w:rPr>
-          <w:b/>
-          <w:sz w:val="20"/>
-        </w:rPr>
-        <w:t>19</w:t>
-      </w:r>
-    </w:p>
-    <w:p>
-      <w:pPr>
-        <w:spacing w:after="40"/>
-      </w:pPr>
-      <w:r>
-        <w:rPr>
-          <w:sz w:val="20"/>
-        </w:rPr>
-        <w:t>Figure 8.2. Actual versus predicted SoH</w:t>
-      </w:r>
-      <w:r>
-        <w:rPr>
-          <w:color w:val="94A3B8"/>
-          <w:sz w:val="19"/>
-        </w:rPr>
-        <w:t xml:space="preserve"> ............................... </w:t>
-      </w:r>
-      <w:r>
-        <w:rPr>
-          <w:b/>
-          <w:sz w:val="20"/>
-        </w:rPr>
-        <w:t>19</w:t>
-      </w:r>
-    </w:p>
-    <w:p>
-      <w:pPr>
-        <w:spacing w:after="40"/>
-      </w:pPr>
-      <w:r>
-        <w:rPr>
-          <w:sz w:val="20"/>
-        </w:rPr>
-        <w:t>Figure 8.3. Permutation importance of operating-history features</w:t>
-      </w:r>
-      <w:r>
-        <w:rPr>
-          <w:color w:val="94A3B8"/>
-          <w:sz w:val="19"/>
-        </w:rPr>
-        <w:t xml:space="preserve"> ...... </w:t>
-      </w:r>
-      <w:r>
-        <w:rPr>
-          <w:b/>
-          <w:sz w:val="20"/>
-        </w:rPr>
-        <w:t>21</w:t>
-      </w:r>
-    </w:p>
-    <w:p>
-      <w:pPr>
-        <w:spacing w:after="40"/>
-      </w:pPr>
-      <w:r>
-        <w:rPr>
-          <w:sz w:val="20"/>
-        </w:rPr>
-        <w:t>Figure 8.4. SHAP explanation of SoH predictions</w:t>
-      </w:r>
-      <w:r>
-        <w:rPr>
-          <w:color w:val="94A3B8"/>
-          <w:sz w:val="19"/>
-        </w:rPr>
-        <w:t xml:space="preserve"> ....................... </w:t>
-      </w:r>
-      <w:r>
-        <w:rPr>
-          <w:b/>
-          <w:sz w:val="20"/>
-        </w:rPr>
-        <w:t>21</w:t>
-      </w:r>
-    </w:p>
+    <w:tbl>
+      <w:tblPr>
+        <w:tblW w:type="auto" w:w="0"/>
+        <w:jc w:val="center"/>
+        <w:tblLook w:firstColumn="1" w:firstRow="1" w:lastColumn="0" w:lastRow="0" w:noHBand="0" w:noVBand="1" w:val="04A0"/>
+      </w:tblPr>
+      <w:tblGrid>
+        <w:gridCol w:w="4680"/>
+        <w:gridCol w:w="4680"/>
+      </w:tblGrid>
+      <w:tr>
+        <w:tc>
+          <w:tcPr>
+            <w:tcW w:type="dxa" w:w="7920"/>
+            <w:tcBorders>
+              <w:top w:val="none"/>
+              <w:left w:val="none"/>
+              <w:bottom w:val="none"/>
+              <w:right w:val="none"/>
+            </w:tcBorders>
+          </w:tcPr>
+          <w:p>
+            <w:pPr>
+              <w:spacing w:after="40"/>
+              <w:jc w:val="left"/>
+            </w:pPr>
+            <w:r>
+              <w:rPr>
+                <w:sz w:val="20"/>
+              </w:rPr>
+              <w:t>Figure 1. Overall methodology for SOH prediction using Random Forest with Bayesian Optimization</w:t>
+            </w:r>
+          </w:p>
+        </w:tc>
+        <w:tc>
+          <w:tcPr>
+            <w:tcW w:type="dxa" w:w="1440"/>
+            <w:tcBorders>
+              <w:top w:val="none"/>
+              <w:left w:val="none"/>
+              <w:bottom w:val="none"/>
+              <w:right w:val="none"/>
+            </w:tcBorders>
+          </w:tcPr>
+          <w:p>
+            <w:pPr>
+              <w:spacing w:after="40"/>
+              <w:jc w:val="right"/>
+            </w:pPr>
+            <w:r>
+              <w:rPr>
+                <w:b/>
+                <w:sz w:val="20"/>
+              </w:rPr>
+              <w:t>14</w:t>
+            </w:r>
+          </w:p>
+        </w:tc>
+      </w:tr>
+      <w:tr>
+        <w:tc>
+          <w:tcPr>
+            <w:tcW w:type="dxa" w:w="7920"/>
+            <w:tcBorders>
+              <w:top w:val="none"/>
+              <w:left w:val="none"/>
+              <w:bottom w:val="none"/>
+              <w:right w:val="none"/>
+            </w:tcBorders>
+          </w:tcPr>
+          <w:p>
+            <w:pPr>
+              <w:spacing w:after="40"/>
+              <w:jc w:val="left"/>
+            </w:pPr>
+            <w:r>
+              <w:rPr>
+                <w:sz w:val="20"/>
+              </w:rPr>
+              <w:t>Figure 2. Random Forest regression process</w:t>
+            </w:r>
+          </w:p>
+        </w:tc>
+        <w:tc>
+          <w:tcPr>
+            <w:tcW w:type="dxa" w:w="1440"/>
+            <w:tcBorders>
+              <w:top w:val="none"/>
+              <w:left w:val="none"/>
+              <w:bottom w:val="none"/>
+              <w:right w:val="none"/>
+            </w:tcBorders>
+          </w:tcPr>
+          <w:p>
+            <w:pPr>
+              <w:spacing w:after="40"/>
+              <w:jc w:val="right"/>
+            </w:pPr>
+            <w:r>
+              <w:rPr>
+                <w:b/>
+                <w:sz w:val="20"/>
+              </w:rPr>
+              <w:t>16</w:t>
+            </w:r>
+          </w:p>
+        </w:tc>
+      </w:tr>
+      <w:tr>
+        <w:tc>
+          <w:tcPr>
+            <w:tcW w:type="dxa" w:w="7920"/>
+            <w:tcBorders>
+              <w:top w:val="none"/>
+              <w:left w:val="none"/>
+              <w:bottom w:val="none"/>
+              <w:right w:val="none"/>
+            </w:tcBorders>
+          </w:tcPr>
+          <w:p>
+            <w:pPr>
+              <w:spacing w:after="40"/>
+              <w:jc w:val="left"/>
+            </w:pPr>
+            <w:r>
+              <w:rPr>
+                <w:sz w:val="20"/>
+              </w:rPr>
+              <w:t>Figure 3. Bayesian optimization process for hyperparameter tuning</w:t>
+            </w:r>
+          </w:p>
+        </w:tc>
+        <w:tc>
+          <w:tcPr>
+            <w:tcW w:type="dxa" w:w="1440"/>
+            <w:tcBorders>
+              <w:top w:val="none"/>
+              <w:left w:val="none"/>
+              <w:bottom w:val="none"/>
+              <w:right w:val="none"/>
+            </w:tcBorders>
+          </w:tcPr>
+          <w:p>
+            <w:pPr>
+              <w:spacing w:after="40"/>
+              <w:jc w:val="right"/>
+            </w:pPr>
+            <w:r>
+              <w:rPr>
+                <w:b/>
+                <w:sz w:val="20"/>
+              </w:rPr>
+              <w:t>16</w:t>
+            </w:r>
+          </w:p>
+        </w:tc>
+      </w:tr>
+      <w:tr>
+        <w:tc>
+          <w:tcPr>
+            <w:tcW w:type="dxa" w:w="7920"/>
+            <w:tcBorders>
+              <w:top w:val="none"/>
+              <w:left w:val="none"/>
+              <w:bottom w:val="none"/>
+              <w:right w:val="none"/>
+            </w:tcBorders>
+          </w:tcPr>
+          <w:p>
+            <w:pPr>
+              <w:spacing w:after="40"/>
+              <w:jc w:val="left"/>
+            </w:pPr>
+            <w:r>
+              <w:rPr>
+                <w:sz w:val="20"/>
+              </w:rPr>
+              <w:t>Figure 8.1. Battery degradation under randomized usage</w:t>
+            </w:r>
+          </w:p>
+        </w:tc>
+        <w:tc>
+          <w:tcPr>
+            <w:tcW w:type="dxa" w:w="1440"/>
+            <w:tcBorders>
+              <w:top w:val="none"/>
+              <w:left w:val="none"/>
+              <w:bottom w:val="none"/>
+              <w:right w:val="none"/>
+            </w:tcBorders>
+          </w:tcPr>
+          <w:p>
+            <w:pPr>
+              <w:spacing w:after="40"/>
+              <w:jc w:val="right"/>
+            </w:pPr>
+            <w:r>
+              <w:rPr>
+                <w:b/>
+                <w:sz w:val="20"/>
+              </w:rPr>
+              <w:t>19</w:t>
+            </w:r>
+          </w:p>
+        </w:tc>
+      </w:tr>
+      <w:tr>
+        <w:tc>
+          <w:tcPr>
+            <w:tcW w:type="dxa" w:w="7920"/>
+            <w:tcBorders>
+              <w:top w:val="none"/>
+              <w:left w:val="none"/>
+              <w:bottom w:val="none"/>
+              <w:right w:val="none"/>
+            </w:tcBorders>
+          </w:tcPr>
+          <w:p>
+            <w:pPr>
+              <w:spacing w:after="40"/>
+              <w:jc w:val="left"/>
+            </w:pPr>
+            <w:r>
+              <w:rPr>
+                <w:sz w:val="20"/>
+              </w:rPr>
+              <w:t>Figure 8.2. Actual versus predicted SoH</w:t>
+            </w:r>
+          </w:p>
+        </w:tc>
+        <w:tc>
+          <w:tcPr>
+            <w:tcW w:type="dxa" w:w="1440"/>
+            <w:tcBorders>
+              <w:top w:val="none"/>
+              <w:left w:val="none"/>
+              <w:bottom w:val="none"/>
+              <w:right w:val="none"/>
+            </w:tcBorders>
+          </w:tcPr>
+          <w:p>
+            <w:pPr>
+              <w:spacing w:after="40"/>
+              <w:jc w:val="right"/>
+            </w:pPr>
+            <w:r>
+              <w:rPr>
+                <w:b/>
+                <w:sz w:val="20"/>
+              </w:rPr>
+              <w:t>19</w:t>
+            </w:r>
+          </w:p>
+        </w:tc>
+      </w:tr>
+      <w:tr>
+        <w:tc>
+          <w:tcPr>
+            <w:tcW w:type="dxa" w:w="7920"/>
+            <w:tcBorders>
+              <w:top w:val="none"/>
+              <w:left w:val="none"/>
+              <w:bottom w:val="none"/>
+              <w:right w:val="none"/>
+            </w:tcBorders>
+          </w:tcPr>
+          <w:p>
+            <w:pPr>
+              <w:spacing w:after="40"/>
+              <w:jc w:val="left"/>
+            </w:pPr>
+            <w:r>
+              <w:rPr>
+                <w:sz w:val="20"/>
+              </w:rPr>
+              <w:t>Figure 8.3. Permutation importance of operating-history features</w:t>
+            </w:r>
+          </w:p>
+        </w:tc>
+        <w:tc>
+          <w:tcPr>
+            <w:tcW w:type="dxa" w:w="1440"/>
+            <w:tcBorders>
+              <w:top w:val="none"/>
+              <w:left w:val="none"/>
+              <w:bottom w:val="none"/>
+              <w:right w:val="none"/>
+            </w:tcBorders>
+          </w:tcPr>
+          <w:p>
+            <w:pPr>
+              <w:spacing w:after="40"/>
+              <w:jc w:val="right"/>
+            </w:pPr>
+            <w:r>
+              <w:rPr>
+                <w:b/>
+                <w:sz w:val="20"/>
+              </w:rPr>
+              <w:t>21</w:t>
+            </w:r>
+          </w:p>
+        </w:tc>
+      </w:tr>
+      <w:tr>
+        <w:tc>
+          <w:tcPr>
+            <w:tcW w:type="dxa" w:w="7920"/>
+            <w:tcBorders>
+              <w:top w:val="none"/>
+              <w:left w:val="none"/>
+              <w:bottom w:val="none"/>
+              <w:right w:val="none"/>
+            </w:tcBorders>
+          </w:tcPr>
+          <w:p>
+            <w:pPr>
+              <w:spacing w:after="40"/>
+              <w:jc w:val="left"/>
+            </w:pPr>
+            <w:r>
+              <w:rPr>
+                <w:sz w:val="20"/>
+              </w:rPr>
+              <w:t>Figure 8.4. SHAP explanation of SoH predictions</w:t>
+            </w:r>
+          </w:p>
+        </w:tc>
+        <w:tc>
+          <w:tcPr>
+            <w:tcW w:type="dxa" w:w="1440"/>
+            <w:tcBorders>
+              <w:top w:val="none"/>
+              <w:left w:val="none"/>
+              <w:bottom w:val="none"/>
+              <w:right w:val="none"/>
+            </w:tcBorders>
+          </w:tcPr>
+          <w:p>
+            <w:pPr>
+              <w:spacing w:after="40"/>
+              <w:jc w:val="right"/>
+            </w:pPr>
+            <w:r>
+              <w:rPr>
+                <w:b/>
+                <w:sz w:val="20"/>
+              </w:rPr>
+              <w:t>21</w:t>
+            </w:r>
+          </w:p>
+        </w:tc>
+      </w:tr>
+    </w:tbl>
     <w:p>
       <w:r>
         <w:br w:type="page"/>
@@ -4519,7 +6022,7 @@
         <w:rPr>
           <w:sz w:val="23"/>
         </w:rPr>
-        <w:t>The project evaluates six regression algorithms covering linear baselines and non-linear ensembles: Linear Regression, Ridge, Elastic Net, Random Forest, Extra Trees, and Gradient Boosting.</w:t>
+        <w:t>The project evaluates six regression algorithms covering linear baselines and non-linear ensembles: Linear Regression, Ridge, Elastic Net, Random Forest, Extra Trees, and Gradient Boosting. Figure 2 illustrates the Random Forest decision tree ensemble mechanism for aggregating multi-tree predictions into a robust SoH estimate.</w:t>
       </w:r>
     </w:p>
     <w:p>
@@ -4577,6 +6080,18 @@
           <w:sz w:val="20"/>
         </w:rPr>
         <w:t>Figure 2. Random Forest regression process</w:t>
+      </w:r>
+    </w:p>
+    <w:p>
+      <w:pPr>
+        <w:spacing w:after="120" w:line="276" w:lineRule="auto"/>
+        <w:jc w:val="both"/>
+      </w:pPr>
+      <w:r>
+        <w:rPr>
+          <w:sz w:val="23"/>
+        </w:rPr>
+        <w:t>To identify optimal hyperparameter configurations efficiently across tree depth, estimator counts, and learning rates, Bayesian Optimization with Gaussian Process surrogates is employed, as illustrated in Figure 3.</w:t>
       </w:r>
     </w:p>
     <w:p>
